--- a/content/templates/openagreements-employment-offer-letter/template.docx
+++ b/content/templates/openagreements-employment-offer-letter/template.docx
@@ -112,6 +112,8 @@
                 <w:rFonts w:ascii="Arial" w:cs="Arial" w:eastAsia="Arial" w:hAnsi="Arial"/>
                 <w:b/>
                 <w:bCs/>
+                <w:i w:val="false"/>
+                <w:iCs w:val="false"/>
                 <w:color w:val="1D2021"/>
                 <w:sz w:val="22"/>
                 <w:szCs w:val="22"/>
@@ -186,6 +188,8 @@
                 <w:rFonts w:ascii="Arial" w:cs="Arial" w:eastAsia="Arial" w:hAnsi="Arial"/>
                 <w:b/>
                 <w:bCs/>
+                <w:i w:val="false"/>
+                <w:iCs w:val="false"/>
                 <w:color w:val="1D2021"/>
                 <w:sz w:val="22"/>
                 <w:szCs w:val="22"/>
@@ -260,6 +264,8 @@
                 <w:rFonts w:ascii="Arial" w:cs="Arial" w:eastAsia="Arial" w:hAnsi="Arial"/>
                 <w:b/>
                 <w:bCs/>
+                <w:i w:val="false"/>
+                <w:iCs w:val="false"/>
                 <w:color w:val="1D2021"/>
                 <w:sz w:val="22"/>
                 <w:szCs w:val="22"/>
@@ -334,6 +340,8 @@
                 <w:rFonts w:ascii="Arial" w:cs="Arial" w:eastAsia="Arial" w:hAnsi="Arial"/>
                 <w:b/>
                 <w:bCs/>
+                <w:i w:val="false"/>
+                <w:iCs w:val="false"/>
                 <w:color w:val="1D2021"/>
                 <w:sz w:val="22"/>
                 <w:szCs w:val="22"/>
@@ -408,6 +416,8 @@
                 <w:rFonts w:ascii="Arial" w:cs="Arial" w:eastAsia="Arial" w:hAnsi="Arial"/>
                 <w:b/>
                 <w:bCs/>
+                <w:i w:val="false"/>
+                <w:iCs w:val="false"/>
                 <w:color w:val="1D2021"/>
                 <w:sz w:val="22"/>
                 <w:szCs w:val="22"/>
@@ -482,6 +492,8 @@
                 <w:rFonts w:ascii="Arial" w:cs="Arial" w:eastAsia="Arial" w:hAnsi="Arial"/>
                 <w:b/>
                 <w:bCs/>
+                <w:i w:val="false"/>
+                <w:iCs w:val="false"/>
                 <w:color w:val="1D2021"/>
                 <w:sz w:val="22"/>
                 <w:szCs w:val="22"/>
@@ -556,6 +568,8 @@
                 <w:rFonts w:ascii="Arial" w:cs="Arial" w:eastAsia="Arial" w:hAnsi="Arial"/>
                 <w:b/>
                 <w:bCs/>
+                <w:i w:val="false"/>
+                <w:iCs w:val="false"/>
                 <w:color w:val="1D2021"/>
                 <w:sz w:val="22"/>
                 <w:szCs w:val="22"/>
@@ -623,6 +637,18 @@
           </w:tcPr>
           <w:p>
             <w:pPr>
+              <w:spacing w:after="0" w:line="0"/>
+            </w:pPr>
+            <w:r>
+              <w:rPr>
+                <w:sz w:val="1"/>
+                <w:szCs w:val="1"/>
+              </w:rPr>
+              <w:t xml:space="preserve">{IF bonus_terms}</w:t>
+            </w:r>
+          </w:p>
+          <w:p>
+            <w:pPr>
               <w:spacing w:after="0" w:line="340"/>
             </w:pPr>
             <w:r>
@@ -630,11 +656,13 @@
                 <w:rFonts w:ascii="Arial" w:cs="Arial" w:eastAsia="Arial" w:hAnsi="Arial"/>
                 <w:b/>
                 <w:bCs/>
+                <w:i w:val="false"/>
+                <w:iCs w:val="false"/>
                 <w:color w:val="1D2021"/>
                 <w:sz w:val="22"/>
                 <w:szCs w:val="22"/>
               </w:rPr>
-              <w:t xml:space="preserve">{IF bonus_terms}Bonus Terms</w:t>
+              <w:t xml:space="preserve">Bonus Terms</w:t>
             </w:r>
           </w:p>
         </w:tc>
@@ -697,6 +725,18 @@
           </w:tcPr>
           <w:p>
             <w:pPr>
+              <w:spacing w:after="0" w:line="0"/>
+            </w:pPr>
+            <w:r>
+              <w:rPr>
+                <w:sz w:val="1"/>
+                <w:szCs w:val="1"/>
+              </w:rPr>
+              <w:t xml:space="preserve">{IF equity_terms}</w:t>
+            </w:r>
+          </w:p>
+          <w:p>
+            <w:pPr>
               <w:spacing w:after="0" w:line="340"/>
             </w:pPr>
             <w:r>
@@ -704,11 +744,13 @@
                 <w:rFonts w:ascii="Arial" w:cs="Arial" w:eastAsia="Arial" w:hAnsi="Arial"/>
                 <w:b/>
                 <w:bCs/>
+                <w:i w:val="false"/>
+                <w:iCs w:val="false"/>
                 <w:color w:val="1D2021"/>
                 <w:sz w:val="22"/>
                 <w:szCs w:val="22"/>
               </w:rPr>
-              <w:t xml:space="preserve">{IF equity_terms}Equity Terms</w:t>
+              <w:t xml:space="preserve">Equity Terms</w:t>
             </w:r>
           </w:p>
         </w:tc>
@@ -778,6 +820,8 @@
                 <w:rFonts w:ascii="Arial" w:cs="Arial" w:eastAsia="Arial" w:hAnsi="Arial"/>
                 <w:b/>
                 <w:bCs/>
+                <w:i w:val="false"/>
+                <w:iCs w:val="false"/>
                 <w:color w:val="1D2021"/>
                 <w:sz w:val="22"/>
                 <w:szCs w:val="22"/>
@@ -852,6 +896,8 @@
                 <w:rFonts w:ascii="Arial" w:cs="Arial" w:eastAsia="Arial" w:hAnsi="Arial"/>
                 <w:b/>
                 <w:bCs/>
+                <w:i w:val="false"/>
+                <w:iCs w:val="false"/>
                 <w:color w:val="1D2021"/>
                 <w:sz w:val="22"/>
                 <w:szCs w:val="22"/>
@@ -926,6 +972,8 @@
                 <w:rFonts w:ascii="Arial" w:cs="Arial" w:eastAsia="Arial" w:hAnsi="Arial"/>
                 <w:b/>
                 <w:bCs/>
+                <w:i w:val="false"/>
+                <w:iCs w:val="false"/>
                 <w:color w:val="1D2021"/>
                 <w:sz w:val="22"/>
                 <w:szCs w:val="22"/>

--- a/content/templates/openagreements-employment-offer-letter/template.docx
+++ b/content/templates/openagreements-employment-offer-letter/template.docx
@@ -96,9 +96,9 @@
               <w:right w:val="nil" w:color="FFFFFF" w:sz="0"/>
             </w:tcBorders>
             <w:tcMar>
-              <w:top w:type="dxa" w:w="144"/>
-              <w:left w:type="dxa" w:w="115"/>
-              <w:bottom w:type="dxa" w:w="144"/>
+              <w:top w:type="dxa" w:w="32"/>
+              <w:left w:type="dxa" w:w="115"/>
+              <w:bottom w:type="dxa" w:w="32"/>
               <w:right w:type="dxa" w:w="115"/>
             </w:tcMar>
             <w:vAlign w:val="center"/>
@@ -131,9 +131,9 @@
               <w:right w:val="nil" w:color="FFFFFF" w:sz="0"/>
             </w:tcBorders>
             <w:tcMar>
-              <w:top w:type="dxa" w:w="144"/>
-              <w:left w:type="dxa" w:w="115"/>
-              <w:bottom w:type="dxa" w:w="144"/>
+              <w:top w:type="dxa" w:w="32"/>
+              <w:left w:type="dxa" w:w="115"/>
+              <w:bottom w:type="dxa" w:w="32"/>
               <w:right w:type="dxa" w:w="115"/>
             </w:tcMar>
             <w:vAlign w:val="center"/>
@@ -172,9 +172,9 @@
               <w:right w:val="nil" w:color="FFFFFF" w:sz="0"/>
             </w:tcBorders>
             <w:tcMar>
-              <w:top w:type="dxa" w:w="144"/>
-              <w:left w:type="dxa" w:w="115"/>
-              <w:bottom w:type="dxa" w:w="144"/>
+              <w:top w:type="dxa" w:w="32"/>
+              <w:left w:type="dxa" w:w="115"/>
+              <w:bottom w:type="dxa" w:w="32"/>
               <w:right w:type="dxa" w:w="115"/>
             </w:tcMar>
             <w:vAlign w:val="center"/>
@@ -207,9 +207,9 @@
               <w:right w:val="nil" w:color="FFFFFF" w:sz="0"/>
             </w:tcBorders>
             <w:tcMar>
-              <w:top w:type="dxa" w:w="144"/>
-              <w:left w:type="dxa" w:w="115"/>
-              <w:bottom w:type="dxa" w:w="144"/>
+              <w:top w:type="dxa" w:w="32"/>
+              <w:left w:type="dxa" w:w="115"/>
+              <w:bottom w:type="dxa" w:w="32"/>
               <w:right w:type="dxa" w:w="115"/>
             </w:tcMar>
             <w:vAlign w:val="center"/>
@@ -248,9 +248,9 @@
               <w:right w:val="nil" w:color="FFFFFF" w:sz="0"/>
             </w:tcBorders>
             <w:tcMar>
-              <w:top w:type="dxa" w:w="144"/>
-              <w:left w:type="dxa" w:w="115"/>
-              <w:bottom w:type="dxa" w:w="144"/>
+              <w:top w:type="dxa" w:w="32"/>
+              <w:left w:type="dxa" w:w="115"/>
+              <w:bottom w:type="dxa" w:w="32"/>
               <w:right w:type="dxa" w:w="115"/>
             </w:tcMar>
             <w:vAlign w:val="center"/>
@@ -283,9 +283,9 @@
               <w:right w:val="nil" w:color="FFFFFF" w:sz="0"/>
             </w:tcBorders>
             <w:tcMar>
-              <w:top w:type="dxa" w:w="144"/>
-              <w:left w:type="dxa" w:w="115"/>
-              <w:bottom w:type="dxa" w:w="144"/>
+              <w:top w:type="dxa" w:w="32"/>
+              <w:left w:type="dxa" w:w="115"/>
+              <w:bottom w:type="dxa" w:w="32"/>
               <w:right w:type="dxa" w:w="115"/>
             </w:tcMar>
             <w:vAlign w:val="center"/>
@@ -324,9 +324,9 @@
               <w:right w:val="nil" w:color="FFFFFF" w:sz="0"/>
             </w:tcBorders>
             <w:tcMar>
-              <w:top w:type="dxa" w:w="144"/>
-              <w:left w:type="dxa" w:w="115"/>
-              <w:bottom w:type="dxa" w:w="144"/>
+              <w:top w:type="dxa" w:w="32"/>
+              <w:left w:type="dxa" w:w="115"/>
+              <w:bottom w:type="dxa" w:w="32"/>
               <w:right w:type="dxa" w:w="115"/>
             </w:tcMar>
             <w:vAlign w:val="center"/>
@@ -359,9 +359,9 @@
               <w:right w:val="nil" w:color="FFFFFF" w:sz="0"/>
             </w:tcBorders>
             <w:tcMar>
-              <w:top w:type="dxa" w:w="144"/>
-              <w:left w:type="dxa" w:w="115"/>
-              <w:bottom w:type="dxa" w:w="144"/>
+              <w:top w:type="dxa" w:w="32"/>
+              <w:left w:type="dxa" w:w="115"/>
+              <w:bottom w:type="dxa" w:w="32"/>
               <w:right w:type="dxa" w:w="115"/>
             </w:tcMar>
             <w:vAlign w:val="center"/>
@@ -400,9 +400,9 @@
               <w:right w:val="nil" w:color="FFFFFF" w:sz="0"/>
             </w:tcBorders>
             <w:tcMar>
-              <w:top w:type="dxa" w:w="144"/>
-              <w:left w:type="dxa" w:w="115"/>
-              <w:bottom w:type="dxa" w:w="144"/>
+              <w:top w:type="dxa" w:w="32"/>
+              <w:left w:type="dxa" w:w="115"/>
+              <w:bottom w:type="dxa" w:w="32"/>
               <w:right w:type="dxa" w:w="115"/>
             </w:tcMar>
             <w:vAlign w:val="center"/>
@@ -435,9 +435,9 @@
               <w:right w:val="nil" w:color="FFFFFF" w:sz="0"/>
             </w:tcBorders>
             <w:tcMar>
-              <w:top w:type="dxa" w:w="144"/>
-              <w:left w:type="dxa" w:w="115"/>
-              <w:bottom w:type="dxa" w:w="144"/>
+              <w:top w:type="dxa" w:w="32"/>
+              <w:left w:type="dxa" w:w="115"/>
+              <w:bottom w:type="dxa" w:w="32"/>
               <w:right w:type="dxa" w:w="115"/>
             </w:tcMar>
             <w:vAlign w:val="center"/>
@@ -476,9 +476,9 @@
               <w:right w:val="nil" w:color="FFFFFF" w:sz="0"/>
             </w:tcBorders>
             <w:tcMar>
-              <w:top w:type="dxa" w:w="144"/>
-              <w:left w:type="dxa" w:w="115"/>
-              <w:bottom w:type="dxa" w:w="144"/>
+              <w:top w:type="dxa" w:w="32"/>
+              <w:left w:type="dxa" w:w="115"/>
+              <w:bottom w:type="dxa" w:w="32"/>
               <w:right w:type="dxa" w:w="115"/>
             </w:tcMar>
             <w:vAlign w:val="center"/>
@@ -511,9 +511,9 @@
               <w:right w:val="nil" w:color="FFFFFF" w:sz="0"/>
             </w:tcBorders>
             <w:tcMar>
-              <w:top w:type="dxa" w:w="144"/>
-              <w:left w:type="dxa" w:w="115"/>
-              <w:bottom w:type="dxa" w:w="144"/>
+              <w:top w:type="dxa" w:w="32"/>
+              <w:left w:type="dxa" w:w="115"/>
+              <w:bottom w:type="dxa" w:w="32"/>
               <w:right w:type="dxa" w:w="115"/>
             </w:tcMar>
             <w:vAlign w:val="center"/>
@@ -552,9 +552,9 @@
               <w:right w:val="nil" w:color="FFFFFF" w:sz="0"/>
             </w:tcBorders>
             <w:tcMar>
-              <w:top w:type="dxa" w:w="144"/>
-              <w:left w:type="dxa" w:w="115"/>
-              <w:bottom w:type="dxa" w:w="144"/>
+              <w:top w:type="dxa" w:w="32"/>
+              <w:left w:type="dxa" w:w="115"/>
+              <w:bottom w:type="dxa" w:w="32"/>
               <w:right w:type="dxa" w:w="115"/>
             </w:tcMar>
             <w:vAlign w:val="center"/>
@@ -587,9 +587,9 @@
               <w:right w:val="nil" w:color="FFFFFF" w:sz="0"/>
             </w:tcBorders>
             <w:tcMar>
-              <w:top w:type="dxa" w:w="144"/>
-              <w:left w:type="dxa" w:w="115"/>
-              <w:bottom w:type="dxa" w:w="144"/>
+              <w:top w:type="dxa" w:w="32"/>
+              <w:left w:type="dxa" w:w="115"/>
+              <w:bottom w:type="dxa" w:w="32"/>
               <w:right w:type="dxa" w:w="115"/>
             </w:tcMar>
             <w:vAlign w:val="center"/>
@@ -628,9 +628,9 @@
               <w:right w:val="nil" w:color="FFFFFF" w:sz="0"/>
             </w:tcBorders>
             <w:tcMar>
-              <w:top w:type="dxa" w:w="144"/>
-              <w:left w:type="dxa" w:w="115"/>
-              <w:bottom w:type="dxa" w:w="144"/>
+              <w:top w:type="dxa" w:w="32"/>
+              <w:left w:type="dxa" w:w="115"/>
+              <w:bottom w:type="dxa" w:w="32"/>
               <w:right w:type="dxa" w:w="115"/>
             </w:tcMar>
             <w:vAlign w:val="center"/>
@@ -675,9 +675,9 @@
               <w:right w:val="nil" w:color="FFFFFF" w:sz="0"/>
             </w:tcBorders>
             <w:tcMar>
-              <w:top w:type="dxa" w:w="144"/>
-              <w:left w:type="dxa" w:w="115"/>
-              <w:bottom w:type="dxa" w:w="144"/>
+              <w:top w:type="dxa" w:w="32"/>
+              <w:left w:type="dxa" w:w="115"/>
+              <w:bottom w:type="dxa" w:w="32"/>
               <w:right w:type="dxa" w:w="115"/>
             </w:tcMar>
             <w:vAlign w:val="center"/>
@@ -716,9 +716,9 @@
               <w:right w:val="nil" w:color="FFFFFF" w:sz="0"/>
             </w:tcBorders>
             <w:tcMar>
-              <w:top w:type="dxa" w:w="144"/>
-              <w:left w:type="dxa" w:w="115"/>
-              <w:bottom w:type="dxa" w:w="144"/>
+              <w:top w:type="dxa" w:w="32"/>
+              <w:left w:type="dxa" w:w="115"/>
+              <w:bottom w:type="dxa" w:w="32"/>
               <w:right w:type="dxa" w:w="115"/>
             </w:tcMar>
             <w:vAlign w:val="center"/>
@@ -763,9 +763,9 @@
               <w:right w:val="nil" w:color="FFFFFF" w:sz="0"/>
             </w:tcBorders>
             <w:tcMar>
-              <w:top w:type="dxa" w:w="144"/>
-              <w:left w:type="dxa" w:w="115"/>
-              <w:bottom w:type="dxa" w:w="144"/>
+              <w:top w:type="dxa" w:w="32"/>
+              <w:left w:type="dxa" w:w="115"/>
+              <w:bottom w:type="dxa" w:w="32"/>
               <w:right w:type="dxa" w:w="115"/>
             </w:tcMar>
             <w:vAlign w:val="center"/>
@@ -804,9 +804,9 @@
               <w:right w:val="nil" w:color="FFFFFF" w:sz="0"/>
             </w:tcBorders>
             <w:tcMar>
-              <w:top w:type="dxa" w:w="144"/>
-              <w:left w:type="dxa" w:w="115"/>
-              <w:bottom w:type="dxa" w:w="144"/>
+              <w:top w:type="dxa" w:w="32"/>
+              <w:left w:type="dxa" w:w="115"/>
+              <w:bottom w:type="dxa" w:w="32"/>
               <w:right w:type="dxa" w:w="115"/>
             </w:tcMar>
             <w:vAlign w:val="center"/>
@@ -839,9 +839,9 @@
               <w:right w:val="nil" w:color="FFFFFF" w:sz="0"/>
             </w:tcBorders>
             <w:tcMar>
-              <w:top w:type="dxa" w:w="144"/>
-              <w:left w:type="dxa" w:w="115"/>
-              <w:bottom w:type="dxa" w:w="144"/>
+              <w:top w:type="dxa" w:w="32"/>
+              <w:left w:type="dxa" w:w="115"/>
+              <w:bottom w:type="dxa" w:w="32"/>
               <w:right w:type="dxa" w:w="115"/>
             </w:tcMar>
             <w:vAlign w:val="center"/>
@@ -880,9 +880,9 @@
               <w:right w:val="nil" w:color="FFFFFF" w:sz="0"/>
             </w:tcBorders>
             <w:tcMar>
-              <w:top w:type="dxa" w:w="144"/>
-              <w:left w:type="dxa" w:w="115"/>
-              <w:bottom w:type="dxa" w:w="144"/>
+              <w:top w:type="dxa" w:w="32"/>
+              <w:left w:type="dxa" w:w="115"/>
+              <w:bottom w:type="dxa" w:w="32"/>
               <w:right w:type="dxa" w:w="115"/>
             </w:tcMar>
             <w:vAlign w:val="center"/>
@@ -915,9 +915,9 @@
               <w:right w:val="nil" w:color="FFFFFF" w:sz="0"/>
             </w:tcBorders>
             <w:tcMar>
-              <w:top w:type="dxa" w:w="144"/>
-              <w:left w:type="dxa" w:w="115"/>
-              <w:bottom w:type="dxa" w:w="144"/>
+              <w:top w:type="dxa" w:w="32"/>
+              <w:left w:type="dxa" w:w="115"/>
+              <w:bottom w:type="dxa" w:w="32"/>
               <w:right w:type="dxa" w:w="115"/>
             </w:tcMar>
             <w:vAlign w:val="center"/>
@@ -956,9 +956,9 @@
               <w:right w:val="nil" w:color="FFFFFF" w:sz="0"/>
             </w:tcBorders>
             <w:tcMar>
-              <w:top w:type="dxa" w:w="144"/>
-              <w:left w:type="dxa" w:w="115"/>
-              <w:bottom w:type="dxa" w:w="144"/>
+              <w:top w:type="dxa" w:w="32"/>
+              <w:left w:type="dxa" w:w="115"/>
+              <w:bottom w:type="dxa" w:w="32"/>
               <w:right w:type="dxa" w:w="115"/>
             </w:tcMar>
             <w:vAlign w:val="center"/>
@@ -991,9 +991,9 @@
               <w:right w:val="nil" w:color="FFFFFF" w:sz="0"/>
             </w:tcBorders>
             <w:tcMar>
-              <w:top w:type="dxa" w:w="144"/>
-              <w:left w:type="dxa" w:w="115"/>
-              <w:bottom w:type="dxa" w:w="144"/>
+              <w:top w:type="dxa" w:w="32"/>
+              <w:left w:type="dxa" w:w="115"/>
+              <w:bottom w:type="dxa" w:w="32"/>
               <w:right w:type="dxa" w:w="115"/>
             </w:tcMar>
             <w:vAlign w:val="center"/>

--- a/content/templates/openagreements-employment-offer-letter/template.docx
+++ b/content/templates/openagreements-employment-offer-letter/template.docx
@@ -44,9 +44,9 @@
               <w:right w:val="nil" w:color="FFFFFF" w:sz="0"/>
             </w:tcBorders>
             <w:tcMar>
-              <w:top w:type="dxa" w:w="144"/>
-              <w:left w:type="dxa" w:w="115"/>
-              <w:bottom w:type="dxa" w:w="144"/>
+              <w:top w:type="dxa" w:w="80"/>
+              <w:left w:type="dxa" w:w="115"/>
+              <w:bottom w:type="dxa" w:w="80"/>
               <w:right w:type="dxa" w:w="115"/>
             </w:tcMar>
             <w:vAlign w:val="center"/>
@@ -96,16 +96,16 @@
               <w:right w:val="nil" w:color="FFFFFF" w:sz="0"/>
             </w:tcBorders>
             <w:tcMar>
-              <w:top w:type="dxa" w:w="32"/>
-              <w:left w:type="dxa" w:w="115"/>
-              <w:bottom w:type="dxa" w:w="32"/>
-              <w:right w:type="dxa" w:w="115"/>
-            </w:tcMar>
-            <w:vAlign w:val="center"/>
-          </w:tcPr>
-          <w:p>
-            <w:pPr>
-              <w:spacing w:after="0" w:line="340"/>
+              <w:top w:type="dxa" w:w="80"/>
+              <w:left w:type="dxa" w:w="115"/>
+              <w:bottom w:type="dxa" w:w="80"/>
+              <w:right w:type="dxa" w:w="115"/>
+            </w:tcMar>
+            <w:vAlign w:val="center"/>
+          </w:tcPr>
+          <w:p>
+            <w:pPr>
+              <w:spacing w:before="0" w:after="0" w:line="340"/>
             </w:pPr>
             <w:r>
               <w:rPr>
@@ -131,9 +131,9 @@
               <w:right w:val="nil" w:color="FFFFFF" w:sz="0"/>
             </w:tcBorders>
             <w:tcMar>
-              <w:top w:type="dxa" w:w="32"/>
-              <w:left w:type="dxa" w:w="115"/>
-              <w:bottom w:type="dxa" w:w="32"/>
+              <w:top w:type="dxa" w:w="80"/>
+              <w:left w:type="dxa" w:w="115"/>
+              <w:bottom w:type="dxa" w:w="80"/>
               <w:right w:type="dxa" w:w="115"/>
             </w:tcMar>
             <w:vAlign w:val="center"/>
@@ -172,16 +172,16 @@
               <w:right w:val="nil" w:color="FFFFFF" w:sz="0"/>
             </w:tcBorders>
             <w:tcMar>
-              <w:top w:type="dxa" w:w="32"/>
-              <w:left w:type="dxa" w:w="115"/>
-              <w:bottom w:type="dxa" w:w="32"/>
-              <w:right w:type="dxa" w:w="115"/>
-            </w:tcMar>
-            <w:vAlign w:val="center"/>
-          </w:tcPr>
-          <w:p>
-            <w:pPr>
-              <w:spacing w:after="0" w:line="340"/>
+              <w:top w:type="dxa" w:w="80"/>
+              <w:left w:type="dxa" w:w="115"/>
+              <w:bottom w:type="dxa" w:w="80"/>
+              <w:right w:type="dxa" w:w="115"/>
+            </w:tcMar>
+            <w:vAlign w:val="center"/>
+          </w:tcPr>
+          <w:p>
+            <w:pPr>
+              <w:spacing w:before="0" w:after="0" w:line="340"/>
             </w:pPr>
             <w:r>
               <w:rPr>
@@ -207,9 +207,9 @@
               <w:right w:val="nil" w:color="FFFFFF" w:sz="0"/>
             </w:tcBorders>
             <w:tcMar>
-              <w:top w:type="dxa" w:w="32"/>
-              <w:left w:type="dxa" w:w="115"/>
-              <w:bottom w:type="dxa" w:w="32"/>
+              <w:top w:type="dxa" w:w="80"/>
+              <w:left w:type="dxa" w:w="115"/>
+              <w:bottom w:type="dxa" w:w="80"/>
               <w:right w:type="dxa" w:w="115"/>
             </w:tcMar>
             <w:vAlign w:val="center"/>
@@ -248,16 +248,16 @@
               <w:right w:val="nil" w:color="FFFFFF" w:sz="0"/>
             </w:tcBorders>
             <w:tcMar>
-              <w:top w:type="dxa" w:w="32"/>
-              <w:left w:type="dxa" w:w="115"/>
-              <w:bottom w:type="dxa" w:w="32"/>
-              <w:right w:type="dxa" w:w="115"/>
-            </w:tcMar>
-            <w:vAlign w:val="center"/>
-          </w:tcPr>
-          <w:p>
-            <w:pPr>
-              <w:spacing w:after="0" w:line="340"/>
+              <w:top w:type="dxa" w:w="80"/>
+              <w:left w:type="dxa" w:w="115"/>
+              <w:bottom w:type="dxa" w:w="80"/>
+              <w:right w:type="dxa" w:w="115"/>
+            </w:tcMar>
+            <w:vAlign w:val="center"/>
+          </w:tcPr>
+          <w:p>
+            <w:pPr>
+              <w:spacing w:before="0" w:after="0" w:line="340"/>
             </w:pPr>
             <w:r>
               <w:rPr>
@@ -283,9 +283,9 @@
               <w:right w:val="nil" w:color="FFFFFF" w:sz="0"/>
             </w:tcBorders>
             <w:tcMar>
-              <w:top w:type="dxa" w:w="32"/>
-              <w:left w:type="dxa" w:w="115"/>
-              <w:bottom w:type="dxa" w:w="32"/>
+              <w:top w:type="dxa" w:w="80"/>
+              <w:left w:type="dxa" w:w="115"/>
+              <w:bottom w:type="dxa" w:w="80"/>
               <w:right w:type="dxa" w:w="115"/>
             </w:tcMar>
             <w:vAlign w:val="center"/>
@@ -324,16 +324,16 @@
               <w:right w:val="nil" w:color="FFFFFF" w:sz="0"/>
             </w:tcBorders>
             <w:tcMar>
-              <w:top w:type="dxa" w:w="32"/>
-              <w:left w:type="dxa" w:w="115"/>
-              <w:bottom w:type="dxa" w:w="32"/>
-              <w:right w:type="dxa" w:w="115"/>
-            </w:tcMar>
-            <w:vAlign w:val="center"/>
-          </w:tcPr>
-          <w:p>
-            <w:pPr>
-              <w:spacing w:after="0" w:line="340"/>
+              <w:top w:type="dxa" w:w="80"/>
+              <w:left w:type="dxa" w:w="115"/>
+              <w:bottom w:type="dxa" w:w="80"/>
+              <w:right w:type="dxa" w:w="115"/>
+            </w:tcMar>
+            <w:vAlign w:val="center"/>
+          </w:tcPr>
+          <w:p>
+            <w:pPr>
+              <w:spacing w:before="0" w:after="0" w:line="340"/>
             </w:pPr>
             <w:r>
               <w:rPr>
@@ -359,9 +359,9 @@
               <w:right w:val="nil" w:color="FFFFFF" w:sz="0"/>
             </w:tcBorders>
             <w:tcMar>
-              <w:top w:type="dxa" w:w="32"/>
-              <w:left w:type="dxa" w:w="115"/>
-              <w:bottom w:type="dxa" w:w="32"/>
+              <w:top w:type="dxa" w:w="80"/>
+              <w:left w:type="dxa" w:w="115"/>
+              <w:bottom w:type="dxa" w:w="80"/>
               <w:right w:type="dxa" w:w="115"/>
             </w:tcMar>
             <w:vAlign w:val="center"/>
@@ -400,16 +400,16 @@
               <w:right w:val="nil" w:color="FFFFFF" w:sz="0"/>
             </w:tcBorders>
             <w:tcMar>
-              <w:top w:type="dxa" w:w="32"/>
-              <w:left w:type="dxa" w:w="115"/>
-              <w:bottom w:type="dxa" w:w="32"/>
-              <w:right w:type="dxa" w:w="115"/>
-            </w:tcMar>
-            <w:vAlign w:val="center"/>
-          </w:tcPr>
-          <w:p>
-            <w:pPr>
-              <w:spacing w:after="0" w:line="340"/>
+              <w:top w:type="dxa" w:w="80"/>
+              <w:left w:type="dxa" w:w="115"/>
+              <w:bottom w:type="dxa" w:w="80"/>
+              <w:right w:type="dxa" w:w="115"/>
+            </w:tcMar>
+            <w:vAlign w:val="center"/>
+          </w:tcPr>
+          <w:p>
+            <w:pPr>
+              <w:spacing w:before="0" w:after="0" w:line="340"/>
             </w:pPr>
             <w:r>
               <w:rPr>
@@ -435,9 +435,9 @@
               <w:right w:val="nil" w:color="FFFFFF" w:sz="0"/>
             </w:tcBorders>
             <w:tcMar>
-              <w:top w:type="dxa" w:w="32"/>
-              <w:left w:type="dxa" w:w="115"/>
-              <w:bottom w:type="dxa" w:w="32"/>
+              <w:top w:type="dxa" w:w="80"/>
+              <w:left w:type="dxa" w:w="115"/>
+              <w:bottom w:type="dxa" w:w="80"/>
               <w:right w:type="dxa" w:w="115"/>
             </w:tcMar>
             <w:vAlign w:val="center"/>
@@ -476,16 +476,16 @@
               <w:right w:val="nil" w:color="FFFFFF" w:sz="0"/>
             </w:tcBorders>
             <w:tcMar>
-              <w:top w:type="dxa" w:w="32"/>
-              <w:left w:type="dxa" w:w="115"/>
-              <w:bottom w:type="dxa" w:w="32"/>
-              <w:right w:type="dxa" w:w="115"/>
-            </w:tcMar>
-            <w:vAlign w:val="center"/>
-          </w:tcPr>
-          <w:p>
-            <w:pPr>
-              <w:spacing w:after="0" w:line="340"/>
+              <w:top w:type="dxa" w:w="80"/>
+              <w:left w:type="dxa" w:w="115"/>
+              <w:bottom w:type="dxa" w:w="80"/>
+              <w:right w:type="dxa" w:w="115"/>
+            </w:tcMar>
+            <w:vAlign w:val="center"/>
+          </w:tcPr>
+          <w:p>
+            <w:pPr>
+              <w:spacing w:before="0" w:after="0" w:line="340"/>
             </w:pPr>
             <w:r>
               <w:rPr>
@@ -511,9 +511,9 @@
               <w:right w:val="nil" w:color="FFFFFF" w:sz="0"/>
             </w:tcBorders>
             <w:tcMar>
-              <w:top w:type="dxa" w:w="32"/>
-              <w:left w:type="dxa" w:w="115"/>
-              <w:bottom w:type="dxa" w:w="32"/>
+              <w:top w:type="dxa" w:w="80"/>
+              <w:left w:type="dxa" w:w="115"/>
+              <w:bottom w:type="dxa" w:w="80"/>
               <w:right w:type="dxa" w:w="115"/>
             </w:tcMar>
             <w:vAlign w:val="center"/>
@@ -552,16 +552,16 @@
               <w:right w:val="nil" w:color="FFFFFF" w:sz="0"/>
             </w:tcBorders>
             <w:tcMar>
-              <w:top w:type="dxa" w:w="32"/>
-              <w:left w:type="dxa" w:w="115"/>
-              <w:bottom w:type="dxa" w:w="32"/>
-              <w:right w:type="dxa" w:w="115"/>
-            </w:tcMar>
-            <w:vAlign w:val="center"/>
-          </w:tcPr>
-          <w:p>
-            <w:pPr>
-              <w:spacing w:after="0" w:line="340"/>
+              <w:top w:type="dxa" w:w="80"/>
+              <w:left w:type="dxa" w:w="115"/>
+              <w:bottom w:type="dxa" w:w="80"/>
+              <w:right w:type="dxa" w:w="115"/>
+            </w:tcMar>
+            <w:vAlign w:val="center"/>
+          </w:tcPr>
+          <w:p>
+            <w:pPr>
+              <w:spacing w:before="0" w:after="0" w:line="340"/>
             </w:pPr>
             <w:r>
               <w:rPr>
@@ -587,9 +587,9 @@
               <w:right w:val="nil" w:color="FFFFFF" w:sz="0"/>
             </w:tcBorders>
             <w:tcMar>
-              <w:top w:type="dxa" w:w="32"/>
-              <w:left w:type="dxa" w:w="115"/>
-              <w:bottom w:type="dxa" w:w="32"/>
+              <w:top w:type="dxa" w:w="80"/>
+              <w:left w:type="dxa" w:w="115"/>
+              <w:bottom w:type="dxa" w:w="80"/>
               <w:right w:type="dxa" w:w="115"/>
             </w:tcMar>
             <w:vAlign w:val="center"/>
@@ -628,28 +628,16 @@
               <w:right w:val="nil" w:color="FFFFFF" w:sz="0"/>
             </w:tcBorders>
             <w:tcMar>
-              <w:top w:type="dxa" w:w="32"/>
-              <w:left w:type="dxa" w:w="115"/>
-              <w:bottom w:type="dxa" w:w="32"/>
-              <w:right w:type="dxa" w:w="115"/>
-            </w:tcMar>
-            <w:vAlign w:val="center"/>
-          </w:tcPr>
-          <w:p>
-            <w:pPr>
-              <w:spacing w:after="0" w:line="0"/>
-            </w:pPr>
-            <w:r>
-              <w:rPr>
-                <w:sz w:val="1"/>
-                <w:szCs w:val="1"/>
-              </w:rPr>
-              <w:t xml:space="preserve">{IF bonus_terms}</w:t>
-            </w:r>
-          </w:p>
-          <w:p>
-            <w:pPr>
-              <w:spacing w:after="0" w:line="340"/>
+              <w:top w:type="dxa" w:w="80"/>
+              <w:left w:type="dxa" w:w="115"/>
+              <w:bottom w:type="dxa" w:w="80"/>
+              <w:right w:type="dxa" w:w="115"/>
+            </w:tcMar>
+            <w:vAlign w:val="center"/>
+          </w:tcPr>
+          <w:p>
+            <w:pPr>
+              <w:spacing w:before="0" w:after="0" w:line="340"/>
             </w:pPr>
             <w:r>
               <w:rPr>
@@ -662,7 +650,7 @@
                 <w:sz w:val="22"/>
                 <w:szCs w:val="22"/>
               </w:rPr>
-              <w:t xml:space="preserve">Bonus Terms</w:t>
+              <w:t xml:space="preserve">{IF bonus_terms}Bonus Terms</w:t>
             </w:r>
           </w:p>
         </w:tc>
@@ -675,9 +663,9 @@
               <w:right w:val="nil" w:color="FFFFFF" w:sz="0"/>
             </w:tcBorders>
             <w:tcMar>
-              <w:top w:type="dxa" w:w="32"/>
-              <w:left w:type="dxa" w:w="115"/>
-              <w:bottom w:type="dxa" w:w="32"/>
+              <w:top w:type="dxa" w:w="80"/>
+              <w:left w:type="dxa" w:w="115"/>
+              <w:bottom w:type="dxa" w:w="80"/>
               <w:right w:type="dxa" w:w="115"/>
             </w:tcMar>
             <w:vAlign w:val="center"/>
@@ -716,28 +704,16 @@
               <w:right w:val="nil" w:color="FFFFFF" w:sz="0"/>
             </w:tcBorders>
             <w:tcMar>
-              <w:top w:type="dxa" w:w="32"/>
-              <w:left w:type="dxa" w:w="115"/>
-              <w:bottom w:type="dxa" w:w="32"/>
-              <w:right w:type="dxa" w:w="115"/>
-            </w:tcMar>
-            <w:vAlign w:val="center"/>
-          </w:tcPr>
-          <w:p>
-            <w:pPr>
-              <w:spacing w:after="0" w:line="0"/>
-            </w:pPr>
-            <w:r>
-              <w:rPr>
-                <w:sz w:val="1"/>
-                <w:szCs w:val="1"/>
-              </w:rPr>
-              <w:t xml:space="preserve">{IF equity_terms}</w:t>
-            </w:r>
-          </w:p>
-          <w:p>
-            <w:pPr>
-              <w:spacing w:after="0" w:line="340"/>
+              <w:top w:type="dxa" w:w="80"/>
+              <w:left w:type="dxa" w:w="115"/>
+              <w:bottom w:type="dxa" w:w="80"/>
+              <w:right w:type="dxa" w:w="115"/>
+            </w:tcMar>
+            <w:vAlign w:val="center"/>
+          </w:tcPr>
+          <w:p>
+            <w:pPr>
+              <w:spacing w:before="0" w:after="0" w:line="340"/>
             </w:pPr>
             <w:r>
               <w:rPr>
@@ -750,7 +726,7 @@
                 <w:sz w:val="22"/>
                 <w:szCs w:val="22"/>
               </w:rPr>
-              <w:t xml:space="preserve">Equity Terms</w:t>
+              <w:t xml:space="preserve">{IF equity_terms}Equity Terms</w:t>
             </w:r>
           </w:p>
         </w:tc>
@@ -763,9 +739,9 @@
               <w:right w:val="nil" w:color="FFFFFF" w:sz="0"/>
             </w:tcBorders>
             <w:tcMar>
-              <w:top w:type="dxa" w:w="32"/>
-              <w:left w:type="dxa" w:w="115"/>
-              <w:bottom w:type="dxa" w:w="32"/>
+              <w:top w:type="dxa" w:w="80"/>
+              <w:left w:type="dxa" w:w="115"/>
+              <w:bottom w:type="dxa" w:w="80"/>
               <w:right w:type="dxa" w:w="115"/>
             </w:tcMar>
             <w:vAlign w:val="center"/>
@@ -804,16 +780,16 @@
               <w:right w:val="nil" w:color="FFFFFF" w:sz="0"/>
             </w:tcBorders>
             <w:tcMar>
-              <w:top w:type="dxa" w:w="32"/>
-              <w:left w:type="dxa" w:w="115"/>
-              <w:bottom w:type="dxa" w:w="32"/>
-              <w:right w:type="dxa" w:w="115"/>
-            </w:tcMar>
-            <w:vAlign w:val="center"/>
-          </w:tcPr>
-          <w:p>
-            <w:pPr>
-              <w:spacing w:after="0" w:line="340"/>
+              <w:top w:type="dxa" w:w="80"/>
+              <w:left w:type="dxa" w:w="115"/>
+              <w:bottom w:type="dxa" w:w="80"/>
+              <w:right w:type="dxa" w:w="115"/>
+            </w:tcMar>
+            <w:vAlign w:val="center"/>
+          </w:tcPr>
+          <w:p>
+            <w:pPr>
+              <w:spacing w:before="0" w:after="0" w:line="340"/>
             </w:pPr>
             <w:r>
               <w:rPr>
@@ -839,9 +815,9 @@
               <w:right w:val="nil" w:color="FFFFFF" w:sz="0"/>
             </w:tcBorders>
             <w:tcMar>
-              <w:top w:type="dxa" w:w="32"/>
-              <w:left w:type="dxa" w:w="115"/>
-              <w:bottom w:type="dxa" w:w="32"/>
+              <w:top w:type="dxa" w:w="80"/>
+              <w:left w:type="dxa" w:w="115"/>
+              <w:bottom w:type="dxa" w:w="80"/>
               <w:right w:type="dxa" w:w="115"/>
             </w:tcMar>
             <w:vAlign w:val="center"/>
@@ -880,16 +856,16 @@
               <w:right w:val="nil" w:color="FFFFFF" w:sz="0"/>
             </w:tcBorders>
             <w:tcMar>
-              <w:top w:type="dxa" w:w="32"/>
-              <w:left w:type="dxa" w:w="115"/>
-              <w:bottom w:type="dxa" w:w="32"/>
-              <w:right w:type="dxa" w:w="115"/>
-            </w:tcMar>
-            <w:vAlign w:val="center"/>
-          </w:tcPr>
-          <w:p>
-            <w:pPr>
-              <w:spacing w:after="0" w:line="340"/>
+              <w:top w:type="dxa" w:w="80"/>
+              <w:left w:type="dxa" w:w="115"/>
+              <w:bottom w:type="dxa" w:w="80"/>
+              <w:right w:type="dxa" w:w="115"/>
+            </w:tcMar>
+            <w:vAlign w:val="center"/>
+          </w:tcPr>
+          <w:p>
+            <w:pPr>
+              <w:spacing w:before="0" w:after="0" w:line="340"/>
             </w:pPr>
             <w:r>
               <w:rPr>
@@ -915,9 +891,9 @@
               <w:right w:val="nil" w:color="FFFFFF" w:sz="0"/>
             </w:tcBorders>
             <w:tcMar>
-              <w:top w:type="dxa" w:w="32"/>
-              <w:left w:type="dxa" w:w="115"/>
-              <w:bottom w:type="dxa" w:w="32"/>
+              <w:top w:type="dxa" w:w="80"/>
+              <w:left w:type="dxa" w:w="115"/>
+              <w:bottom w:type="dxa" w:w="80"/>
               <w:right w:type="dxa" w:w="115"/>
             </w:tcMar>
             <w:vAlign w:val="center"/>
@@ -956,16 +932,16 @@
               <w:right w:val="nil" w:color="FFFFFF" w:sz="0"/>
             </w:tcBorders>
             <w:tcMar>
-              <w:top w:type="dxa" w:w="32"/>
-              <w:left w:type="dxa" w:w="115"/>
-              <w:bottom w:type="dxa" w:w="32"/>
-              <w:right w:type="dxa" w:w="115"/>
-            </w:tcMar>
-            <w:vAlign w:val="center"/>
-          </w:tcPr>
-          <w:p>
-            <w:pPr>
-              <w:spacing w:after="0" w:line="340"/>
+              <w:top w:type="dxa" w:w="80"/>
+              <w:left w:type="dxa" w:w="115"/>
+              <w:bottom w:type="dxa" w:w="80"/>
+              <w:right w:type="dxa" w:w="115"/>
+            </w:tcMar>
+            <w:vAlign w:val="center"/>
+          </w:tcPr>
+          <w:p>
+            <w:pPr>
+              <w:spacing w:before="0" w:after="0" w:line="340"/>
             </w:pPr>
             <w:r>
               <w:rPr>
@@ -991,9 +967,9 @@
               <w:right w:val="nil" w:color="FFFFFF" w:sz="0"/>
             </w:tcBorders>
             <w:tcMar>
-              <w:top w:type="dxa" w:w="32"/>
-              <w:left w:type="dxa" w:w="115"/>
-              <w:bottom w:type="dxa" w:w="32"/>
+              <w:top w:type="dxa" w:w="80"/>
+              <w:left w:type="dxa" w:w="115"/>
+              <w:bottom w:type="dxa" w:w="80"/>
               <w:right w:type="dxa" w:w="115"/>
             </w:tcMar>
             <w:vAlign w:val="center"/>

--- a/content/templates/openagreements-employment-offer-letter/template.docx
+++ b/content/templates/openagreements-employment-offer-letter/template.docx
@@ -44,9 +44,9 @@
               <w:right w:val="nil" w:color="FFFFFF" w:sz="0"/>
             </w:tcBorders>
             <w:tcMar>
-              <w:top w:type="dxa" w:w="144"/>
-              <w:left w:type="dxa" w:w="115"/>
-              <w:bottom w:type="dxa" w:w="144"/>
+              <w:top w:type="dxa" w:w="80"/>
+              <w:left w:type="dxa" w:w="115"/>
+              <w:bottom w:type="dxa" w:w="80"/>
               <w:right w:type="dxa" w:w="115"/>
             </w:tcMar>
             <w:vAlign w:val="center"/>
@@ -96,22 +96,24 @@
               <w:right w:val="nil" w:color="FFFFFF" w:sz="0"/>
             </w:tcBorders>
             <w:tcMar>
-              <w:top w:type="dxa" w:w="144"/>
-              <w:left w:type="dxa" w:w="115"/>
-              <w:bottom w:type="dxa" w:w="144"/>
-              <w:right w:type="dxa" w:w="115"/>
-            </w:tcMar>
-            <w:vAlign w:val="center"/>
-          </w:tcPr>
-          <w:p>
-            <w:pPr>
-              <w:spacing w:after="0" w:line="340"/>
+              <w:top w:type="dxa" w:w="80"/>
+              <w:left w:type="dxa" w:w="115"/>
+              <w:bottom w:type="dxa" w:w="80"/>
+              <w:right w:type="dxa" w:w="115"/>
+            </w:tcMar>
+            <w:vAlign w:val="center"/>
+          </w:tcPr>
+          <w:p>
+            <w:pPr>
+              <w:spacing w:before="0" w:after="0" w:line="340"/>
             </w:pPr>
             <w:r>
               <w:rPr>
                 <w:rFonts w:ascii="Arial" w:cs="Arial" w:eastAsia="Arial" w:hAnsi="Arial"/>
                 <w:b/>
                 <w:bCs/>
+                <w:i w:val="false"/>
+                <w:iCs w:val="false"/>
                 <w:color w:val="1D2021"/>
                 <w:sz w:val="22"/>
                 <w:szCs w:val="22"/>
@@ -129,9 +131,9 @@
               <w:right w:val="nil" w:color="FFFFFF" w:sz="0"/>
             </w:tcBorders>
             <w:tcMar>
-              <w:top w:type="dxa" w:w="144"/>
-              <w:left w:type="dxa" w:w="115"/>
-              <w:bottom w:type="dxa" w:w="144"/>
+              <w:top w:type="dxa" w:w="80"/>
+              <w:left w:type="dxa" w:w="115"/>
+              <w:bottom w:type="dxa" w:w="80"/>
               <w:right w:type="dxa" w:w="115"/>
             </w:tcMar>
             <w:vAlign w:val="center"/>
@@ -170,22 +172,24 @@
               <w:right w:val="nil" w:color="FFFFFF" w:sz="0"/>
             </w:tcBorders>
             <w:tcMar>
-              <w:top w:type="dxa" w:w="144"/>
-              <w:left w:type="dxa" w:w="115"/>
-              <w:bottom w:type="dxa" w:w="144"/>
-              <w:right w:type="dxa" w:w="115"/>
-            </w:tcMar>
-            <w:vAlign w:val="center"/>
-          </w:tcPr>
-          <w:p>
-            <w:pPr>
-              <w:spacing w:after="0" w:line="340"/>
+              <w:top w:type="dxa" w:w="80"/>
+              <w:left w:type="dxa" w:w="115"/>
+              <w:bottom w:type="dxa" w:w="80"/>
+              <w:right w:type="dxa" w:w="115"/>
+            </w:tcMar>
+            <w:vAlign w:val="center"/>
+          </w:tcPr>
+          <w:p>
+            <w:pPr>
+              <w:spacing w:before="0" w:after="0" w:line="340"/>
             </w:pPr>
             <w:r>
               <w:rPr>
                 <w:rFonts w:ascii="Arial" w:cs="Arial" w:eastAsia="Arial" w:hAnsi="Arial"/>
                 <w:b/>
                 <w:bCs/>
+                <w:i w:val="false"/>
+                <w:iCs w:val="false"/>
                 <w:color w:val="1D2021"/>
                 <w:sz w:val="22"/>
                 <w:szCs w:val="22"/>
@@ -203,9 +207,9 @@
               <w:right w:val="nil" w:color="FFFFFF" w:sz="0"/>
             </w:tcBorders>
             <w:tcMar>
-              <w:top w:type="dxa" w:w="144"/>
-              <w:left w:type="dxa" w:w="115"/>
-              <w:bottom w:type="dxa" w:w="144"/>
+              <w:top w:type="dxa" w:w="80"/>
+              <w:left w:type="dxa" w:w="115"/>
+              <w:bottom w:type="dxa" w:w="80"/>
               <w:right w:type="dxa" w:w="115"/>
             </w:tcMar>
             <w:vAlign w:val="center"/>
@@ -244,22 +248,24 @@
               <w:right w:val="nil" w:color="FFFFFF" w:sz="0"/>
             </w:tcBorders>
             <w:tcMar>
-              <w:top w:type="dxa" w:w="144"/>
-              <w:left w:type="dxa" w:w="115"/>
-              <w:bottom w:type="dxa" w:w="144"/>
-              <w:right w:type="dxa" w:w="115"/>
-            </w:tcMar>
-            <w:vAlign w:val="center"/>
-          </w:tcPr>
-          <w:p>
-            <w:pPr>
-              <w:spacing w:after="0" w:line="340"/>
+              <w:top w:type="dxa" w:w="80"/>
+              <w:left w:type="dxa" w:w="115"/>
+              <w:bottom w:type="dxa" w:w="80"/>
+              <w:right w:type="dxa" w:w="115"/>
+            </w:tcMar>
+            <w:vAlign w:val="center"/>
+          </w:tcPr>
+          <w:p>
+            <w:pPr>
+              <w:spacing w:before="0" w:after="0" w:line="340"/>
             </w:pPr>
             <w:r>
               <w:rPr>
                 <w:rFonts w:ascii="Arial" w:cs="Arial" w:eastAsia="Arial" w:hAnsi="Arial"/>
                 <w:b/>
                 <w:bCs/>
+                <w:i w:val="false"/>
+                <w:iCs w:val="false"/>
                 <w:color w:val="1D2021"/>
                 <w:sz w:val="22"/>
                 <w:szCs w:val="22"/>
@@ -277,9 +283,9 @@
               <w:right w:val="nil" w:color="FFFFFF" w:sz="0"/>
             </w:tcBorders>
             <w:tcMar>
-              <w:top w:type="dxa" w:w="144"/>
-              <w:left w:type="dxa" w:w="115"/>
-              <w:bottom w:type="dxa" w:w="144"/>
+              <w:top w:type="dxa" w:w="80"/>
+              <w:left w:type="dxa" w:w="115"/>
+              <w:bottom w:type="dxa" w:w="80"/>
               <w:right w:type="dxa" w:w="115"/>
             </w:tcMar>
             <w:vAlign w:val="center"/>
@@ -318,22 +324,24 @@
               <w:right w:val="nil" w:color="FFFFFF" w:sz="0"/>
             </w:tcBorders>
             <w:tcMar>
-              <w:top w:type="dxa" w:w="144"/>
-              <w:left w:type="dxa" w:w="115"/>
-              <w:bottom w:type="dxa" w:w="144"/>
-              <w:right w:type="dxa" w:w="115"/>
-            </w:tcMar>
-            <w:vAlign w:val="center"/>
-          </w:tcPr>
-          <w:p>
-            <w:pPr>
-              <w:spacing w:after="0" w:line="340"/>
+              <w:top w:type="dxa" w:w="80"/>
+              <w:left w:type="dxa" w:w="115"/>
+              <w:bottom w:type="dxa" w:w="80"/>
+              <w:right w:type="dxa" w:w="115"/>
+            </w:tcMar>
+            <w:vAlign w:val="center"/>
+          </w:tcPr>
+          <w:p>
+            <w:pPr>
+              <w:spacing w:before="0" w:after="0" w:line="340"/>
             </w:pPr>
             <w:r>
               <w:rPr>
                 <w:rFonts w:ascii="Arial" w:cs="Arial" w:eastAsia="Arial" w:hAnsi="Arial"/>
                 <w:b/>
                 <w:bCs/>
+                <w:i w:val="false"/>
+                <w:iCs w:val="false"/>
                 <w:color w:val="1D2021"/>
                 <w:sz w:val="22"/>
                 <w:szCs w:val="22"/>
@@ -351,9 +359,9 @@
               <w:right w:val="nil" w:color="FFFFFF" w:sz="0"/>
             </w:tcBorders>
             <w:tcMar>
-              <w:top w:type="dxa" w:w="144"/>
-              <w:left w:type="dxa" w:w="115"/>
-              <w:bottom w:type="dxa" w:w="144"/>
+              <w:top w:type="dxa" w:w="80"/>
+              <w:left w:type="dxa" w:w="115"/>
+              <w:bottom w:type="dxa" w:w="80"/>
               <w:right w:type="dxa" w:w="115"/>
             </w:tcMar>
             <w:vAlign w:val="center"/>
@@ -392,22 +400,24 @@
               <w:right w:val="nil" w:color="FFFFFF" w:sz="0"/>
             </w:tcBorders>
             <w:tcMar>
-              <w:top w:type="dxa" w:w="144"/>
-              <w:left w:type="dxa" w:w="115"/>
-              <w:bottom w:type="dxa" w:w="144"/>
-              <w:right w:type="dxa" w:w="115"/>
-            </w:tcMar>
-            <w:vAlign w:val="center"/>
-          </w:tcPr>
-          <w:p>
-            <w:pPr>
-              <w:spacing w:after="0" w:line="340"/>
+              <w:top w:type="dxa" w:w="80"/>
+              <w:left w:type="dxa" w:w="115"/>
+              <w:bottom w:type="dxa" w:w="80"/>
+              <w:right w:type="dxa" w:w="115"/>
+            </w:tcMar>
+            <w:vAlign w:val="center"/>
+          </w:tcPr>
+          <w:p>
+            <w:pPr>
+              <w:spacing w:before="0" w:after="0" w:line="340"/>
             </w:pPr>
             <w:r>
               <w:rPr>
                 <w:rFonts w:ascii="Arial" w:cs="Arial" w:eastAsia="Arial" w:hAnsi="Arial"/>
                 <w:b/>
                 <w:bCs/>
+                <w:i w:val="false"/>
+                <w:iCs w:val="false"/>
                 <w:color w:val="1D2021"/>
                 <w:sz w:val="22"/>
                 <w:szCs w:val="22"/>
@@ -425,9 +435,9 @@
               <w:right w:val="nil" w:color="FFFFFF" w:sz="0"/>
             </w:tcBorders>
             <w:tcMar>
-              <w:top w:type="dxa" w:w="144"/>
-              <w:left w:type="dxa" w:w="115"/>
-              <w:bottom w:type="dxa" w:w="144"/>
+              <w:top w:type="dxa" w:w="80"/>
+              <w:left w:type="dxa" w:w="115"/>
+              <w:bottom w:type="dxa" w:w="80"/>
               <w:right w:type="dxa" w:w="115"/>
             </w:tcMar>
             <w:vAlign w:val="center"/>
@@ -466,22 +476,24 @@
               <w:right w:val="nil" w:color="FFFFFF" w:sz="0"/>
             </w:tcBorders>
             <w:tcMar>
-              <w:top w:type="dxa" w:w="144"/>
-              <w:left w:type="dxa" w:w="115"/>
-              <w:bottom w:type="dxa" w:w="144"/>
-              <w:right w:type="dxa" w:w="115"/>
-            </w:tcMar>
-            <w:vAlign w:val="center"/>
-          </w:tcPr>
-          <w:p>
-            <w:pPr>
-              <w:spacing w:after="0" w:line="340"/>
+              <w:top w:type="dxa" w:w="80"/>
+              <w:left w:type="dxa" w:w="115"/>
+              <w:bottom w:type="dxa" w:w="80"/>
+              <w:right w:type="dxa" w:w="115"/>
+            </w:tcMar>
+            <w:vAlign w:val="center"/>
+          </w:tcPr>
+          <w:p>
+            <w:pPr>
+              <w:spacing w:before="0" w:after="0" w:line="340"/>
             </w:pPr>
             <w:r>
               <w:rPr>
                 <w:rFonts w:ascii="Arial" w:cs="Arial" w:eastAsia="Arial" w:hAnsi="Arial"/>
                 <w:b/>
                 <w:bCs/>
+                <w:i w:val="false"/>
+                <w:iCs w:val="false"/>
                 <w:color w:val="1D2021"/>
                 <w:sz w:val="22"/>
                 <w:szCs w:val="22"/>
@@ -499,9 +511,9 @@
               <w:right w:val="nil" w:color="FFFFFF" w:sz="0"/>
             </w:tcBorders>
             <w:tcMar>
-              <w:top w:type="dxa" w:w="144"/>
-              <w:left w:type="dxa" w:w="115"/>
-              <w:bottom w:type="dxa" w:w="144"/>
+              <w:top w:type="dxa" w:w="80"/>
+              <w:left w:type="dxa" w:w="115"/>
+              <w:bottom w:type="dxa" w:w="80"/>
               <w:right w:type="dxa" w:w="115"/>
             </w:tcMar>
             <w:vAlign w:val="center"/>
@@ -540,22 +552,24 @@
               <w:right w:val="nil" w:color="FFFFFF" w:sz="0"/>
             </w:tcBorders>
             <w:tcMar>
-              <w:top w:type="dxa" w:w="144"/>
-              <w:left w:type="dxa" w:w="115"/>
-              <w:bottom w:type="dxa" w:w="144"/>
-              <w:right w:type="dxa" w:w="115"/>
-            </w:tcMar>
-            <w:vAlign w:val="center"/>
-          </w:tcPr>
-          <w:p>
-            <w:pPr>
-              <w:spacing w:after="0" w:line="340"/>
+              <w:top w:type="dxa" w:w="80"/>
+              <w:left w:type="dxa" w:w="115"/>
+              <w:bottom w:type="dxa" w:w="80"/>
+              <w:right w:type="dxa" w:w="115"/>
+            </w:tcMar>
+            <w:vAlign w:val="center"/>
+          </w:tcPr>
+          <w:p>
+            <w:pPr>
+              <w:spacing w:before="0" w:after="0" w:line="340"/>
             </w:pPr>
             <w:r>
               <w:rPr>
                 <w:rFonts w:ascii="Arial" w:cs="Arial" w:eastAsia="Arial" w:hAnsi="Arial"/>
                 <w:b/>
                 <w:bCs/>
+                <w:i w:val="false"/>
+                <w:iCs w:val="false"/>
                 <w:color w:val="1D2021"/>
                 <w:sz w:val="22"/>
                 <w:szCs w:val="22"/>
@@ -573,9 +587,9 @@
               <w:right w:val="nil" w:color="FFFFFF" w:sz="0"/>
             </w:tcBorders>
             <w:tcMar>
-              <w:top w:type="dxa" w:w="144"/>
-              <w:left w:type="dxa" w:w="115"/>
-              <w:bottom w:type="dxa" w:w="144"/>
+              <w:top w:type="dxa" w:w="80"/>
+              <w:left w:type="dxa" w:w="115"/>
+              <w:bottom w:type="dxa" w:w="80"/>
               <w:right w:type="dxa" w:w="115"/>
             </w:tcMar>
             <w:vAlign w:val="center"/>
@@ -614,22 +628,24 @@
               <w:right w:val="nil" w:color="FFFFFF" w:sz="0"/>
             </w:tcBorders>
             <w:tcMar>
-              <w:top w:type="dxa" w:w="144"/>
-              <w:left w:type="dxa" w:w="115"/>
-              <w:bottom w:type="dxa" w:w="144"/>
-              <w:right w:type="dxa" w:w="115"/>
-            </w:tcMar>
-            <w:vAlign w:val="center"/>
-          </w:tcPr>
-          <w:p>
-            <w:pPr>
-              <w:spacing w:after="0" w:line="340"/>
+              <w:top w:type="dxa" w:w="80"/>
+              <w:left w:type="dxa" w:w="115"/>
+              <w:bottom w:type="dxa" w:w="80"/>
+              <w:right w:type="dxa" w:w="115"/>
+            </w:tcMar>
+            <w:vAlign w:val="center"/>
+          </w:tcPr>
+          <w:p>
+            <w:pPr>
+              <w:spacing w:before="0" w:after="0" w:line="340"/>
             </w:pPr>
             <w:r>
               <w:rPr>
                 <w:rFonts w:ascii="Arial" w:cs="Arial" w:eastAsia="Arial" w:hAnsi="Arial"/>
                 <w:b/>
                 <w:bCs/>
+                <w:i w:val="false"/>
+                <w:iCs w:val="false"/>
                 <w:color w:val="1D2021"/>
                 <w:sz w:val="22"/>
                 <w:szCs w:val="22"/>
@@ -647,9 +663,9 @@
               <w:right w:val="nil" w:color="FFFFFF" w:sz="0"/>
             </w:tcBorders>
             <w:tcMar>
-              <w:top w:type="dxa" w:w="144"/>
-              <w:left w:type="dxa" w:w="115"/>
-              <w:bottom w:type="dxa" w:w="144"/>
+              <w:top w:type="dxa" w:w="80"/>
+              <w:left w:type="dxa" w:w="115"/>
+              <w:bottom w:type="dxa" w:w="80"/>
               <w:right w:type="dxa" w:w="115"/>
             </w:tcMar>
             <w:vAlign w:val="center"/>
@@ -688,22 +704,24 @@
               <w:right w:val="nil" w:color="FFFFFF" w:sz="0"/>
             </w:tcBorders>
             <w:tcMar>
-              <w:top w:type="dxa" w:w="144"/>
-              <w:left w:type="dxa" w:w="115"/>
-              <w:bottom w:type="dxa" w:w="144"/>
-              <w:right w:type="dxa" w:w="115"/>
-            </w:tcMar>
-            <w:vAlign w:val="center"/>
-          </w:tcPr>
-          <w:p>
-            <w:pPr>
-              <w:spacing w:after="0" w:line="340"/>
+              <w:top w:type="dxa" w:w="80"/>
+              <w:left w:type="dxa" w:w="115"/>
+              <w:bottom w:type="dxa" w:w="80"/>
+              <w:right w:type="dxa" w:w="115"/>
+            </w:tcMar>
+            <w:vAlign w:val="center"/>
+          </w:tcPr>
+          <w:p>
+            <w:pPr>
+              <w:spacing w:before="0" w:after="0" w:line="340"/>
             </w:pPr>
             <w:r>
               <w:rPr>
                 <w:rFonts w:ascii="Arial" w:cs="Arial" w:eastAsia="Arial" w:hAnsi="Arial"/>
                 <w:b/>
                 <w:bCs/>
+                <w:i w:val="false"/>
+                <w:iCs w:val="false"/>
                 <w:color w:val="1D2021"/>
                 <w:sz w:val="22"/>
                 <w:szCs w:val="22"/>
@@ -721,9 +739,9 @@
               <w:right w:val="nil" w:color="FFFFFF" w:sz="0"/>
             </w:tcBorders>
             <w:tcMar>
-              <w:top w:type="dxa" w:w="144"/>
-              <w:left w:type="dxa" w:w="115"/>
-              <w:bottom w:type="dxa" w:w="144"/>
+              <w:top w:type="dxa" w:w="80"/>
+              <w:left w:type="dxa" w:w="115"/>
+              <w:bottom w:type="dxa" w:w="80"/>
               <w:right w:type="dxa" w:w="115"/>
             </w:tcMar>
             <w:vAlign w:val="center"/>
@@ -762,22 +780,24 @@
               <w:right w:val="nil" w:color="FFFFFF" w:sz="0"/>
             </w:tcBorders>
             <w:tcMar>
-              <w:top w:type="dxa" w:w="144"/>
-              <w:left w:type="dxa" w:w="115"/>
-              <w:bottom w:type="dxa" w:w="144"/>
-              <w:right w:type="dxa" w:w="115"/>
-            </w:tcMar>
-            <w:vAlign w:val="center"/>
-          </w:tcPr>
-          <w:p>
-            <w:pPr>
-              <w:spacing w:after="0" w:line="340"/>
+              <w:top w:type="dxa" w:w="80"/>
+              <w:left w:type="dxa" w:w="115"/>
+              <w:bottom w:type="dxa" w:w="80"/>
+              <w:right w:type="dxa" w:w="115"/>
+            </w:tcMar>
+            <w:vAlign w:val="center"/>
+          </w:tcPr>
+          <w:p>
+            <w:pPr>
+              <w:spacing w:before="0" w:after="0" w:line="340"/>
             </w:pPr>
             <w:r>
               <w:rPr>
                 <w:rFonts w:ascii="Arial" w:cs="Arial" w:eastAsia="Arial" w:hAnsi="Arial"/>
                 <w:b/>
                 <w:bCs/>
+                <w:i w:val="false"/>
+                <w:iCs w:val="false"/>
                 <w:color w:val="1D2021"/>
                 <w:sz w:val="22"/>
                 <w:szCs w:val="22"/>
@@ -795,9 +815,9 @@
               <w:right w:val="nil" w:color="FFFFFF" w:sz="0"/>
             </w:tcBorders>
             <w:tcMar>
-              <w:top w:type="dxa" w:w="144"/>
-              <w:left w:type="dxa" w:w="115"/>
-              <w:bottom w:type="dxa" w:w="144"/>
+              <w:top w:type="dxa" w:w="80"/>
+              <w:left w:type="dxa" w:w="115"/>
+              <w:bottom w:type="dxa" w:w="80"/>
               <w:right w:type="dxa" w:w="115"/>
             </w:tcMar>
             <w:vAlign w:val="center"/>
@@ -836,22 +856,24 @@
               <w:right w:val="nil" w:color="FFFFFF" w:sz="0"/>
             </w:tcBorders>
             <w:tcMar>
-              <w:top w:type="dxa" w:w="144"/>
-              <w:left w:type="dxa" w:w="115"/>
-              <w:bottom w:type="dxa" w:w="144"/>
-              <w:right w:type="dxa" w:w="115"/>
-            </w:tcMar>
-            <w:vAlign w:val="center"/>
-          </w:tcPr>
-          <w:p>
-            <w:pPr>
-              <w:spacing w:after="0" w:line="340"/>
+              <w:top w:type="dxa" w:w="80"/>
+              <w:left w:type="dxa" w:w="115"/>
+              <w:bottom w:type="dxa" w:w="80"/>
+              <w:right w:type="dxa" w:w="115"/>
+            </w:tcMar>
+            <w:vAlign w:val="center"/>
+          </w:tcPr>
+          <w:p>
+            <w:pPr>
+              <w:spacing w:before="0" w:after="0" w:line="340"/>
             </w:pPr>
             <w:r>
               <w:rPr>
                 <w:rFonts w:ascii="Arial" w:cs="Arial" w:eastAsia="Arial" w:hAnsi="Arial"/>
                 <w:b/>
                 <w:bCs/>
+                <w:i w:val="false"/>
+                <w:iCs w:val="false"/>
                 <w:color w:val="1D2021"/>
                 <w:sz w:val="22"/>
                 <w:szCs w:val="22"/>
@@ -869,9 +891,9 @@
               <w:right w:val="nil" w:color="FFFFFF" w:sz="0"/>
             </w:tcBorders>
             <w:tcMar>
-              <w:top w:type="dxa" w:w="144"/>
-              <w:left w:type="dxa" w:w="115"/>
-              <w:bottom w:type="dxa" w:w="144"/>
+              <w:top w:type="dxa" w:w="80"/>
+              <w:left w:type="dxa" w:w="115"/>
+              <w:bottom w:type="dxa" w:w="80"/>
               <w:right w:type="dxa" w:w="115"/>
             </w:tcMar>
             <w:vAlign w:val="center"/>
@@ -910,22 +932,24 @@
               <w:right w:val="nil" w:color="FFFFFF" w:sz="0"/>
             </w:tcBorders>
             <w:tcMar>
-              <w:top w:type="dxa" w:w="144"/>
-              <w:left w:type="dxa" w:w="115"/>
-              <w:bottom w:type="dxa" w:w="144"/>
-              <w:right w:type="dxa" w:w="115"/>
-            </w:tcMar>
-            <w:vAlign w:val="center"/>
-          </w:tcPr>
-          <w:p>
-            <w:pPr>
-              <w:spacing w:after="0" w:line="340"/>
+              <w:top w:type="dxa" w:w="80"/>
+              <w:left w:type="dxa" w:w="115"/>
+              <w:bottom w:type="dxa" w:w="80"/>
+              <w:right w:type="dxa" w:w="115"/>
+            </w:tcMar>
+            <w:vAlign w:val="center"/>
+          </w:tcPr>
+          <w:p>
+            <w:pPr>
+              <w:spacing w:before="0" w:after="0" w:line="340"/>
             </w:pPr>
             <w:r>
               <w:rPr>
                 <w:rFonts w:ascii="Arial" w:cs="Arial" w:eastAsia="Arial" w:hAnsi="Arial"/>
                 <w:b/>
                 <w:bCs/>
+                <w:i w:val="false"/>
+                <w:iCs w:val="false"/>
                 <w:color w:val="1D2021"/>
                 <w:sz w:val="22"/>
                 <w:szCs w:val="22"/>
@@ -943,9 +967,9 @@
               <w:right w:val="nil" w:color="FFFFFF" w:sz="0"/>
             </w:tcBorders>
             <w:tcMar>
-              <w:top w:type="dxa" w:w="144"/>
-              <w:left w:type="dxa" w:w="115"/>
-              <w:bottom w:type="dxa" w:w="144"/>
+              <w:top w:type="dxa" w:w="80"/>
+              <w:left w:type="dxa" w:w="115"/>
+              <w:bottom w:type="dxa" w:w="80"/>
               <w:right w:type="dxa" w:w="115"/>
             </w:tcMar>
             <w:vAlign w:val="center"/>

--- a/content/templates/openagreements-employment-offer-letter/template.docx
+++ b/content/templates/openagreements-employment-offer-letter/template.docx
@@ -4,7 +4,7 @@
   <w:body>
     <w:p>
       <w:pPr>
-        <w:spacing w:before="240" w:after="210"/>
+        <w:spacing w:after="210" w:before="240"/>
       </w:pPr>
       <w:r>
         <w:rPr>
@@ -105,7 +105,7 @@
           </w:tcPr>
           <w:p>
             <w:pPr>
-              <w:spacing w:before="0" w:after="0" w:line="340"/>
+              <w:spacing w:after="0" w:before="0" w:line="340"/>
             </w:pPr>
             <w:r>
               <w:rPr>
@@ -140,7 +140,7 @@
           </w:tcPr>
           <w:p>
             <w:pPr>
-              <w:spacing w:before="0" w:after="0" w:line="340" w:beforeAutospacing="false" w:afterAutospacing="false"/>
+              <w:spacing w:after="0" w:before="0" w:line="340" w:beforeAutospacing="false" w:afterAutospacing="false"/>
               <w:contextualSpacing w:val="false"/>
             </w:pPr>
             <w:r>
@@ -181,7 +181,7 @@
           </w:tcPr>
           <w:p>
             <w:pPr>
-              <w:spacing w:before="0" w:after="0" w:line="340"/>
+              <w:spacing w:after="0" w:before="0" w:line="340"/>
             </w:pPr>
             <w:r>
               <w:rPr>
@@ -216,7 +216,7 @@
           </w:tcPr>
           <w:p>
             <w:pPr>
-              <w:spacing w:before="0" w:after="0" w:line="340" w:beforeAutospacing="false" w:afterAutospacing="false"/>
+              <w:spacing w:after="0" w:before="0" w:line="340" w:beforeAutospacing="false" w:afterAutospacing="false"/>
               <w:contextualSpacing w:val="false"/>
             </w:pPr>
             <w:r>
@@ -257,7 +257,7 @@
           </w:tcPr>
           <w:p>
             <w:pPr>
-              <w:spacing w:before="0" w:after="0" w:line="340"/>
+              <w:spacing w:after="0" w:before="0" w:line="340"/>
             </w:pPr>
             <w:r>
               <w:rPr>
@@ -292,7 +292,7 @@
           </w:tcPr>
           <w:p>
             <w:pPr>
-              <w:spacing w:before="0" w:after="0" w:line="340" w:beforeAutospacing="false" w:afterAutospacing="false"/>
+              <w:spacing w:after="0" w:before="0" w:line="340" w:beforeAutospacing="false" w:afterAutospacing="false"/>
               <w:contextualSpacing w:val="false"/>
             </w:pPr>
             <w:r>
@@ -333,7 +333,7 @@
           </w:tcPr>
           <w:p>
             <w:pPr>
-              <w:spacing w:before="0" w:after="0" w:line="340"/>
+              <w:spacing w:after="0" w:before="0" w:line="340"/>
             </w:pPr>
             <w:r>
               <w:rPr>
@@ -368,7 +368,7 @@
           </w:tcPr>
           <w:p>
             <w:pPr>
-              <w:spacing w:before="0" w:after="0" w:line="340" w:beforeAutospacing="false" w:afterAutospacing="false"/>
+              <w:spacing w:after="0" w:before="0" w:line="340" w:beforeAutospacing="false" w:afterAutospacing="false"/>
               <w:contextualSpacing w:val="false"/>
             </w:pPr>
             <w:r>
@@ -409,7 +409,7 @@
           </w:tcPr>
           <w:p>
             <w:pPr>
-              <w:spacing w:before="0" w:after="0" w:line="340"/>
+              <w:spacing w:after="0" w:before="0" w:line="340"/>
             </w:pPr>
             <w:r>
               <w:rPr>
@@ -444,7 +444,7 @@
           </w:tcPr>
           <w:p>
             <w:pPr>
-              <w:spacing w:before="0" w:after="0" w:line="340" w:beforeAutospacing="false" w:afterAutospacing="false"/>
+              <w:spacing w:after="0" w:before="0" w:line="340" w:beforeAutospacing="false" w:afterAutospacing="false"/>
               <w:contextualSpacing w:val="false"/>
             </w:pPr>
             <w:r>
@@ -485,7 +485,7 @@
           </w:tcPr>
           <w:p>
             <w:pPr>
-              <w:spacing w:before="0" w:after="0" w:line="340"/>
+              <w:spacing w:after="0" w:before="0" w:line="340"/>
             </w:pPr>
             <w:r>
               <w:rPr>
@@ -520,7 +520,7 @@
           </w:tcPr>
           <w:p>
             <w:pPr>
-              <w:spacing w:before="0" w:after="0" w:line="340" w:beforeAutospacing="false" w:afterAutospacing="false"/>
+              <w:spacing w:after="0" w:before="0" w:line="340" w:beforeAutospacing="false" w:afterAutospacing="false"/>
               <w:contextualSpacing w:val="false"/>
             </w:pPr>
             <w:r>
@@ -561,7 +561,7 @@
           </w:tcPr>
           <w:p>
             <w:pPr>
-              <w:spacing w:before="0" w:after="0" w:line="340"/>
+              <w:spacing w:after="0" w:before="0" w:line="340"/>
             </w:pPr>
             <w:r>
               <w:rPr>
@@ -596,7 +596,7 @@
           </w:tcPr>
           <w:p>
             <w:pPr>
-              <w:spacing w:before="0" w:after="0" w:line="340" w:beforeAutospacing="false" w:afterAutospacing="false"/>
+              <w:spacing w:after="0" w:before="0" w:line="340" w:beforeAutospacing="false" w:afterAutospacing="false"/>
               <w:contextualSpacing w:val="false"/>
             </w:pPr>
             <w:r>
@@ -637,7 +637,7 @@
           </w:tcPr>
           <w:p>
             <w:pPr>
-              <w:spacing w:before="0" w:after="0" w:line="340"/>
+              <w:spacing w:after="0" w:before="0" w:line="340"/>
             </w:pPr>
             <w:r>
               <w:rPr>
@@ -672,7 +672,7 @@
           </w:tcPr>
           <w:p>
             <w:pPr>
-              <w:spacing w:before="0" w:after="0" w:line="340" w:beforeAutospacing="false" w:afterAutospacing="false"/>
+              <w:spacing w:after="0" w:before="0" w:line="340" w:beforeAutospacing="false" w:afterAutospacing="false"/>
               <w:contextualSpacing w:val="false"/>
             </w:pPr>
             <w:r>
@@ -713,7 +713,7 @@
           </w:tcPr>
           <w:p>
             <w:pPr>
-              <w:spacing w:before="0" w:after="0" w:line="340"/>
+              <w:spacing w:after="0" w:before="0" w:line="340"/>
             </w:pPr>
             <w:r>
               <w:rPr>
@@ -748,7 +748,7 @@
           </w:tcPr>
           <w:p>
             <w:pPr>
-              <w:spacing w:before="0" w:after="0" w:line="340" w:beforeAutospacing="false" w:afterAutospacing="false"/>
+              <w:spacing w:after="0" w:before="0" w:line="340" w:beforeAutospacing="false" w:afterAutospacing="false"/>
               <w:contextualSpacing w:val="false"/>
             </w:pPr>
             <w:r>
@@ -789,7 +789,7 @@
           </w:tcPr>
           <w:p>
             <w:pPr>
-              <w:spacing w:before="0" w:after="0" w:line="340"/>
+              <w:spacing w:after="0" w:before="0" w:line="340"/>
             </w:pPr>
             <w:r>
               <w:rPr>
@@ -824,7 +824,7 @@
           </w:tcPr>
           <w:p>
             <w:pPr>
-              <w:spacing w:before="0" w:after="0" w:line="340" w:beforeAutospacing="false" w:afterAutospacing="false"/>
+              <w:spacing w:after="0" w:before="0" w:line="340" w:beforeAutospacing="false" w:afterAutospacing="false"/>
               <w:contextualSpacing w:val="false"/>
             </w:pPr>
             <w:r>
@@ -865,7 +865,7 @@
           </w:tcPr>
           <w:p>
             <w:pPr>
-              <w:spacing w:before="0" w:after="0" w:line="340"/>
+              <w:spacing w:after="0" w:before="0" w:line="340"/>
             </w:pPr>
             <w:r>
               <w:rPr>
@@ -900,7 +900,7 @@
           </w:tcPr>
           <w:p>
             <w:pPr>
-              <w:spacing w:before="0" w:after="0" w:line="340" w:beforeAutospacing="false" w:afterAutospacing="false"/>
+              <w:spacing w:after="0" w:before="0" w:line="340" w:beforeAutospacing="false" w:afterAutospacing="false"/>
               <w:contextualSpacing w:val="false"/>
             </w:pPr>
             <w:r>
@@ -941,7 +941,7 @@
           </w:tcPr>
           <w:p>
             <w:pPr>
-              <w:spacing w:before="0" w:after="0" w:line="340"/>
+              <w:spacing w:after="0" w:before="0" w:line="340"/>
             </w:pPr>
             <w:r>
               <w:rPr>
@@ -976,7 +976,7 @@
           </w:tcPr>
           <w:p>
             <w:pPr>
-              <w:spacing w:before="0" w:after="0" w:line="340" w:beforeAutospacing="false" w:afterAutospacing="false"/>
+              <w:spacing w:after="0" w:before="0" w:line="340" w:beforeAutospacing="false" w:afterAutospacing="false"/>
               <w:contextualSpacing w:val="false"/>
             </w:pPr>
             <w:r>
@@ -999,8 +999,8 @@
     <w:p>
       <w:pPr>
         <w:sectPr>
-          <w:headerReference w:type="default" r:id="rId6"/>
-          <w:footerReference w:type="default" r:id="rId7"/>
+          <w:headerReference w:type="default" r:id="rId7"/>
+          <w:footerReference w:type="default" r:id="rId8"/>
           <w:pgSz w:w="11906" w:h="16838" w:orient="portrait"/>
           <w:pgMar w:top="936" w:right="1080" w:bottom="720" w:left="1080" w:header="360" w:footer="432" w:gutter="0"/>
           <w:pgNumType/>
@@ -1010,7 +1010,7 @@
     </w:p>
     <w:p>
       <w:pPr>
-        <w:spacing w:before="0" w:after="240" w:line="340" w:beforeAutospacing="false" w:afterAutospacing="false"/>
+        <w:spacing w:after="240" w:before="0" w:line="340" w:beforeAutospacing="false" w:afterAutospacing="false"/>
         <w:contextualSpacing w:val="false"/>
       </w:pPr>
       <w:r>
@@ -1028,7 +1028,7 @@
     <w:p>
       <w:pPr>
         <w:pStyle w:val="OAClauseHeading"/>
-        <w:spacing w:before="320" w:after="120" w:line="340" w:beforeAutospacing="false" w:afterAutospacing="false"/>
+        <w:spacing w:after="120" w:before="320" w:line="340" w:beforeAutospacing="false" w:afterAutospacing="false"/>
         <w:contextualSpacing w:val="false"/>
       </w:pPr>
       <w:r>
@@ -1046,7 +1046,7 @@
     <w:p>
       <w:pPr>
         <w:pStyle w:val="OAClauseBody"/>
-        <w:spacing w:before="0" w:after="280" w:line="340" w:beforeAutospacing="false" w:afterAutospacing="false"/>
+        <w:spacing w:after="280" w:before="0" w:line="340" w:beforeAutospacing="false" w:afterAutospacing="false"/>
         <w:contextualSpacing w:val="false"/>
       </w:pPr>
       <w:r>
@@ -1196,7 +1196,7 @@
     <w:p>
       <w:pPr>
         <w:pStyle w:val="OAClauseHeading"/>
-        <w:spacing w:before="320" w:after="120" w:line="340" w:beforeAutospacing="false" w:afterAutospacing="false"/>
+        <w:spacing w:after="120" w:before="320" w:line="340" w:beforeAutospacing="false" w:afterAutospacing="false"/>
         <w:contextualSpacing w:val="false"/>
       </w:pPr>
       <w:r>
@@ -1214,7 +1214,7 @@
     <w:p>
       <w:pPr>
         <w:pStyle w:val="OAClauseBody"/>
-        <w:spacing w:before="0" w:after="280" w:line="340" w:beforeAutospacing="false" w:afterAutospacing="false"/>
+        <w:spacing w:after="280" w:before="0" w:line="340" w:beforeAutospacing="false" w:afterAutospacing="false"/>
         <w:contextualSpacing w:val="false"/>
       </w:pPr>
       <w:r>
@@ -1299,7 +1299,7 @@
     <w:p>
       <w:pPr>
         <w:pStyle w:val="OAClauseHeading"/>
-        <w:spacing w:before="320" w:after="120" w:line="340" w:beforeAutospacing="false" w:afterAutospacing="false"/>
+        <w:spacing w:after="120" w:before="320" w:line="340" w:beforeAutospacing="false" w:afterAutospacing="false"/>
         <w:contextualSpacing w:val="false"/>
       </w:pPr>
       <w:r>
@@ -1317,7 +1317,7 @@
     <w:p>
       <w:pPr>
         <w:pStyle w:val="OAClauseBody"/>
-        <w:spacing w:before="0" w:after="280" w:line="340" w:beforeAutospacing="false" w:afterAutospacing="false"/>
+        <w:spacing w:after="280" w:before="0" w:line="340" w:beforeAutospacing="false" w:afterAutospacing="false"/>
         <w:contextualSpacing w:val="false"/>
       </w:pPr>
       <w:r>
@@ -1363,7 +1363,7 @@
     <w:p>
       <w:pPr>
         <w:pStyle w:val="OAClauseHeading"/>
-        <w:spacing w:before="320" w:after="120" w:line="340" w:beforeAutospacing="false" w:afterAutospacing="false"/>
+        <w:spacing w:after="120" w:before="320" w:line="340" w:beforeAutospacing="false" w:afterAutospacing="false"/>
         <w:contextualSpacing w:val="false"/>
       </w:pPr>
       <w:r>
@@ -1381,7 +1381,7 @@
     <w:p>
       <w:pPr>
         <w:pStyle w:val="OAClauseBody"/>
-        <w:spacing w:before="0" w:after="280" w:line="340" w:beforeAutospacing="false" w:afterAutospacing="false"/>
+        <w:spacing w:after="280" w:before="0" w:line="340" w:beforeAutospacing="false" w:afterAutospacing="false"/>
         <w:contextualSpacing w:val="false"/>
       </w:pPr>
       <w:r>
@@ -1466,7 +1466,7 @@
     <w:p>
       <w:pPr>
         <w:pStyle w:val="OAClauseHeading"/>
-        <w:spacing w:before="320" w:after="120" w:line="340" w:beforeAutospacing="false" w:afterAutospacing="false"/>
+        <w:spacing w:after="120" w:before="320" w:line="340" w:beforeAutospacing="false" w:afterAutospacing="false"/>
         <w:contextualSpacing w:val="false"/>
       </w:pPr>
       <w:r>
@@ -1484,7 +1484,7 @@
     <w:p>
       <w:pPr>
         <w:pStyle w:val="OAClauseBody"/>
-        <w:spacing w:before="0" w:after="280" w:line="340" w:beforeAutospacing="false" w:afterAutospacing="false"/>
+        <w:spacing w:after="280" w:before="0" w:line="340" w:beforeAutospacing="false" w:afterAutospacing="false"/>
         <w:contextualSpacing w:val="false"/>
       </w:pPr>
       <w:r>
@@ -1582,7 +1582,7 @@
     <w:p>
       <w:pPr>
         <w:pStyle w:val="OAClauseHeading"/>
-        <w:spacing w:before="320" w:after="120" w:line="340" w:beforeAutospacing="false" w:afterAutospacing="false"/>
+        <w:spacing w:after="120" w:before="320" w:line="340" w:beforeAutospacing="false" w:afterAutospacing="false"/>
         <w:contextualSpacing w:val="false"/>
       </w:pPr>
       <w:r>
@@ -1600,7 +1600,7 @@
     <w:p>
       <w:pPr>
         <w:pStyle w:val="OAClauseBody"/>
-        <w:spacing w:before="0" w:after="280" w:line="340" w:beforeAutospacing="false" w:afterAutospacing="false"/>
+        <w:spacing w:after="280" w:before="0" w:line="340" w:beforeAutospacing="false" w:afterAutospacing="false"/>
         <w:contextualSpacing w:val="false"/>
       </w:pPr>
       <w:r>
@@ -1646,7 +1646,7 @@
     <w:p>
       <w:pPr>
         <w:pStyle w:val="OAClauseHeading"/>
-        <w:spacing w:before="320" w:after="120" w:line="340" w:beforeAutospacing="false" w:afterAutospacing="false"/>
+        <w:spacing w:after="120" w:before="320" w:line="340" w:beforeAutospacing="false" w:afterAutospacing="false"/>
         <w:contextualSpacing w:val="false"/>
       </w:pPr>
       <w:r>
@@ -1664,7 +1664,7 @@
     <w:p>
       <w:pPr>
         <w:pStyle w:val="OAClauseBody"/>
-        <w:spacing w:before="0" w:after="280" w:line="340" w:beforeAutospacing="false" w:afterAutospacing="false"/>
+        <w:spacing w:after="280" w:before="0" w:line="340" w:beforeAutospacing="false" w:afterAutospacing="false"/>
         <w:contextualSpacing w:val="false"/>
       </w:pPr>
       <w:r>
@@ -1723,7 +1723,7 @@
     <w:p>
       <w:pPr>
         <w:pStyle w:val="OAClauseHeading"/>
-        <w:spacing w:before="320" w:after="120" w:line="340" w:beforeAutospacing="false" w:afterAutospacing="false"/>
+        <w:spacing w:after="120" w:before="320" w:line="340" w:beforeAutospacing="false" w:afterAutospacing="false"/>
         <w:contextualSpacing w:val="false"/>
       </w:pPr>
       <w:r>
@@ -1741,7 +1741,7 @@
     <w:p>
       <w:pPr>
         <w:pStyle w:val="OAClauseBody"/>
-        <w:spacing w:before="0" w:after="280" w:line="340" w:beforeAutospacing="false" w:afterAutospacing="false"/>
+        <w:spacing w:after="280" w:before="0" w:line="340" w:beforeAutospacing="false" w:afterAutospacing="false"/>
         <w:contextualSpacing w:val="false"/>
       </w:pPr>
       <w:r>
@@ -1826,7 +1826,7 @@
     <w:p>
       <w:pPr>
         <w:pStyle w:val="OAClauseHeading"/>
-        <w:spacing w:before="320" w:after="120" w:line="340" w:beforeAutospacing="false" w:afterAutospacing="false"/>
+        <w:spacing w:after="120" w:before="320" w:line="340" w:beforeAutospacing="false" w:afterAutospacing="false"/>
         <w:contextualSpacing w:val="false"/>
       </w:pPr>
       <w:r>
@@ -1844,7 +1844,7 @@
     <w:p>
       <w:pPr>
         <w:pStyle w:val="OAClauseBody"/>
-        <w:spacing w:before="0" w:after="280" w:line="340" w:beforeAutospacing="false" w:afterAutospacing="false"/>
+        <w:spacing w:after="280" w:before="0" w:line="340" w:beforeAutospacing="false" w:afterAutospacing="false"/>
         <w:contextualSpacing w:val="false"/>
       </w:pPr>
       <w:r>
@@ -1942,7 +1942,7 @@
     <w:p>
       <w:pPr>
         <w:pStyle w:val="OAClauseHeading"/>
-        <w:spacing w:before="320" w:after="120" w:line="340" w:beforeAutospacing="false" w:afterAutospacing="false"/>
+        <w:spacing w:after="120" w:before="320" w:line="340" w:beforeAutospacing="false" w:afterAutospacing="false"/>
         <w:contextualSpacing w:val="false"/>
       </w:pPr>
       <w:r>
@@ -1960,7 +1960,7 @@
     <w:p>
       <w:pPr>
         <w:pStyle w:val="OAClauseBody"/>
-        <w:spacing w:before="0" w:after="280" w:line="340" w:beforeAutospacing="false" w:afterAutospacing="false"/>
+        <w:spacing w:after="280" w:before="0" w:line="340" w:beforeAutospacing="false" w:afterAutospacing="false"/>
         <w:contextualSpacing w:val="false"/>
       </w:pPr>
       <w:r>
@@ -2058,7 +2058,7 @@
     <w:p>
       <w:pPr>
         <w:pStyle w:val="OAClauseHeading"/>
-        <w:spacing w:before="320" w:after="120" w:line="340" w:beforeAutospacing="false" w:afterAutospacing="false"/>
+        <w:spacing w:after="120" w:before="320" w:line="340" w:beforeAutospacing="false" w:afterAutospacing="false"/>
         <w:contextualSpacing w:val="false"/>
       </w:pPr>
       <w:r>
@@ -2076,7 +2076,7 @@
     <w:p>
       <w:pPr>
         <w:pStyle w:val="OAClauseBody"/>
-        <w:spacing w:before="0" w:after="280" w:line="340" w:beforeAutospacing="false" w:afterAutospacing="false"/>
+        <w:spacing w:after="280" w:before="0" w:line="340" w:beforeAutospacing="false" w:afterAutospacing="false"/>
         <w:contextualSpacing w:val="false"/>
       </w:pPr>
       <w:r>
@@ -2122,7 +2122,7 @@
     <w:p>
       <w:pPr>
         <w:pStyle w:val="OAClauseHeading"/>
-        <w:spacing w:before="320" w:after="120" w:line="340" w:beforeAutospacing="false" w:afterAutospacing="false"/>
+        <w:spacing w:after="120" w:before="320" w:line="340" w:beforeAutospacing="false" w:afterAutospacing="false"/>
         <w:contextualSpacing w:val="false"/>
       </w:pPr>
       <w:r>
@@ -2140,7 +2140,7 @@
     <w:p>
       <w:pPr>
         <w:pStyle w:val="OAClauseBody"/>
-        <w:spacing w:before="0" w:after="280" w:line="340" w:beforeAutospacing="false" w:afterAutospacing="false"/>
+        <w:spacing w:after="280" w:before="0" w:line="340" w:beforeAutospacing="false" w:afterAutospacing="false"/>
         <w:contextualSpacing w:val="false"/>
       </w:pPr>
       <w:r>
@@ -2264,8 +2264,8 @@
     <w:p>
       <w:pPr>
         <w:sectPr>
-          <w:headerReference w:type="default" r:id="rId8"/>
-          <w:footerReference w:type="default" r:id="rId9"/>
+          <w:headerReference w:type="default" r:id="rId9"/>
+          <w:footerReference w:type="default" r:id="rId10"/>
           <w:pgSz w:w="11906" w:h="16838" w:orient="portrait"/>
           <w:pgMar w:top="936" w:right="1080" w:bottom="720" w:left="1080" w:header="360" w:footer="432" w:gutter="0"/>
           <w:pgNumType/>
@@ -2275,7 +2275,7 @@
     </w:p>
     <w:p>
       <w:pPr>
-        <w:spacing w:before="0" w:after="240" w:line="340" w:beforeAutospacing="false" w:afterAutospacing="false"/>
+        <w:spacing w:after="240" w:before="0" w:line="340" w:beforeAutospacing="false" w:afterAutospacing="false"/>
         <w:contextualSpacing w:val="false"/>
       </w:pPr>
       <w:r>
@@ -2292,7 +2292,7 @@
     </w:p>
     <w:p>
       <w:pPr>
-        <w:spacing w:before="0" w:after="280" w:line="340" w:beforeAutospacing="false" w:afterAutospacing="false"/>
+        <w:spacing w:after="280" w:before="0" w:line="340" w:beforeAutospacing="false" w:afterAutospacing="false"/>
         <w:contextualSpacing w:val="false"/>
       </w:pPr>
       <w:r>
@@ -2943,8 +2943,8 @@
       </w:tr>
     </w:tbl>
     <w:sectPr>
-      <w:headerReference w:type="default" r:id="rId10"/>
-      <w:footerReference w:type="default" r:id="rId11"/>
+      <w:headerReference w:type="default" r:id="rId11"/>
+      <w:footerReference w:type="default" r:id="rId12"/>
       <w:pgSz w:w="11906" w:h="16838" w:orient="portrait"/>
       <w:pgMar w:top="936" w:right="1080" w:bottom="720" w:left="1080" w:header="360" w:footer="432" w:gutter="0"/>
       <w:pgNumType/>
@@ -2956,6 +2956,43 @@
 
 <file path=word/comments.xml><?xml version="1.0" encoding="utf-8"?>
 <w:comments xmlns:cx="http://schemas.microsoft.com/office/drawing/2014/chartex" xmlns:cx1="http://schemas.microsoft.com/office/drawing/2015/9/8/chartex" xmlns:cx2="http://schemas.microsoft.com/office/drawing/2015/10/21/chartex" xmlns:cx3="http://schemas.microsoft.com/office/drawing/2016/5/9/chartex" xmlns:cx4="http://schemas.microsoft.com/office/drawing/2016/5/10/chartex" xmlns:cx5="http://schemas.microsoft.com/office/drawing/2016/5/11/chartex" xmlns:cx6="http://schemas.microsoft.com/office/drawing/2016/5/12/chartex" xmlns:cx7="http://schemas.microsoft.com/office/drawing/2016/5/13/chartex" xmlns:cx8="http://schemas.microsoft.com/office/drawing/2016/5/14/chartex" xmlns:mc="http://schemas.openxmlformats.org/markup-compatibility/2006" xmlns:aink="http://schemas.microsoft.com/office/drawing/2016/ink" xmlns:am3d="http://schemas.microsoft.com/office/drawing/2017/model3d" xmlns:o="urn:schemas-microsoft-com:office:office" xmlns:r="http://schemas.openxmlformats.org/officeDocument/2006/relationships" xmlns:m="http://schemas.openxmlformats.org/officeDocument/2006/math" xmlns:v="urn:schemas-microsoft-com:vml" xmlns:wp14="http://schemas.microsoft.com/office/word/2010/wordprocessingDrawing" xmlns:wp="http://schemas.openxmlformats.org/drawingml/2006/wordprocessingDrawing" xmlns:w10="urn:schemas-microsoft-com:office:word" xmlns:w="http://schemas.openxmlformats.org/wordprocessingml/2006/main" xmlns:w14="http://schemas.microsoft.com/office/word/2010/wordml" xmlns:w15="http://schemas.microsoft.com/office/word/2012/wordml" xmlns:w16cex="http://schemas.microsoft.com/office/word/2018/wordml/cex" xmlns:w16cid="http://schemas.microsoft.com/office/word/2016/wordml/cid" xmlns:w16="http://schemas.microsoft.com/office/word/2018/wordml" xmlns:w16sdtdh="http://schemas.microsoft.com/office/word/2020/wordml/sdtdatahash" xmlns:w16se="http://schemas.microsoft.com/office/word/2015/wordml/symex" xmlns:wpg="http://schemas.microsoft.com/office/word/2010/wordprocessingGroup" xmlns:wpi="http://schemas.microsoft.com/office/word/2010/wordprocessingInk" xmlns:wne="http://schemas.microsoft.com/office/word/2006/wordml" xmlns:wps="http://schemas.microsoft.com/office/word/2010/wordprocessingShape"/>
+</file>
+
+<file path=word/endnotes.xml><?xml version="1.0" encoding="utf-8"?>
+<w:endnotes xmlns:wpc="http://schemas.microsoft.com/office/word/2010/wordprocessingCanvas" xmlns:mc="http://schemas.openxmlformats.org/markup-compatibility/2006" xmlns:o="urn:schemas-microsoft-com:office:office" xmlns:r="http://schemas.openxmlformats.org/officeDocument/2006/relationships" xmlns:m="http://schemas.openxmlformats.org/officeDocument/2006/math" xmlns:v="urn:schemas-microsoft-com:vml" xmlns:wp14="http://schemas.microsoft.com/office/word/2010/wordprocessingDrawing" xmlns:wp="http://schemas.openxmlformats.org/drawingml/2006/wordprocessingDrawing" xmlns:w10="urn:schemas-microsoft-com:office:word" xmlns:w="http://schemas.openxmlformats.org/wordprocessingml/2006/main" xmlns:w14="http://schemas.microsoft.com/office/word/2010/wordml" xmlns:w15="http://schemas.microsoft.com/office/word/2012/wordml" xmlns:wpg="http://schemas.microsoft.com/office/word/2010/wordprocessingGroup" xmlns:wpi="http://schemas.microsoft.com/office/word/2010/wordprocessingInk" xmlns:wne="http://schemas.microsoft.com/office/word/2006/wordml" xmlns:wps="http://schemas.microsoft.com/office/word/2010/wordprocessingShape" mc:Ignorable="w14 w15 wp14">
+  <w:endnote w:type="separator" w:id="-1">
+    <w:p>
+      <w:pPr>
+        <w:spacing w:after="0" w:line="240" w:lineRule="auto"/>
+      </w:pPr>
+      <w:r>
+        <w:rPr>
+          <w:rStyle w:val="EndnoteReference"/>
+        </w:rPr>
+        <w:endnoteRef/>
+      </w:r>
+      <w:r>
+        <w:separator/>
+      </w:r>
+    </w:p>
+  </w:endnote>
+  <w:endnote w:type="continuationSeparator" w:id="0">
+    <w:p>
+      <w:pPr>
+        <w:spacing w:after="0" w:line="240" w:lineRule="auto"/>
+      </w:pPr>
+      <w:r>
+        <w:rPr>
+          <w:rStyle w:val="EndnoteReference"/>
+        </w:rPr>
+        <w:endnoteRef/>
+      </w:r>
+      <w:r>
+        <w:continuationSeparator/>
+      </w:r>
+    </w:p>
+  </w:endnote>
+</w:endnotes>
 </file>
 
 <file path=word/footer1.xml><?xml version="1.0" encoding="utf-8"?>
@@ -3020,7 +3057,7 @@
   </w:p>
   <w:p>
     <w:pPr>
-      <w:spacing w:before="0" w:after="0"/>
+      <w:spacing w:after="0" w:before="0"/>
     </w:pPr>
     <w:r>
       <w:rPr>
@@ -3260,7 +3297,7 @@
         </w:tcPr>
         <w:p>
           <w:pPr>
-            <w:spacing w:before="0" w:after="0"/>
+            <w:spacing w:after="0" w:before="0"/>
             <w:jc w:val="right"/>
           </w:pPr>
           <w:r>
@@ -3351,7 +3388,7 @@
         </w:tcPr>
         <w:p>
           <w:pPr>
-            <w:spacing w:before="0" w:after="0"/>
+            <w:spacing w:after="0" w:before="0"/>
             <w:jc w:val="right"/>
           </w:pPr>
           <w:r>
@@ -3442,7 +3479,7 @@
         </w:tcPr>
         <w:p>
           <w:pPr>
-            <w:spacing w:before="0" w:after="0"/>
+            <w:spacing w:after="0" w:before="0"/>
             <w:jc w:val="right"/>
           </w:pPr>
           <w:r>
@@ -3579,7 +3616,7 @@
     </w:rPrDefault>
     <w:pPrDefault>
       <w:pPr>
-        <w:spacing w:before="0" w:after="0" w:line="340" w:lineRule="auto"/>
+        <w:spacing w:after="0" w:before="0" w:line="340" w:lineRule="auto"/>
       </w:pPr>
     </w:pPrDefault>
   </w:docDefaults>
@@ -3717,12 +3754,49 @@
       <w:szCs w:val="20"/>
     </w:rPr>
   </w:style>
+  <w:style w:type="character" w:styleId="EndnoteReference">
+    <w:name w:val="endnote reference"/>
+    <w:basedOn w:val="DefaultParagraphFont"/>
+    <w:uiPriority w:val="99"/>
+    <w:semiHidden/>
+    <w:unhideWhenUsed/>
+    <w:rPr>
+      <w:vertAlign w:val="superscript"/>
+    </w:rPr>
+  </w:style>
+  <w:style w:type="paragraph" w:styleId="EndnoteText">
+    <w:name w:val="endnote text"/>
+    <w:basedOn w:val="Normal"/>
+    <w:link w:val="EndnoteTextChar"/>
+    <w:uiPriority w:val="99"/>
+    <w:semiHidden/>
+    <w:unhideWhenUsed/>
+    <w:pPr>
+      <w:spacing w:after="0" w:line="240" w:lineRule="auto"/>
+    </w:pPr>
+    <w:rPr>
+      <w:sz w:val="20"/>
+      <w:szCs w:val="20"/>
+    </w:rPr>
+  </w:style>
+  <w:style w:type="character" w:styleId="EndnoteTextChar">
+    <w:name w:val="Endnote Text Char"/>
+    <w:basedOn w:val="DefaultParagraphFont"/>
+    <w:link w:val="EndnoteText"/>
+    <w:uiPriority w:val="99"/>
+    <w:semiHidden/>
+    <w:unhideWhenUsed/>
+    <w:rPr>
+      <w:sz w:val="20"/>
+      <w:szCs w:val="20"/>
+    </w:rPr>
+  </w:style>
   <w:style w:type="paragraph" w:styleId="Normal">
     <w:name w:val="Normal"/>
     <w:next w:val="Normal"/>
     <w:qFormat/>
     <w:pPr>
-      <w:spacing w:before="0" w:after="0" w:line="340" w:lineRule="auto"/>
+      <w:spacing w:after="0" w:before="0" w:line="340" w:lineRule="auto"/>
     </w:pPr>
     <w:rPr>
       <w:rFonts w:ascii="Arial" w:cs="Arial" w:eastAsia="Arial" w:hAnsi="Arial"/>
@@ -3737,7 +3811,7 @@
     <w:next w:val="OAClauseBody"/>
     <w:qFormat/>
     <w:pPr>
-      <w:spacing w:before="320" w:after="120" w:line="340" w:lineRule="auto"/>
+      <w:spacing w:after="120" w:before="320" w:line="340" w:lineRule="auto"/>
     </w:pPr>
     <w:rPr>
       <w:rFonts w:ascii="Arial" w:cs="Arial" w:eastAsia="Arial" w:hAnsi="Arial"/>
@@ -3754,7 +3828,7 @@
     <w:next w:val="OAClauseHeading"/>
     <w:qFormat/>
     <w:pPr>
-      <w:spacing w:before="0" w:after="280" w:line="340" w:lineRule="auto"/>
+      <w:spacing w:after="280" w:before="0" w:line="340" w:lineRule="auto"/>
     </w:pPr>
     <w:rPr>
       <w:rFonts w:ascii="Arial" w:cs="Arial" w:eastAsia="Arial" w:hAnsi="Arial"/>

--- a/content/templates/openagreements-employment-offer-letter/template.docx
+++ b/content/templates/openagreements-employment-offer-letter/template.docx
@@ -2311,7 +2311,7 @@
     </w:p>
     <w:tbl>
       <w:tblPr>
-        <w:tblW w:type="dxa" w:w="10075"/>
+        <w:tblW w:type="dxa" w:w="10070"/>
         <w:tblBorders>
           <w:top w:val="nil" w:color="FFFFFF" w:sz="0"/>
           <w:left w:val="nil" w:color="FFFFFF" w:sz="0"/>
@@ -2324,9 +2324,7 @@
       </w:tblPr>
       <w:tblGrid>
         <w:gridCol w:w="2605"/>
-        <w:gridCol w:w="3600"/>
-        <w:gridCol w:w="250"/>
-        <w:gridCol w:w="3620"/>
+        <w:gridCol w:w="7465"/>
       </w:tblGrid>
       <w:tr>
         <w:tc>
@@ -2396,6 +2394,11 @@
             </w:r>
           </w:p>
         </w:tc>
+      </w:tr>
+      <w:tr>
+        <w:trPr>
+          <w:trHeight w:val="690" w:hRule="atLeast"/>
+        </w:trPr>
         <w:tc>
           <w:tcPr>
             <w:tcBorders>
@@ -2406,14 +2409,324 @@
             </w:tcBorders>
             <w:tcMar>
               <w:top w:type="dxa" w:w="216"/>
-              <w:left w:type="dxa" w:w="0"/>
+              <w:left w:type="dxa" w:w="115"/>
               <w:bottom w:type="dxa" w:w="216"/>
-              <w:right w:type="dxa" w:w="0"/>
-            </w:tcMar>
-            <w:vAlign w:val="center"/>
-          </w:tcPr>
-          <w:p>
-            <w:r>
+              <w:right w:type="dxa" w:w="115"/>
+            </w:tcMar>
+            <w:vAlign w:val="center"/>
+          </w:tcPr>
+          <w:p>
+            <w:pPr>
+              <w:spacing w:after="0" w:line="340"/>
+            </w:pPr>
+            <w:r>
+              <w:rPr>
+                <w:rFonts w:ascii="Arial" w:cs="Arial" w:eastAsia="Arial" w:hAnsi="Arial"/>
+                <w:b/>
+                <w:bCs/>
+                <w:color w:val="1D2021"/>
+                <w:sz w:val="18"/>
+                <w:szCs w:val="18"/>
+              </w:rPr>
+              <w:t xml:space="preserve">Signature</w:t>
+            </w:r>
+          </w:p>
+        </w:tc>
+        <w:tc>
+          <w:tcPr>
+            <w:tcBorders>
+              <w:top w:val="single" w:color="C7C7C7" w:sz="4"/>
+              <w:left w:val="nil" w:color="FFFFFF" w:sz="0"/>
+              <w:bottom w:val="single" w:color="C7C7C7" w:sz="4"/>
+              <w:right w:val="nil" w:color="FFFFFF" w:sz="0"/>
+            </w:tcBorders>
+            <w:tcMar>
+              <w:top w:type="dxa" w:w="216"/>
+              <w:left w:type="dxa" w:w="115"/>
+              <w:bottom w:type="dxa" w:w="216"/>
+              <w:right w:type="dxa" w:w="115"/>
+            </w:tcMar>
+            <w:vAlign w:val="center"/>
+          </w:tcPr>
+          <w:p>
+            <w:pPr>
+              <w:spacing w:after="0" w:line="340"/>
+            </w:pPr>
+            <w:r>
+              <w:rPr>
+                <w:rFonts w:ascii="Arial" w:cs="Arial" w:eastAsia="Arial" w:hAnsi="Arial"/>
+                <w:color w:val="1D2021"/>
+                <w:sz w:val="18"/>
+                <w:szCs w:val="18"/>
+              </w:rPr>
+              <w:t xml:space="preserve"/>
+            </w:r>
+          </w:p>
+        </w:tc>
+      </w:tr>
+      <w:tr>
+        <w:trPr>
+          <w:trHeight w:val="690" w:hRule="atLeast"/>
+        </w:trPr>
+        <w:tc>
+          <w:tcPr>
+            <w:tcBorders>
+              <w:top w:val="nil" w:color="FFFFFF" w:sz="0"/>
+              <w:left w:val="nil" w:color="FFFFFF" w:sz="0"/>
+              <w:bottom w:val="nil" w:color="FFFFFF" w:sz="0"/>
+              <w:right w:val="nil" w:color="FFFFFF" w:sz="0"/>
+            </w:tcBorders>
+            <w:tcMar>
+              <w:top w:type="dxa" w:w="216"/>
+              <w:left w:type="dxa" w:w="115"/>
+              <w:bottom w:type="dxa" w:w="216"/>
+              <w:right w:type="dxa" w:w="115"/>
+            </w:tcMar>
+            <w:vAlign w:val="center"/>
+          </w:tcPr>
+          <w:p>
+            <w:pPr>
+              <w:spacing w:after="0" w:line="340"/>
+            </w:pPr>
+            <w:r>
+              <w:rPr>
+                <w:rFonts w:ascii="Arial" w:cs="Arial" w:eastAsia="Arial" w:hAnsi="Arial"/>
+                <w:b/>
+                <w:bCs/>
+                <w:color w:val="1D2021"/>
+                <w:sz w:val="18"/>
+                <w:szCs w:val="18"/>
+              </w:rPr>
+              <w:t xml:space="preserve">Print Name</w:t>
+            </w:r>
+          </w:p>
+        </w:tc>
+        <w:tc>
+          <w:tcPr>
+            <w:tcBorders>
+              <w:top w:val="single" w:color="C7C7C7" w:sz="4"/>
+              <w:left w:val="nil" w:color="FFFFFF" w:sz="0"/>
+              <w:bottom w:val="single" w:color="C7C7C7" w:sz="4"/>
+              <w:right w:val="nil" w:color="FFFFFF" w:sz="0"/>
+            </w:tcBorders>
+            <w:tcMar>
+              <w:top w:type="dxa" w:w="216"/>
+              <w:left w:type="dxa" w:w="115"/>
+              <w:bottom w:type="dxa" w:w="216"/>
+              <w:right w:type="dxa" w:w="115"/>
+            </w:tcMar>
+            <w:vAlign w:val="center"/>
+          </w:tcPr>
+          <w:p>
+            <w:pPr>
+              <w:spacing w:after="0" w:line="340"/>
+            </w:pPr>
+            <w:r>
+              <w:rPr>
+                <w:rFonts w:ascii="Arial" w:cs="Arial" w:eastAsia="Arial" w:hAnsi="Arial"/>
+                <w:color w:val="1D2021"/>
+                <w:sz w:val="18"/>
+                <w:szCs w:val="18"/>
+              </w:rPr>
+              <w:t xml:space="preserve">{employer_name}</w:t>
+            </w:r>
+          </w:p>
+        </w:tc>
+      </w:tr>
+      <w:tr>
+        <w:trPr>
+          <w:trHeight w:val="690" w:hRule="atLeast"/>
+        </w:trPr>
+        <w:tc>
+          <w:tcPr>
+            <w:tcBorders>
+              <w:top w:val="nil" w:color="FFFFFF" w:sz="0"/>
+              <w:left w:val="nil" w:color="FFFFFF" w:sz="0"/>
+              <w:bottom w:val="nil" w:color="FFFFFF" w:sz="0"/>
+              <w:right w:val="nil" w:color="FFFFFF" w:sz="0"/>
+            </w:tcBorders>
+            <w:tcMar>
+              <w:top w:type="dxa" w:w="216"/>
+              <w:left w:type="dxa" w:w="115"/>
+              <w:bottom w:type="dxa" w:w="216"/>
+              <w:right w:type="dxa" w:w="115"/>
+            </w:tcMar>
+            <w:vAlign w:val="center"/>
+          </w:tcPr>
+          <w:p>
+            <w:pPr>
+              <w:spacing w:after="0" w:line="340"/>
+            </w:pPr>
+            <w:r>
+              <w:rPr>
+                <w:rFonts w:ascii="Arial" w:cs="Arial" w:eastAsia="Arial" w:hAnsi="Arial"/>
+                <w:b/>
+                <w:bCs/>
+                <w:color w:val="1D2021"/>
+                <w:sz w:val="18"/>
+                <w:szCs w:val="18"/>
+              </w:rPr>
+              <w:t xml:space="preserve">Title</w:t>
+            </w:r>
+          </w:p>
+        </w:tc>
+        <w:tc>
+          <w:tcPr>
+            <w:tcBorders>
+              <w:top w:val="single" w:color="C7C7C7" w:sz="4"/>
+              <w:left w:val="nil" w:color="FFFFFF" w:sz="0"/>
+              <w:bottom w:val="single" w:color="C7C7C7" w:sz="4"/>
+              <w:right w:val="nil" w:color="FFFFFF" w:sz="0"/>
+            </w:tcBorders>
+            <w:tcMar>
+              <w:top w:type="dxa" w:w="216"/>
+              <w:left w:type="dxa" w:w="115"/>
+              <w:bottom w:type="dxa" w:w="216"/>
+              <w:right w:type="dxa" w:w="115"/>
+            </w:tcMar>
+            <w:vAlign w:val="center"/>
+          </w:tcPr>
+          <w:p>
+            <w:pPr>
+              <w:spacing w:after="0" w:line="340"/>
+            </w:pPr>
+            <w:r>
+              <w:rPr>
+                <w:rFonts w:ascii="Arial" w:cs="Arial" w:eastAsia="Arial" w:hAnsi="Arial"/>
+                <w:color w:val="1D2021"/>
+                <w:sz w:val="18"/>
+                <w:szCs w:val="18"/>
+              </w:rPr>
+              <w:t xml:space="preserve"/>
+            </w:r>
+          </w:p>
+        </w:tc>
+      </w:tr>
+      <w:tr>
+        <w:trPr>
+          <w:trHeight w:val="690" w:hRule="atLeast"/>
+        </w:trPr>
+        <w:tc>
+          <w:tcPr>
+            <w:tcBorders>
+              <w:top w:val="nil" w:color="FFFFFF" w:sz="0"/>
+              <w:left w:val="nil" w:color="FFFFFF" w:sz="0"/>
+              <w:bottom w:val="nil" w:color="FFFFFF" w:sz="0"/>
+              <w:right w:val="nil" w:color="FFFFFF" w:sz="0"/>
+            </w:tcBorders>
+            <w:tcMar>
+              <w:top w:type="dxa" w:w="216"/>
+              <w:left w:type="dxa" w:w="115"/>
+              <w:bottom w:type="dxa" w:w="216"/>
+              <w:right w:type="dxa" w:w="115"/>
+            </w:tcMar>
+            <w:vAlign w:val="center"/>
+          </w:tcPr>
+          <w:p>
+            <w:pPr>
+              <w:spacing w:after="0" w:line="340"/>
+            </w:pPr>
+            <w:r>
+              <w:rPr>
+                <w:rFonts w:ascii="Arial" w:cs="Arial" w:eastAsia="Arial" w:hAnsi="Arial"/>
+                <w:b/>
+                <w:bCs/>
+                <w:color w:val="1D2021"/>
+                <w:sz w:val="18"/>
+                <w:szCs w:val="18"/>
+              </w:rPr>
+              <w:t xml:space="preserve">Date</w:t>
+            </w:r>
+          </w:p>
+        </w:tc>
+        <w:tc>
+          <w:tcPr>
+            <w:tcBorders>
+              <w:top w:val="single" w:color="C7C7C7" w:sz="4"/>
+              <w:left w:val="nil" w:color="FFFFFF" w:sz="0"/>
+              <w:bottom w:val="single" w:color="C7C7C7" w:sz="4"/>
+              <w:right w:val="nil" w:color="FFFFFF" w:sz="0"/>
+            </w:tcBorders>
+            <w:tcMar>
+              <w:top w:type="dxa" w:w="216"/>
+              <w:left w:type="dxa" w:w="115"/>
+              <w:bottom w:type="dxa" w:w="216"/>
+              <w:right w:type="dxa" w:w="115"/>
+            </w:tcMar>
+            <w:vAlign w:val="center"/>
+          </w:tcPr>
+          <w:p>
+            <w:pPr>
+              <w:spacing w:after="0" w:line="340"/>
+            </w:pPr>
+            <w:r>
+              <w:rPr>
+                <w:rFonts w:ascii="Arial" w:cs="Arial" w:eastAsia="Arial" w:hAnsi="Arial"/>
+                <w:color w:val="1D2021"/>
+                <w:sz w:val="18"/>
+                <w:szCs w:val="18"/>
+              </w:rPr>
+              <w:t xml:space="preserve"/>
+            </w:r>
+          </w:p>
+        </w:tc>
+      </w:tr>
+    </w:tbl>
+    <w:p>
+      <w:pPr>
+        <w:spacing w:after="280" w:before="0" w:line="340"/>
+      </w:pPr>
+      <w:r>
+        <w:t xml:space="preserve"/>
+      </w:r>
+    </w:p>
+    <w:tbl>
+      <w:tblPr>
+        <w:tblW w:type="dxa" w:w="10070"/>
+        <w:tblBorders>
+          <w:top w:val="nil" w:color="FFFFFF" w:sz="0"/>
+          <w:left w:val="nil" w:color="FFFFFF" w:sz="0"/>
+          <w:bottom w:val="nil" w:color="FFFFFF" w:sz="0"/>
+          <w:right w:val="nil" w:color="FFFFFF" w:sz="0"/>
+          <w:insideH w:val="single" w:color="auto" w:sz="4"/>
+          <w:insideV w:val="single" w:color="auto" w:sz="4"/>
+        </w:tblBorders>
+        <w:tblLayout w:type="fixed"/>
+      </w:tblPr>
+      <w:tblGrid>
+        <w:gridCol w:w="2605"/>
+        <w:gridCol w:w="7465"/>
+      </w:tblGrid>
+      <w:tr>
+        <w:tc>
+          <w:tcPr>
+            <w:tcBorders>
+              <w:top w:val="nil" w:color="FFFFFF" w:sz="0"/>
+              <w:left w:val="nil" w:color="FFFFFF" w:sz="0"/>
+              <w:bottom w:val="nil" w:color="FFFFFF" w:sz="0"/>
+              <w:right w:val="nil" w:color="FFFFFF" w:sz="0"/>
+            </w:tcBorders>
+            <w:tcMar>
+              <w:top w:type="dxa" w:w="216"/>
+              <w:left w:type="dxa" w:w="115"/>
+              <w:bottom w:type="dxa" w:w="216"/>
+              <w:right w:type="dxa" w:w="115"/>
+            </w:tcMar>
+            <w:vAlign w:val="center"/>
+          </w:tcPr>
+          <w:p>
+            <w:pPr>
+              <w:spacing w:after="0" w:line="340"/>
+            </w:pPr>
+            <w:r>
+              <w:rPr>
+                <w:rFonts w:ascii="Arial" w:cs="Arial" w:eastAsia="Arial" w:hAnsi="Arial"/>
+                <w:b/>
+                <w:bCs/>
+                <w:color w:val="1D2021"/>
+                <w:sz w:val="18"/>
+                <w:szCs w:val="18"/>
+              </w:rPr>
               <w:t xml:space="preserve"/>
             </w:r>
           </w:p>
@@ -2521,59 +2834,6 @@
             </w:r>
           </w:p>
         </w:tc>
-        <w:tc>
-          <w:tcPr>
-            <w:tcBorders>
-              <w:top w:val="nil" w:color="FFFFFF" w:sz="0"/>
-              <w:left w:val="nil" w:color="FFFFFF" w:sz="0"/>
-              <w:bottom w:val="nil" w:color="FFFFFF" w:sz="0"/>
-              <w:right w:val="nil" w:color="FFFFFF" w:sz="0"/>
-            </w:tcBorders>
-            <w:tcMar>
-              <w:top w:type="dxa" w:w="216"/>
-              <w:left w:type="dxa" w:w="0"/>
-              <w:bottom w:type="dxa" w:w="216"/>
-              <w:right w:type="dxa" w:w="0"/>
-            </w:tcMar>
-            <w:vAlign w:val="center"/>
-          </w:tcPr>
-          <w:p>
-            <w:r>
-              <w:t xml:space="preserve"/>
-            </w:r>
-          </w:p>
-        </w:tc>
-        <w:tc>
-          <w:tcPr>
-            <w:tcBorders>
-              <w:top w:val="single" w:color="C7C7C7" w:sz="4"/>
-              <w:left w:val="nil" w:color="FFFFFF" w:sz="0"/>
-              <w:bottom w:val="single" w:color="C7C7C7" w:sz="4"/>
-              <w:right w:val="nil" w:color="FFFFFF" w:sz="0"/>
-            </w:tcBorders>
-            <w:tcMar>
-              <w:top w:type="dxa" w:w="216"/>
-              <w:left w:type="dxa" w:w="115"/>
-              <w:bottom w:type="dxa" w:w="216"/>
-              <w:right w:type="dxa" w:w="115"/>
-            </w:tcMar>
-            <w:vAlign w:val="center"/>
-          </w:tcPr>
-          <w:p>
-            <w:pPr>
-              <w:spacing w:after="0" w:line="340"/>
-            </w:pPr>
-            <w:r>
-              <w:rPr>
-                <w:rFonts w:ascii="Arial" w:cs="Arial" w:eastAsia="Arial" w:hAnsi="Arial"/>
-                <w:color w:val="1D2021"/>
-                <w:sz w:val="18"/>
-                <w:szCs w:val="18"/>
-              </w:rPr>
-              <w:t xml:space="preserve"/>
-            </w:r>
-          </w:p>
-        </w:tc>
       </w:tr>
       <w:tr>
         <w:trPr>
@@ -2639,59 +2899,6 @@
                 <w:sz w:val="18"/>
                 <w:szCs w:val="18"/>
               </w:rPr>
-              <w:t xml:space="preserve">{employer_name}</w:t>
-            </w:r>
-          </w:p>
-        </w:tc>
-        <w:tc>
-          <w:tcPr>
-            <w:tcBorders>
-              <w:top w:val="nil" w:color="FFFFFF" w:sz="0"/>
-              <w:left w:val="nil" w:color="FFFFFF" w:sz="0"/>
-              <w:bottom w:val="nil" w:color="FFFFFF" w:sz="0"/>
-              <w:right w:val="nil" w:color="FFFFFF" w:sz="0"/>
-            </w:tcBorders>
-            <w:tcMar>
-              <w:top w:type="dxa" w:w="216"/>
-              <w:left w:type="dxa" w:w="0"/>
-              <w:bottom w:type="dxa" w:w="216"/>
-              <w:right w:type="dxa" w:w="0"/>
-            </w:tcMar>
-            <w:vAlign w:val="center"/>
-          </w:tcPr>
-          <w:p>
-            <w:r>
-              <w:t xml:space="preserve"/>
-            </w:r>
-          </w:p>
-        </w:tc>
-        <w:tc>
-          <w:tcPr>
-            <w:tcBorders>
-              <w:top w:val="single" w:color="C7C7C7" w:sz="4"/>
-              <w:left w:val="nil" w:color="FFFFFF" w:sz="0"/>
-              <w:bottom w:val="single" w:color="C7C7C7" w:sz="4"/>
-              <w:right w:val="nil" w:color="FFFFFF" w:sz="0"/>
-            </w:tcBorders>
-            <w:tcMar>
-              <w:top w:type="dxa" w:w="216"/>
-              <w:left w:type="dxa" w:w="115"/>
-              <w:bottom w:type="dxa" w:w="216"/>
-              <w:right w:type="dxa" w:w="115"/>
-            </w:tcMar>
-            <w:vAlign w:val="center"/>
-          </w:tcPr>
-          <w:p>
-            <w:pPr>
-              <w:spacing w:after="0" w:line="340"/>
-            </w:pPr>
-            <w:r>
-              <w:rPr>
-                <w:rFonts w:ascii="Arial" w:cs="Arial" w:eastAsia="Arial" w:hAnsi="Arial"/>
-                <w:color w:val="1D2021"/>
-                <w:sz w:val="18"/>
-                <w:szCs w:val="18"/>
-              </w:rPr>
               <w:t xml:space="preserve">{employee_name}</w:t>
             </w:r>
           </w:p>
@@ -2730,182 +2937,7 @@
                 <w:sz w:val="18"/>
                 <w:szCs w:val="18"/>
               </w:rPr>
-              <w:t xml:space="preserve">Title</w:t>
-            </w:r>
-          </w:p>
-        </w:tc>
-        <w:tc>
-          <w:tcPr>
-            <w:tcBorders>
-              <w:top w:val="single" w:color="C7C7C7" w:sz="4"/>
-              <w:left w:val="nil" w:color="FFFFFF" w:sz="0"/>
-              <w:bottom w:val="single" w:color="C7C7C7" w:sz="4"/>
-              <w:right w:val="nil" w:color="FFFFFF" w:sz="0"/>
-            </w:tcBorders>
-            <w:tcMar>
-              <w:top w:type="dxa" w:w="216"/>
-              <w:left w:type="dxa" w:w="115"/>
-              <w:bottom w:type="dxa" w:w="216"/>
-              <w:right w:type="dxa" w:w="115"/>
-            </w:tcMar>
-            <w:vAlign w:val="center"/>
-          </w:tcPr>
-          <w:p>
-            <w:pPr>
-              <w:spacing w:after="0" w:line="340"/>
-            </w:pPr>
-            <w:r>
-              <w:rPr>
-                <w:rFonts w:ascii="Arial" w:cs="Arial" w:eastAsia="Arial" w:hAnsi="Arial"/>
-                <w:color w:val="1D2021"/>
-                <w:sz w:val="18"/>
-                <w:szCs w:val="18"/>
-              </w:rPr>
-              <w:t xml:space="preserve"/>
-            </w:r>
-          </w:p>
-        </w:tc>
-        <w:tc>
-          <w:tcPr>
-            <w:tcBorders>
-              <w:top w:val="nil" w:color="FFFFFF" w:sz="0"/>
-              <w:left w:val="nil" w:color="FFFFFF" w:sz="0"/>
-              <w:bottom w:val="nil" w:color="FFFFFF" w:sz="0"/>
-              <w:right w:val="nil" w:color="FFFFFF" w:sz="0"/>
-            </w:tcBorders>
-            <w:tcMar>
-              <w:top w:type="dxa" w:w="216"/>
-              <w:left w:type="dxa" w:w="0"/>
-              <w:bottom w:type="dxa" w:w="216"/>
-              <w:right w:type="dxa" w:w="0"/>
-            </w:tcMar>
-            <w:vAlign w:val="center"/>
-          </w:tcPr>
-          <w:p>
-            <w:r>
-              <w:t xml:space="preserve"/>
-            </w:r>
-          </w:p>
-        </w:tc>
-        <w:tc>
-          <w:tcPr>
-            <w:tcBorders>
-              <w:top w:val="single" w:color="C7C7C7" w:sz="4"/>
-              <w:left w:val="nil" w:color="FFFFFF" w:sz="0"/>
-              <w:bottom w:val="single" w:color="C7C7C7" w:sz="4"/>
-              <w:right w:val="nil" w:color="FFFFFF" w:sz="0"/>
-            </w:tcBorders>
-            <w:tcMar>
-              <w:top w:type="dxa" w:w="216"/>
-              <w:left w:type="dxa" w:w="115"/>
-              <w:bottom w:type="dxa" w:w="216"/>
-              <w:right w:type="dxa" w:w="115"/>
-            </w:tcMar>
-            <w:vAlign w:val="center"/>
-          </w:tcPr>
-          <w:p>
-            <w:pPr>
-              <w:spacing w:after="0" w:line="340"/>
-            </w:pPr>
-            <w:r>
-              <w:rPr>
-                <w:rFonts w:ascii="Arial" w:cs="Arial" w:eastAsia="Arial" w:hAnsi="Arial"/>
-                <w:color w:val="1D2021"/>
-                <w:sz w:val="18"/>
-                <w:szCs w:val="18"/>
-              </w:rPr>
-              <w:t xml:space="preserve"/>
-            </w:r>
-          </w:p>
-        </w:tc>
-      </w:tr>
-      <w:tr>
-        <w:trPr>
-          <w:trHeight w:val="690" w:hRule="atLeast"/>
-        </w:trPr>
-        <w:tc>
-          <w:tcPr>
-            <w:tcBorders>
-              <w:top w:val="nil" w:color="FFFFFF" w:sz="0"/>
-              <w:left w:val="nil" w:color="FFFFFF" w:sz="0"/>
-              <w:bottom w:val="nil" w:color="FFFFFF" w:sz="0"/>
-              <w:right w:val="nil" w:color="FFFFFF" w:sz="0"/>
-            </w:tcBorders>
-            <w:tcMar>
-              <w:top w:type="dxa" w:w="216"/>
-              <w:left w:type="dxa" w:w="115"/>
-              <w:bottom w:type="dxa" w:w="216"/>
-              <w:right w:type="dxa" w:w="115"/>
-            </w:tcMar>
-            <w:vAlign w:val="center"/>
-          </w:tcPr>
-          <w:p>
-            <w:pPr>
-              <w:spacing w:after="0" w:line="340"/>
-            </w:pPr>
-            <w:r>
-              <w:rPr>
-                <w:rFonts w:ascii="Arial" w:cs="Arial" w:eastAsia="Arial" w:hAnsi="Arial"/>
-                <w:b/>
-                <w:bCs/>
-                <w:color w:val="1D2021"/>
-                <w:sz w:val="18"/>
-                <w:szCs w:val="18"/>
-              </w:rPr>
               <w:t xml:space="preserve">Date</w:t>
-            </w:r>
-          </w:p>
-        </w:tc>
-        <w:tc>
-          <w:tcPr>
-            <w:tcBorders>
-              <w:top w:val="single" w:color="C7C7C7" w:sz="4"/>
-              <w:left w:val="nil" w:color="FFFFFF" w:sz="0"/>
-              <w:bottom w:val="single" w:color="C7C7C7" w:sz="4"/>
-              <w:right w:val="nil" w:color="FFFFFF" w:sz="0"/>
-            </w:tcBorders>
-            <w:tcMar>
-              <w:top w:type="dxa" w:w="216"/>
-              <w:left w:type="dxa" w:w="115"/>
-              <w:bottom w:type="dxa" w:w="216"/>
-              <w:right w:type="dxa" w:w="115"/>
-            </w:tcMar>
-            <w:vAlign w:val="center"/>
-          </w:tcPr>
-          <w:p>
-            <w:pPr>
-              <w:spacing w:after="0" w:line="340"/>
-            </w:pPr>
-            <w:r>
-              <w:rPr>
-                <w:rFonts w:ascii="Arial" w:cs="Arial" w:eastAsia="Arial" w:hAnsi="Arial"/>
-                <w:color w:val="1D2021"/>
-                <w:sz w:val="18"/>
-                <w:szCs w:val="18"/>
-              </w:rPr>
-              <w:t xml:space="preserve"/>
-            </w:r>
-          </w:p>
-        </w:tc>
-        <w:tc>
-          <w:tcPr>
-            <w:tcBorders>
-              <w:top w:val="nil" w:color="FFFFFF" w:sz="0"/>
-              <w:left w:val="nil" w:color="FFFFFF" w:sz="0"/>
-              <w:bottom w:val="nil" w:color="FFFFFF" w:sz="0"/>
-              <w:right w:val="nil" w:color="FFFFFF" w:sz="0"/>
-            </w:tcBorders>
-            <w:tcMar>
-              <w:top w:type="dxa" w:w="216"/>
-              <w:left w:type="dxa" w:w="0"/>
-              <w:bottom w:type="dxa" w:w="216"/>
-              <w:right w:type="dxa" w:w="0"/>
-            </w:tcMar>
-            <w:vAlign w:val="center"/>
-          </w:tcPr>
-          <w:p>
-            <w:r>
-              <w:t xml:space="preserve"/>
             </w:r>
           </w:p>
         </w:tc>

--- a/content/templates/openagreements-employment-offer-letter/template.docx
+++ b/content/templates/openagreements-employment-offer-letter/template.docx
@@ -2303,8 +2303,8 @@
           <w:i w:val="false"/>
           <w:iCs w:val="false"/>
           <w:color w:val="1D2021"/>
-          <w:sz w:val="16"/>
-          <w:szCs w:val="16"/>
+          <w:sz w:val="22"/>
+          <w:szCs w:val="22"/>
         </w:rPr>
         <w:t xml:space="preserve">By signing this Employment Offer Letter, each party agrees to these Cover Terms and Standard Terms.</w:t>
       </w:r>

--- a/content/templates/openagreements-employment-offer-letter/template.docx
+++ b/content/templates/openagreements-employment-offer-letter/template.docx
@@ -4,6 +4,7 @@
   <w:body>
     <w:p>
       <w:pPr>
+        <w:pStyle w:val="OATitle"/>
         <w:spacing w:after="210" w:before="240"/>
       </w:pPr>
       <w:r>
@@ -53,6 +54,7 @@
           </w:tcPr>
           <w:p>
             <w:pPr>
+              <w:pStyle w:val="Normal"/>
               <w:spacing w:after="30" w:line="340"/>
             </w:pPr>
             <w:r>
@@ -69,6 +71,7 @@
           </w:p>
           <w:p>
             <w:pPr>
+              <w:pStyle w:val="Normal"/>
               <w:spacing w:after="20" w:line="340"/>
             </w:pPr>
             <w:r>
@@ -105,6 +108,7 @@
           </w:tcPr>
           <w:p>
             <w:pPr>
+              <w:pStyle w:val="Normal"/>
               <w:spacing w:after="0" w:before="0" w:line="340"/>
             </w:pPr>
             <w:r>
@@ -140,6 +144,7 @@
           </w:tcPr>
           <w:p>
             <w:pPr>
+              <w:pStyle w:val="Normal"/>
               <w:spacing w:after="0" w:before="0" w:line="340" w:beforeAutospacing="false" w:afterAutospacing="false"/>
               <w:contextualSpacing w:val="false"/>
             </w:pPr>
@@ -181,6 +186,7 @@
           </w:tcPr>
           <w:p>
             <w:pPr>
+              <w:pStyle w:val="Normal"/>
               <w:spacing w:after="0" w:before="0" w:line="340"/>
             </w:pPr>
             <w:r>
@@ -216,6 +222,7 @@
           </w:tcPr>
           <w:p>
             <w:pPr>
+              <w:pStyle w:val="Normal"/>
               <w:spacing w:after="0" w:before="0" w:line="340" w:beforeAutospacing="false" w:afterAutospacing="false"/>
               <w:contextualSpacing w:val="false"/>
             </w:pPr>
@@ -257,6 +264,7 @@
           </w:tcPr>
           <w:p>
             <w:pPr>
+              <w:pStyle w:val="Normal"/>
               <w:spacing w:after="0" w:before="0" w:line="340"/>
             </w:pPr>
             <w:r>
@@ -292,6 +300,7 @@
           </w:tcPr>
           <w:p>
             <w:pPr>
+              <w:pStyle w:val="Normal"/>
               <w:spacing w:after="0" w:before="0" w:line="340" w:beforeAutospacing="false" w:afterAutospacing="false"/>
               <w:contextualSpacing w:val="false"/>
             </w:pPr>
@@ -333,6 +342,7 @@
           </w:tcPr>
           <w:p>
             <w:pPr>
+              <w:pStyle w:val="Normal"/>
               <w:spacing w:after="0" w:before="0" w:line="340"/>
             </w:pPr>
             <w:r>
@@ -368,6 +378,7 @@
           </w:tcPr>
           <w:p>
             <w:pPr>
+              <w:pStyle w:val="Normal"/>
               <w:spacing w:after="0" w:before="0" w:line="340" w:beforeAutospacing="false" w:afterAutospacing="false"/>
               <w:contextualSpacing w:val="false"/>
             </w:pPr>
@@ -409,6 +420,7 @@
           </w:tcPr>
           <w:p>
             <w:pPr>
+              <w:pStyle w:val="Normal"/>
               <w:spacing w:after="0" w:before="0" w:line="340"/>
             </w:pPr>
             <w:r>
@@ -444,6 +456,7 @@
           </w:tcPr>
           <w:p>
             <w:pPr>
+              <w:pStyle w:val="Normal"/>
               <w:spacing w:after="0" w:before="0" w:line="340" w:beforeAutospacing="false" w:afterAutospacing="false"/>
               <w:contextualSpacing w:val="false"/>
             </w:pPr>
@@ -485,6 +498,7 @@
           </w:tcPr>
           <w:p>
             <w:pPr>
+              <w:pStyle w:val="Normal"/>
               <w:spacing w:after="0" w:before="0" w:line="340"/>
             </w:pPr>
             <w:r>
@@ -520,6 +534,7 @@
           </w:tcPr>
           <w:p>
             <w:pPr>
+              <w:pStyle w:val="Normal"/>
               <w:spacing w:after="0" w:before="0" w:line="340" w:beforeAutospacing="false" w:afterAutospacing="false"/>
               <w:contextualSpacing w:val="false"/>
             </w:pPr>
@@ -561,6 +576,7 @@
           </w:tcPr>
           <w:p>
             <w:pPr>
+              <w:pStyle w:val="Normal"/>
               <w:spacing w:after="0" w:before="0" w:line="340"/>
             </w:pPr>
             <w:r>
@@ -596,6 +612,7 @@
           </w:tcPr>
           <w:p>
             <w:pPr>
+              <w:pStyle w:val="Normal"/>
               <w:spacing w:after="0" w:before="0" w:line="340" w:beforeAutospacing="false" w:afterAutospacing="false"/>
               <w:contextualSpacing w:val="false"/>
             </w:pPr>
@@ -637,6 +654,7 @@
           </w:tcPr>
           <w:p>
             <w:pPr>
+              <w:pStyle w:val="Normal"/>
               <w:spacing w:after="0" w:before="0" w:line="340"/>
             </w:pPr>
             <w:r>
@@ -672,6 +690,7 @@
           </w:tcPr>
           <w:p>
             <w:pPr>
+              <w:pStyle w:val="Normal"/>
               <w:spacing w:after="0" w:before="0" w:line="340" w:beforeAutospacing="false" w:afterAutospacing="false"/>
               <w:contextualSpacing w:val="false"/>
             </w:pPr>
@@ -713,6 +732,7 @@
           </w:tcPr>
           <w:p>
             <w:pPr>
+              <w:pStyle w:val="Normal"/>
               <w:spacing w:after="0" w:before="0" w:line="340"/>
             </w:pPr>
             <w:r>
@@ -748,6 +768,7 @@
           </w:tcPr>
           <w:p>
             <w:pPr>
+              <w:pStyle w:val="Normal"/>
               <w:spacing w:after="0" w:before="0" w:line="340" w:beforeAutospacing="false" w:afterAutospacing="false"/>
               <w:contextualSpacing w:val="false"/>
             </w:pPr>
@@ -789,6 +810,7 @@
           </w:tcPr>
           <w:p>
             <w:pPr>
+              <w:pStyle w:val="Normal"/>
               <w:spacing w:after="0" w:before="0" w:line="340"/>
             </w:pPr>
             <w:r>
@@ -824,6 +846,7 @@
           </w:tcPr>
           <w:p>
             <w:pPr>
+              <w:pStyle w:val="Normal"/>
               <w:spacing w:after="0" w:before="0" w:line="340" w:beforeAutospacing="false" w:afterAutospacing="false"/>
               <w:contextualSpacing w:val="false"/>
             </w:pPr>
@@ -865,6 +888,7 @@
           </w:tcPr>
           <w:p>
             <w:pPr>
+              <w:pStyle w:val="Normal"/>
               <w:spacing w:after="0" w:before="0" w:line="340"/>
             </w:pPr>
             <w:r>
@@ -900,6 +924,7 @@
           </w:tcPr>
           <w:p>
             <w:pPr>
+              <w:pStyle w:val="Normal"/>
               <w:spacing w:after="0" w:before="0" w:line="340" w:beforeAutospacing="false" w:afterAutospacing="false"/>
               <w:contextualSpacing w:val="false"/>
             </w:pPr>
@@ -941,6 +966,7 @@
           </w:tcPr>
           <w:p>
             <w:pPr>
+              <w:pStyle w:val="Normal"/>
               <w:spacing w:after="0" w:before="0" w:line="340"/>
             </w:pPr>
             <w:r>
@@ -976,6 +1002,7 @@
           </w:tcPr>
           <w:p>
             <w:pPr>
+              <w:pStyle w:val="Normal"/>
               <w:spacing w:after="0" w:before="0" w:line="340" w:beforeAutospacing="false" w:afterAutospacing="false"/>
               <w:contextualSpacing w:val="false"/>
             </w:pPr>
@@ -1010,6 +1037,7 @@
     </w:p>
     <w:p>
       <w:pPr>
+        <w:pStyle w:val="OASectionTitle"/>
         <w:spacing w:after="240" w:before="0" w:line="340" w:beforeAutospacing="false" w:afterAutospacing="false"/>
         <w:contextualSpacing w:val="false"/>
       </w:pPr>
@@ -2275,6 +2303,7 @@
     </w:p>
     <w:p>
       <w:pPr>
+        <w:pStyle w:val="OASectionTitle"/>
         <w:spacing w:after="240" w:before="0" w:line="340" w:beforeAutospacing="false" w:afterAutospacing="false"/>
         <w:contextualSpacing w:val="false"/>
       </w:pPr>
@@ -2292,6 +2321,7 @@
     </w:p>
     <w:p>
       <w:pPr>
+        <w:pStyle w:val="Normal"/>
         <w:spacing w:after="280" w:before="0" w:line="340" w:beforeAutospacing="false" w:afterAutospacing="false"/>
         <w:contextualSpacing w:val="false"/>
       </w:pPr>
@@ -2345,6 +2375,7 @@
           </w:tcPr>
           <w:p>
             <w:pPr>
+              <w:pStyle w:val="Normal"/>
               <w:spacing w:after="0" w:line="340"/>
             </w:pPr>
             <w:r>
@@ -2378,6 +2409,7 @@
           </w:tcPr>
           <w:p>
             <w:pPr>
+              <w:pStyle w:val="Normal"/>
               <w:spacing w:after="0" w:line="340"/>
               <w:jc w:val="center"/>
             </w:pPr>
@@ -2417,6 +2449,7 @@
           </w:tcPr>
           <w:p>
             <w:pPr>
+              <w:pStyle w:val="Normal"/>
               <w:spacing w:after="0" w:line="340"/>
             </w:pPr>
             <w:r>
@@ -2450,6 +2483,7 @@
           </w:tcPr>
           <w:p>
             <w:pPr>
+              <w:pStyle w:val="Normal"/>
               <w:spacing w:after="0" w:line="340"/>
             </w:pPr>
             <w:r>
@@ -2486,6 +2520,7 @@
           </w:tcPr>
           <w:p>
             <w:pPr>
+              <w:pStyle w:val="Normal"/>
               <w:spacing w:after="0" w:line="340"/>
             </w:pPr>
             <w:r>
@@ -2519,6 +2554,7 @@
           </w:tcPr>
           <w:p>
             <w:pPr>
+              <w:pStyle w:val="Normal"/>
               <w:spacing w:after="0" w:line="340"/>
             </w:pPr>
             <w:r>
@@ -2555,6 +2591,7 @@
           </w:tcPr>
           <w:p>
             <w:pPr>
+              <w:pStyle w:val="Normal"/>
               <w:spacing w:after="0" w:line="340"/>
             </w:pPr>
             <w:r>
@@ -2588,6 +2625,7 @@
           </w:tcPr>
           <w:p>
             <w:pPr>
+              <w:pStyle w:val="Normal"/>
               <w:spacing w:after="0" w:line="340"/>
             </w:pPr>
             <w:r>
@@ -2624,6 +2662,7 @@
           </w:tcPr>
           <w:p>
             <w:pPr>
+              <w:pStyle w:val="Normal"/>
               <w:spacing w:after="0" w:line="340"/>
             </w:pPr>
             <w:r>
@@ -2657,6 +2696,7 @@
           </w:tcPr>
           <w:p>
             <w:pPr>
+              <w:pStyle w:val="Normal"/>
               <w:spacing w:after="0" w:line="340"/>
             </w:pPr>
             <w:r>
@@ -2674,6 +2714,7 @@
     </w:tbl>
     <w:p>
       <w:pPr>
+        <w:pStyle w:val="Normal"/>
         <w:spacing w:after="280" w:before="0" w:line="340"/>
       </w:pPr>
       <w:r>
@@ -2716,6 +2757,7 @@
           </w:tcPr>
           <w:p>
             <w:pPr>
+              <w:pStyle w:val="Normal"/>
               <w:spacing w:after="0" w:line="340"/>
             </w:pPr>
             <w:r>
@@ -2749,6 +2791,7 @@
           </w:tcPr>
           <w:p>
             <w:pPr>
+              <w:pStyle w:val="Normal"/>
               <w:spacing w:after="0" w:line="340"/>
               <w:jc w:val="center"/>
             </w:pPr>
@@ -2788,6 +2831,7 @@
           </w:tcPr>
           <w:p>
             <w:pPr>
+              <w:pStyle w:val="Normal"/>
               <w:spacing w:after="0" w:line="340"/>
             </w:pPr>
             <w:r>
@@ -2821,6 +2865,7 @@
           </w:tcPr>
           <w:p>
             <w:pPr>
+              <w:pStyle w:val="Normal"/>
               <w:spacing w:after="0" w:line="340"/>
             </w:pPr>
             <w:r>
@@ -2857,6 +2902,7 @@
           </w:tcPr>
           <w:p>
             <w:pPr>
+              <w:pStyle w:val="Normal"/>
               <w:spacing w:after="0" w:line="340"/>
             </w:pPr>
             <w:r>
@@ -2890,6 +2936,7 @@
           </w:tcPr>
           <w:p>
             <w:pPr>
+              <w:pStyle w:val="Normal"/>
               <w:spacing w:after="0" w:line="340"/>
             </w:pPr>
             <w:r>
@@ -2926,6 +2973,7 @@
           </w:tcPr>
           <w:p>
             <w:pPr>
+              <w:pStyle w:val="Normal"/>
               <w:spacing w:after="0" w:line="340"/>
             </w:pPr>
             <w:r>
@@ -2959,6 +3007,7 @@
           </w:tcPr>
           <w:p>
             <w:pPr>
+              <w:pStyle w:val="Normal"/>
               <w:spacing w:after="0" w:line="340"/>
             </w:pPr>
             <w:r>
@@ -3648,7 +3697,7 @@
     </w:rPrDefault>
     <w:pPrDefault>
       <w:pPr>
-        <w:spacing w:after="0" w:before="0" w:line="340" w:lineRule="auto"/>
+        <w:spacing w:after="280" w:before="0" w:line="340" w:lineRule="auto"/>
       </w:pPr>
     </w:pPrDefault>
   </w:docDefaults>
@@ -3828,11 +3877,43 @@
     <w:next w:val="Normal"/>
     <w:qFormat/>
     <w:pPr>
-      <w:spacing w:after="0" w:before="0" w:line="340" w:lineRule="auto"/>
+      <w:spacing w:after="280" w:before="0" w:line="340" w:lineRule="auto"/>
     </w:pPr>
     <w:rPr>
       <w:rFonts w:ascii="Arial" w:cs="Arial" w:eastAsia="Arial" w:hAnsi="Arial"/>
       <w:color w:val="1D2021"/>
+      <w:sz w:val="22"/>
+      <w:szCs w:val="22"/>
+    </w:rPr>
+  </w:style>
+  <w:style w:type="paragraph" w:styleId="OATitle">
+    <w:name w:val="OA Title"/>
+    <w:basedOn w:val="Normal"/>
+    <w:next w:val="Normal"/>
+    <w:qFormat/>
+    <w:pPr>
+      <w:spacing w:after="210" w:before="240" w:line="340" w:lineRule="auto"/>
+    </w:pPr>
+    <w:rPr>
+      <w:rFonts w:ascii="Georgia" w:cs="Georgia" w:eastAsia="Georgia" w:hAnsi="Georgia"/>
+      <w:color w:val="1D2021"/>
+      <w:sz w:val="44"/>
+      <w:szCs w:val="44"/>
+    </w:rPr>
+  </w:style>
+  <w:style w:type="paragraph" w:styleId="OASectionTitle">
+    <w:name w:val="OA Section Title"/>
+    <w:basedOn w:val="Normal"/>
+    <w:next w:val="Normal"/>
+    <w:qFormat/>
+    <w:pPr>
+      <w:spacing w:after="240" w:before="0" w:line="340" w:lineRule="auto"/>
+    </w:pPr>
+    <w:rPr>
+      <w:rFonts w:ascii="Arial" w:cs="Arial" w:eastAsia="Arial" w:hAnsi="Arial"/>
+      <w:b/>
+      <w:bCs/>
+      <w:color w:val="117086"/>
       <w:sz w:val="22"/>
       <w:szCs w:val="22"/>
     </w:rPr>

--- a/content/templates/openagreements-employment-offer-letter/template.docx
+++ b/content/templates/openagreements-employment-offer-letter/template.docx
@@ -3033,10 +3033,6 @@
     </w:sectPr>
   </w:body>
 </w:document>
-</file>
-
-<file path=word/comments.xml><?xml version="1.0" encoding="utf-8"?>
-<w:comments xmlns:cx="http://schemas.microsoft.com/office/drawing/2014/chartex" xmlns:cx1="http://schemas.microsoft.com/office/drawing/2015/9/8/chartex" xmlns:cx2="http://schemas.microsoft.com/office/drawing/2015/10/21/chartex" xmlns:cx3="http://schemas.microsoft.com/office/drawing/2016/5/9/chartex" xmlns:cx4="http://schemas.microsoft.com/office/drawing/2016/5/10/chartex" xmlns:cx5="http://schemas.microsoft.com/office/drawing/2016/5/11/chartex" xmlns:cx6="http://schemas.microsoft.com/office/drawing/2016/5/12/chartex" xmlns:cx7="http://schemas.microsoft.com/office/drawing/2016/5/13/chartex" xmlns:cx8="http://schemas.microsoft.com/office/drawing/2016/5/14/chartex" xmlns:mc="http://schemas.openxmlformats.org/markup-compatibility/2006" xmlns:aink="http://schemas.microsoft.com/office/drawing/2016/ink" xmlns:am3d="http://schemas.microsoft.com/office/drawing/2017/model3d" xmlns:o="urn:schemas-microsoft-com:office:office" xmlns:r="http://schemas.openxmlformats.org/officeDocument/2006/relationships" xmlns:m="http://schemas.openxmlformats.org/officeDocument/2006/math" xmlns:v="urn:schemas-microsoft-com:vml" xmlns:wp14="http://schemas.microsoft.com/office/word/2010/wordprocessingDrawing" xmlns:wp="http://schemas.openxmlformats.org/drawingml/2006/wordprocessingDrawing" xmlns:w10="urn:schemas-microsoft-com:office:word" xmlns:w="http://schemas.openxmlformats.org/wordprocessingml/2006/main" xmlns:w14="http://schemas.microsoft.com/office/word/2010/wordml" xmlns:w15="http://schemas.microsoft.com/office/word/2012/wordml" xmlns:w16cex="http://schemas.microsoft.com/office/word/2018/wordml/cex" xmlns:w16cid="http://schemas.microsoft.com/office/word/2016/wordml/cid" xmlns:w16="http://schemas.microsoft.com/office/word/2018/wordml" xmlns:w16sdtdh="http://schemas.microsoft.com/office/word/2020/wordml/sdtdatahash" xmlns:w16se="http://schemas.microsoft.com/office/word/2015/wordml/symex" xmlns:wpg="http://schemas.microsoft.com/office/word/2010/wordprocessingGroup" xmlns:wpi="http://schemas.microsoft.com/office/word/2010/wordprocessingInk" xmlns:wne="http://schemas.microsoft.com/office/word/2006/wordml" xmlns:wps="http://schemas.microsoft.com/office/word/2010/wordprocessingShape"/>
 </file>
 
 <file path=word/endnotes.xml><?xml version="1.0" encoding="utf-8"?>
@@ -3112,6 +3108,7 @@
       <w:fldChar w:fldCharType="begin"/>
       <w:instrText xml:space="preserve">PAGE</w:instrText>
       <w:fldChar w:fldCharType="separate"/>
+      <w:t>1</w:t>
       <w:fldChar w:fldCharType="end"/>
     </w:r>
     <w:r>
@@ -3133,6 +3130,7 @@
       <w:fldChar w:fldCharType="begin"/>
       <w:instrText xml:space="preserve">NUMPAGES</w:instrText>
       <w:fldChar w:fldCharType="separate"/>
+      <w:t>1</w:t>
       <w:fldChar w:fldCharType="end"/>
     </w:r>
   </w:p>
@@ -3189,6 +3187,7 @@
       <w:fldChar w:fldCharType="begin"/>
       <w:instrText xml:space="preserve">PAGE</w:instrText>
       <w:fldChar w:fldCharType="separate"/>
+      <w:t>1</w:t>
       <w:fldChar w:fldCharType="end"/>
     </w:r>
     <w:r>
@@ -3210,6 +3209,7 @@
       <w:fldChar w:fldCharType="begin"/>
       <w:instrText xml:space="preserve">NUMPAGES</w:instrText>
       <w:fldChar w:fldCharType="separate"/>
+      <w:t>1</w:t>
       <w:fldChar w:fldCharType="end"/>
     </w:r>
   </w:p>
@@ -3252,6 +3252,7 @@
       <w:fldChar w:fldCharType="begin"/>
       <w:instrText xml:space="preserve">PAGE</w:instrText>
       <w:fldChar w:fldCharType="separate"/>
+      <w:t>1</w:t>
       <w:fldChar w:fldCharType="end"/>
     </w:r>
     <w:r>
@@ -3273,6 +3274,7 @@
       <w:fldChar w:fldCharType="begin"/>
       <w:instrText xml:space="preserve">NUMPAGES</w:instrText>
       <w:fldChar w:fldCharType="separate"/>
+      <w:t>1</w:t>
       <w:fldChar w:fldCharType="end"/>
     </w:r>
   </w:p>

--- a/content/templates/openagreements-employment-offer-letter/template.docx
+++ b/content/templates/openagreements-employment-offer-letter/template.docx
@@ -3953,4 +3953,299 @@
     </w:rPr>
   </w:style>
 </w:styles>
+</file>
+
+<file path=word/theme/theme1.xml><?xml version="1.0" encoding="utf-8"?>
+<a:theme xmlns:a="http://schemas.openxmlformats.org/drawingml/2006/main" name="Office Theme">
+  <a:themeElements>
+    <a:clrScheme name="Office">
+      <a:dk1>
+        <a:sysClr val="windowText" lastClr="000000"/>
+      </a:dk1>
+      <a:lt1>
+        <a:sysClr val="window" lastClr="FFFFFF"/>
+      </a:lt1>
+      <a:dk2>
+        <a:srgbClr val="44546A"/>
+      </a:dk2>
+      <a:lt2>
+        <a:srgbClr val="E7E6E6"/>
+      </a:lt2>
+      <a:accent1>
+        <a:srgbClr val="4472C4"/>
+      </a:accent1>
+      <a:accent2>
+        <a:srgbClr val="ED7D31"/>
+      </a:accent2>
+      <a:accent3>
+        <a:srgbClr val="A5A5A5"/>
+      </a:accent3>
+      <a:accent4>
+        <a:srgbClr val="FFC000"/>
+      </a:accent4>
+      <a:accent5>
+        <a:srgbClr val="5B9BD5"/>
+      </a:accent5>
+      <a:accent6>
+        <a:srgbClr val="70AD47"/>
+      </a:accent6>
+      <a:hlink>
+        <a:srgbClr val="0563C1"/>
+      </a:hlink>
+      <a:folHlink>
+        <a:srgbClr val="954F72"/>
+      </a:folHlink>
+    </a:clrScheme>
+    <a:fontScheme name="Office">
+      <a:majorFont>
+        <a:latin typeface="Calibri Light" panose="020F0302020204030204"/>
+        <a:ea typeface=""/>
+        <a:cs typeface=""/>
+        <a:font script="Jpan" typeface="游ゴシック Light"/>
+        <a:font script="Hang" typeface="맑은 고딕"/>
+        <a:font script="Hans" typeface="等线 Light"/>
+        <a:font script="Hant" typeface="新細明體"/>
+        <a:font script="Arab" typeface="Times New Roman"/>
+        <a:font script="Hebr" typeface="Times New Roman"/>
+        <a:font script="Thai" typeface="Angsana New"/>
+        <a:font script="Ethi" typeface="Nyala"/>
+        <a:font script="Beng" typeface="Vrinda"/>
+        <a:font script="Gujr" typeface="Shruti"/>
+        <a:font script="Khmr" typeface="MoolBoran"/>
+        <a:font script="Knda" typeface="Tunga"/>
+        <a:font script="Guru" typeface="Raavi"/>
+        <a:font script="Cans" typeface="Euphemia"/>
+        <a:font script="Cher" typeface="Plantagenet Cherokee"/>
+        <a:font script="Yiii" typeface="Microsoft Yi Baiti"/>
+        <a:font script="Tibt" typeface="Microsoft Himalaya"/>
+        <a:font script="Thaa" typeface="MV Boli"/>
+        <a:font script="Deva" typeface="Mangal"/>
+        <a:font script="Telu" typeface="Gautami"/>
+        <a:font script="Taml" typeface="Latha"/>
+        <a:font script="Syrc" typeface="Estrangelo Edessa"/>
+        <a:font script="Orya" typeface="Kalinga"/>
+        <a:font script="Mlym" typeface="Kartika"/>
+        <a:font script="Laoo" typeface="DokChampa"/>
+        <a:font script="Sinh" typeface="Iskoola Pota"/>
+        <a:font script="Mong" typeface="Mongolian Baiti"/>
+        <a:font script="Viet" typeface="Times New Roman"/>
+        <a:font script="Uigh" typeface="Microsoft Uighur"/>
+        <a:font script="Geor" typeface="Sylfaen"/>
+        <a:font script="Armn" typeface="Arial"/>
+        <a:font script="Bugi" typeface="Leelawadee UI"/>
+        <a:font script="Bopo" typeface="Microsoft JhengHei"/>
+        <a:font script="Java" typeface="Javanese Text"/>
+        <a:font script="Lisu" typeface="Segoe UI"/>
+        <a:font script="Mymr" typeface="Myanmar Text"/>
+        <a:font script="Nkoo" typeface="Ebrima"/>
+        <a:font script="Olck" typeface="Nirmala UI"/>
+        <a:font script="Osma" typeface="Ebrima"/>
+        <a:font script="Phag" typeface="Phagspa"/>
+        <a:font script="Syrn" typeface="Estrangelo Edessa"/>
+        <a:font script="Syrj" typeface="Estrangelo Edessa"/>
+        <a:font script="Syre" typeface="Estrangelo Edessa"/>
+        <a:font script="Sora" typeface="Nirmala UI"/>
+        <a:font script="Tale" typeface="Microsoft Tai Le"/>
+        <a:font script="Talu" typeface="Microsoft New Tai Lue"/>
+        <a:font script="Tfng" typeface="Ebrima"/>
+      </a:majorFont>
+      <a:minorFont>
+        <a:latin typeface="Calibri" panose="020F0502020204030204"/>
+        <a:ea typeface=""/>
+        <a:cs typeface=""/>
+        <a:font script="Jpan" typeface="游明朝"/>
+        <a:font script="Hang" typeface="맑은 고딕"/>
+        <a:font script="Hans" typeface="等线"/>
+        <a:font script="Hant" typeface="新細明體"/>
+        <a:font script="Arab" typeface="Arial"/>
+        <a:font script="Hebr" typeface="Arial"/>
+        <a:font script="Thai" typeface="Cordia New"/>
+        <a:font script="Ethi" typeface="Nyala"/>
+        <a:font script="Beng" typeface="Vrinda"/>
+        <a:font script="Gujr" typeface="Shruti"/>
+        <a:font script="Khmr" typeface="DaunPenh"/>
+        <a:font script="Knda" typeface="Tunga"/>
+        <a:font script="Guru" typeface="Raavi"/>
+        <a:font script="Cans" typeface="Euphemia"/>
+        <a:font script="Cher" typeface="Plantagenet Cherokee"/>
+        <a:font script="Yiii" typeface="Microsoft Yi Baiti"/>
+        <a:font script="Tibt" typeface="Microsoft Himalaya"/>
+        <a:font script="Thaa" typeface="MV Boli"/>
+        <a:font script="Deva" typeface="Mangal"/>
+        <a:font script="Telu" typeface="Gautami"/>
+        <a:font script="Taml" typeface="Latha"/>
+        <a:font script="Syrc" typeface="Estrangelo Edessa"/>
+        <a:font script="Orya" typeface="Kalinga"/>
+        <a:font script="Mlym" typeface="Kartika"/>
+        <a:font script="Laoo" typeface="DokChampa"/>
+        <a:font script="Sinh" typeface="Iskoola Pota"/>
+        <a:font script="Mong" typeface="Mongolian Baiti"/>
+        <a:font script="Viet" typeface="Arial"/>
+        <a:font script="Uigh" typeface="Microsoft Uighur"/>
+        <a:font script="Geor" typeface="Sylfaen"/>
+        <a:font script="Armn" typeface="Arial"/>
+        <a:font script="Bugi" typeface="Leelawadee UI"/>
+        <a:font script="Bopo" typeface="Microsoft JhengHei"/>
+        <a:font script="Java" typeface="Javanese Text"/>
+        <a:font script="Lisu" typeface="Segoe UI"/>
+        <a:font script="Mymr" typeface="Myanmar Text"/>
+        <a:font script="Nkoo" typeface="Ebrima"/>
+        <a:font script="Olck" typeface="Nirmala UI"/>
+        <a:font script="Osma" typeface="Ebrima"/>
+        <a:font script="Phag" typeface="Phagspa"/>
+        <a:font script="Syrn" typeface="Estrangelo Edessa"/>
+        <a:font script="Syrj" typeface="Estrangelo Edessa"/>
+        <a:font script="Syre" typeface="Estrangelo Edessa"/>
+        <a:font script="Sora" typeface="Nirmala UI"/>
+        <a:font script="Tale" typeface="Microsoft Tai Le"/>
+        <a:font script="Talu" typeface="Microsoft New Tai Lue"/>
+        <a:font script="Tfng" typeface="Ebrima"/>
+      </a:minorFont>
+    </a:fontScheme>
+    <a:fmtScheme name="Office">
+      <a:fillStyleLst>
+        <a:solidFill>
+          <a:schemeClr val="phClr"/>
+        </a:solidFill>
+        <a:gradFill rotWithShape="1">
+          <a:gsLst>
+            <a:gs pos="0">
+              <a:schemeClr val="phClr">
+                <a:lumMod val="110000"/>
+                <a:satMod val="105000"/>
+                <a:tint val="67000"/>
+              </a:schemeClr>
+            </a:gs>
+            <a:gs pos="50000">
+              <a:schemeClr val="phClr">
+                <a:lumMod val="105000"/>
+                <a:satMod val="103000"/>
+                <a:tint val="73000"/>
+              </a:schemeClr>
+            </a:gs>
+            <a:gs pos="100000">
+              <a:schemeClr val="phClr">
+                <a:lumMod val="105000"/>
+                <a:satMod val="109000"/>
+                <a:tint val="81000"/>
+              </a:schemeClr>
+            </a:gs>
+          </a:gsLst>
+          <a:lin ang="5400000" scaled="0"/>
+        </a:gradFill>
+        <a:gradFill rotWithShape="1">
+          <a:gsLst>
+            <a:gs pos="0">
+              <a:schemeClr val="phClr">
+                <a:satMod val="103000"/>
+                <a:lumMod val="102000"/>
+                <a:tint val="94000"/>
+              </a:schemeClr>
+            </a:gs>
+            <a:gs pos="50000">
+              <a:schemeClr val="phClr">
+                <a:satMod val="110000"/>
+                <a:lumMod val="100000"/>
+                <a:shade val="100000"/>
+              </a:schemeClr>
+            </a:gs>
+            <a:gs pos="100000">
+              <a:schemeClr val="phClr">
+                <a:lumMod val="99000"/>
+                <a:satMod val="120000"/>
+                <a:shade val="78000"/>
+              </a:schemeClr>
+            </a:gs>
+          </a:gsLst>
+          <a:lin ang="5400000" scaled="0"/>
+        </a:gradFill>
+      </a:fillStyleLst>
+      <a:lnStyleLst>
+        <a:ln w="6350" cap="flat" cmpd="sng" algn="ctr">
+          <a:solidFill>
+            <a:schemeClr val="phClr"/>
+          </a:solidFill>
+          <a:prstDash val="solid"/>
+          <a:miter lim="800000"/>
+        </a:ln>
+        <a:ln w="12700" cap="flat" cmpd="sng" algn="ctr">
+          <a:solidFill>
+            <a:schemeClr val="phClr"/>
+          </a:solidFill>
+          <a:prstDash val="solid"/>
+          <a:miter lim="800000"/>
+        </a:ln>
+        <a:ln w="19050" cap="flat" cmpd="sng" algn="ctr">
+          <a:solidFill>
+            <a:schemeClr val="phClr"/>
+          </a:solidFill>
+          <a:prstDash val="solid"/>
+          <a:miter lim="800000"/>
+        </a:ln>
+      </a:lnStyleLst>
+      <a:effectStyleLst>
+        <a:effectStyle>
+          <a:effectLst/>
+        </a:effectStyle>
+        <a:effectStyle>
+          <a:effectLst/>
+        </a:effectStyle>
+        <a:effectStyle>
+          <a:effectLst>
+            <a:outerShdw blurRad="57150" dist="19050" dir="5400000" algn="ctr" rotWithShape="0">
+              <a:srgbClr val="000000">
+                <a:alpha val="63000"/>
+              </a:srgbClr>
+            </a:outerShdw>
+          </a:effectLst>
+        </a:effectStyle>
+      </a:effectStyleLst>
+      <a:bgFillStyleLst>
+        <a:solidFill>
+          <a:schemeClr val="phClr"/>
+        </a:solidFill>
+        <a:solidFill>
+          <a:schemeClr val="phClr">
+            <a:tint val="95000"/>
+            <a:satMod val="170000"/>
+          </a:schemeClr>
+        </a:solidFill>
+        <a:gradFill rotWithShape="1">
+          <a:gsLst>
+            <a:gs pos="0">
+              <a:schemeClr val="phClr">
+                <a:tint val="93000"/>
+                <a:satMod val="150000"/>
+                <a:shade val="98000"/>
+                <a:lumMod val="102000"/>
+              </a:schemeClr>
+            </a:gs>
+            <a:gs pos="50000">
+              <a:schemeClr val="phClr">
+                <a:tint val="98000"/>
+                <a:satMod val="130000"/>
+                <a:shade val="90000"/>
+                <a:lumMod val="103000"/>
+              </a:schemeClr>
+            </a:gs>
+            <a:gs pos="100000">
+              <a:schemeClr val="phClr">
+                <a:shade val="63000"/>
+                <a:satMod val="120000"/>
+              </a:schemeClr>
+            </a:gs>
+          </a:gsLst>
+          <a:lin ang="5400000" scaled="0"/>
+        </a:gradFill>
+      </a:bgFillStyleLst>
+    </a:fmtScheme>
+  </a:themeElements>
+  <a:objectDefaults/>
+  <a:extraClrSchemeLst/>
+  <a:extLst>
+    <a:ext uri="{05A4C25C-085E-4340-85A3-A5531E510DB2}">
+      <thm15:themeFamily xmlns:thm15="http://schemas.microsoft.com/office/thememl/2012/main" name="Office Theme" id="{62F939B6-93AF-4DB8-9C6B-D6C7DFDC589F}" vid="{4A3C46E8-61CC-4603-A589-7422A47A8E4A}"/>
+    </a:ext>
+  </a:extLst>
+</a:theme>
 </file>
--- a/content/templates/openagreements-employment-offer-letter/template.docx
+++ b/content/templates/openagreements-employment-offer-letter/template.docx
@@ -3087,7 +3087,7 @@
         <w:sz w:val="13"/>
         <w:szCs w:val="13"/>
       </w:rPr>
-      <w:t xml:space="preserve">OpenAgreements Employment Offer Letter (v1.1). Free to use under CC BY 4.0.</w:t>
+      <w:t xml:space="preserve">OpenAgreements Employment Offer Letter (v0.1.1). Free to use under CC BY 4.0.</w:t>
     </w:r>
     <w:r>
       <w:rPr>
@@ -3166,7 +3166,7 @@
         <w:sz w:val="13"/>
         <w:szCs w:val="13"/>
       </w:rPr>
-      <w:t xml:space="preserve">OpenAgreements Employment Offer Letter (v1.1). Free to use under CC BY 4.0.</w:t>
+      <w:t xml:space="preserve">OpenAgreements Employment Offer Letter (v0.1.1). Free to use under CC BY 4.0.</w:t>
     </w:r>
     <w:r>
       <w:rPr>
@@ -3231,7 +3231,7 @@
         <w:sz w:val="13"/>
         <w:szCs w:val="13"/>
       </w:rPr>
-      <w:t xml:space="preserve">OpenAgreements Employment Offer Letter (v1.1). Free to use under CC BY 4.0.</w:t>
+      <w:t xml:space="preserve">OpenAgreements Employment Offer Letter (v0.1.1). Free to use under CC BY 4.0.</w:t>
     </w:r>
     <w:r>
       <w:rPr>

--- a/content/templates/openagreements-employment-offer-letter/template.docx
+++ b/content/templates/openagreements-employment-offer-letter/template.docx
@@ -3132,20 +3132,6 @@
       <w:fldChar w:fldCharType="separate"/>
       <w:t>1</w:t>
       <w:fldChar w:fldCharType="end"/>
-    </w:r>
-  </w:p>
-  <w:p>
-    <w:pPr>
-      <w:spacing w:after="0" w:before="0"/>
-    </w:pPr>
-    <w:r>
-      <w:rPr>
-        <w:rFonts w:ascii="Arial" w:cs="Arial" w:eastAsia="Arial" w:hAnsi="Arial"/>
-        <w:color w:val="494A4B"/>
-        <w:sz w:val="12"/>
-        <w:szCs w:val="12"/>
-      </w:rPr>
-      <w:t xml:space="preserve">{cloud_drive_id_footer}</w:t>
     </w:r>
   </w:p>
 </w:ftr>

--- a/content/templates/openagreements-employment-offer-letter/template.docx
+++ b/content/templates/openagreements-employment-offer-letter/template.docx
@@ -2387,7 +2387,7 @@
                 <w:sz w:val="18"/>
                 <w:szCs w:val="18"/>
               </w:rPr>
-              <w:t xml:space="preserve"/>
+              <w:t xml:space="preserve">EMPLOYER</w:t>
             </w:r>
           </w:p>
         </w:tc>
@@ -2411,18 +2411,88 @@
             <w:pPr>
               <w:pStyle w:val="Normal"/>
               <w:spacing w:after="0" w:line="340"/>
-              <w:jc w:val="center"/>
             </w:pPr>
             <w:r>
               <w:rPr>
                 <w:rFonts w:ascii="Arial" w:cs="Arial" w:eastAsia="Arial" w:hAnsi="Arial"/>
                 <w:b/>
                 <w:bCs/>
-                <w:color w:val="8C8D8E"/>
-                <w:sz w:val="16"/>
-                <w:szCs w:val="16"/>
-              </w:rPr>
-              <w:t xml:space="preserve">EMPLOYER</w:t>
+                <w:color w:val="1D2021"/>
+                <w:sz w:val="18"/>
+                <w:szCs w:val="18"/>
+              </w:rPr>
+              <w:t xml:space="preserve">{employer_name}</w:t>
+            </w:r>
+          </w:p>
+        </w:tc>
+      </w:tr>
+      <w:tr>
+        <w:trPr>
+          <w:trHeight w:val="864" w:hRule="atLeast"/>
+        </w:trPr>
+        <w:tc>
+          <w:tcPr>
+            <w:tcBorders>
+              <w:top w:val="nil" w:color="FFFFFF" w:sz="0"/>
+              <w:left w:val="nil" w:color="FFFFFF" w:sz="0"/>
+              <w:bottom w:val="nil" w:color="FFFFFF" w:sz="0"/>
+              <w:right w:val="nil" w:color="FFFFFF" w:sz="0"/>
+            </w:tcBorders>
+            <w:tcMar>
+              <w:top w:type="dxa" w:w="216"/>
+              <w:left w:type="dxa" w:w="115"/>
+              <w:bottom w:type="dxa" w:w="216"/>
+              <w:right w:type="dxa" w:w="115"/>
+            </w:tcMar>
+            <w:vAlign w:val="center"/>
+          </w:tcPr>
+          <w:p>
+            <w:pPr>
+              <w:pStyle w:val="Normal"/>
+              <w:spacing w:after="0" w:line="340"/>
+            </w:pPr>
+            <w:r>
+              <w:rPr>
+                <w:rFonts w:ascii="Arial" w:cs="Arial" w:eastAsia="Arial" w:hAnsi="Arial"/>
+                <w:b/>
+                <w:bCs/>
+                <w:color w:val="1D2021"/>
+                <w:sz w:val="18"/>
+                <w:szCs w:val="18"/>
+              </w:rPr>
+              <w:t xml:space="preserve">Signature</w:t>
+            </w:r>
+          </w:p>
+        </w:tc>
+        <w:tc>
+          <w:tcPr>
+            <w:tcBorders>
+              <w:top w:val="single" w:color="C7C7C7" w:sz="4"/>
+              <w:left w:val="nil" w:color="FFFFFF" w:sz="0"/>
+              <w:bottom w:val="single" w:color="C7C7C7" w:sz="4"/>
+              <w:right w:val="nil" w:color="FFFFFF" w:sz="0"/>
+            </w:tcBorders>
+            <w:tcMar>
+              <w:top w:type="dxa" w:w="216"/>
+              <w:left w:type="dxa" w:w="115"/>
+              <w:bottom w:type="dxa" w:w="216"/>
+              <w:right w:type="dxa" w:w="115"/>
+            </w:tcMar>
+            <w:vAlign w:val="center"/>
+          </w:tcPr>
+          <w:p>
+            <w:pPr>
+              <w:pStyle w:val="Normal"/>
+              <w:spacing w:after="0" w:line="340"/>
+            </w:pPr>
+            <w:r>
+              <w:rPr>
+                <w:rFonts w:ascii="Arial" w:cs="Arial" w:eastAsia="Arial" w:hAnsi="Arial"/>
+                <w:color w:val="1D2021"/>
+                <w:sz w:val="18"/>
+                <w:szCs w:val="18"/>
+              </w:rPr>
+              <w:t xml:space="preserve"/>
             </w:r>
           </w:p>
         </w:tc>
@@ -2461,7 +2531,7 @@
                 <w:sz w:val="18"/>
                 <w:szCs w:val="18"/>
               </w:rPr>
-              <w:t xml:space="preserve">Signature</w:t>
+              <w:t xml:space="preserve">Signatory Name</w:t>
             </w:r>
           </w:p>
         </w:tc>
@@ -2493,7 +2563,7 @@
                 <w:sz w:val="18"/>
                 <w:szCs w:val="18"/>
               </w:rPr>
-              <w:t xml:space="preserve"/>
+              <w:t xml:space="preserve">{employer_signatory_name}</w:t>
             </w:r>
           </w:p>
         </w:tc>
@@ -2532,7 +2602,7 @@
                 <w:sz w:val="18"/>
                 <w:szCs w:val="18"/>
               </w:rPr>
-              <w:t xml:space="preserve">Print Name</w:t>
+              <w:t xml:space="preserve">Title</w:t>
             </w:r>
           </w:p>
         </w:tc>
@@ -2564,78 +2634,7 @@
                 <w:sz w:val="18"/>
                 <w:szCs w:val="18"/>
               </w:rPr>
-              <w:t xml:space="preserve">{employer_name}</w:t>
-            </w:r>
-          </w:p>
-        </w:tc>
-      </w:tr>
-      <w:tr>
-        <w:trPr>
-          <w:trHeight w:val="690" w:hRule="atLeast"/>
-        </w:trPr>
-        <w:tc>
-          <w:tcPr>
-            <w:tcBorders>
-              <w:top w:val="nil" w:color="FFFFFF" w:sz="0"/>
-              <w:left w:val="nil" w:color="FFFFFF" w:sz="0"/>
-              <w:bottom w:val="nil" w:color="FFFFFF" w:sz="0"/>
-              <w:right w:val="nil" w:color="FFFFFF" w:sz="0"/>
-            </w:tcBorders>
-            <w:tcMar>
-              <w:top w:type="dxa" w:w="216"/>
-              <w:left w:type="dxa" w:w="115"/>
-              <w:bottom w:type="dxa" w:w="216"/>
-              <w:right w:type="dxa" w:w="115"/>
-            </w:tcMar>
-            <w:vAlign w:val="center"/>
-          </w:tcPr>
-          <w:p>
-            <w:pPr>
-              <w:pStyle w:val="Normal"/>
-              <w:spacing w:after="0" w:line="340"/>
-            </w:pPr>
-            <w:r>
-              <w:rPr>
-                <w:rFonts w:ascii="Arial" w:cs="Arial" w:eastAsia="Arial" w:hAnsi="Arial"/>
-                <w:b/>
-                <w:bCs/>
-                <w:color w:val="1D2021"/>
-                <w:sz w:val="18"/>
-                <w:szCs w:val="18"/>
-              </w:rPr>
-              <w:t xml:space="preserve">Title</w:t>
-            </w:r>
-          </w:p>
-        </w:tc>
-        <w:tc>
-          <w:tcPr>
-            <w:tcBorders>
-              <w:top w:val="single" w:color="C7C7C7" w:sz="4"/>
-              <w:left w:val="nil" w:color="FFFFFF" w:sz="0"/>
-              <w:bottom w:val="single" w:color="C7C7C7" w:sz="4"/>
-              <w:right w:val="nil" w:color="FFFFFF" w:sz="0"/>
-            </w:tcBorders>
-            <w:tcMar>
-              <w:top w:type="dxa" w:w="216"/>
-              <w:left w:type="dxa" w:w="115"/>
-              <w:bottom w:type="dxa" w:w="216"/>
-              <w:right w:type="dxa" w:w="115"/>
-            </w:tcMar>
-            <w:vAlign w:val="center"/>
-          </w:tcPr>
-          <w:p>
-            <w:pPr>
-              <w:pStyle w:val="Normal"/>
-              <w:spacing w:after="0" w:line="340"/>
-            </w:pPr>
-            <w:r>
-              <w:rPr>
-                <w:rFonts w:ascii="Arial" w:cs="Arial" w:eastAsia="Arial" w:hAnsi="Arial"/>
-                <w:color w:val="1D2021"/>
-                <w:sz w:val="18"/>
-                <w:szCs w:val="18"/>
-              </w:rPr>
-              <w:t xml:space="preserve"/>
+              <w:t xml:space="preserve">{employer_signatory_title}</w:t>
             </w:r>
           </w:p>
         </w:tc>
@@ -2811,7 +2810,7 @@
       </w:tr>
       <w:tr>
         <w:trPr>
-          <w:trHeight w:val="690" w:hRule="atLeast"/>
+          <w:trHeight w:val="864" w:hRule="atLeast"/>
         </w:trPr>
         <w:tc>
           <w:tcPr>

--- a/content/templates/openagreements-employment-offer-letter/template.docx
+++ b/content/templates/openagreements-employment-offer-letter/template.docx
@@ -2768,7 +2768,7 @@
                 <w:sz w:val="18"/>
                 <w:szCs w:val="18"/>
               </w:rPr>
-              <w:t xml:space="preserve"/>
+              <w:t xml:space="preserve">EMPLOYEE</w:t>
             </w:r>
           </w:p>
         </w:tc>
@@ -2783,7 +2783,7 @@
             <w:tcMar>
               <w:top w:type="dxa" w:w="216"/>
               <w:left w:type="dxa" w:w="115"/>
-              <w:bottom w:type="dxa" w:w="120"/>
+              <w:bottom w:type="dxa" w:w="216"/>
               <w:right w:type="dxa" w:w="115"/>
             </w:tcMar>
             <w:vAlign w:val="center"/>
@@ -2792,18 +2792,15 @@
             <w:pPr>
               <w:pStyle w:val="Normal"/>
               <w:spacing w:after="0" w:line="340"/>
-              <w:jc w:val="center"/>
-            </w:pPr>
-            <w:r>
-              <w:rPr>
-                <w:rFonts w:ascii="Arial" w:cs="Arial" w:eastAsia="Arial" w:hAnsi="Arial"/>
-                <w:b/>
-                <w:bCs/>
-                <w:color w:val="8C8D8E"/>
-                <w:sz w:val="16"/>
-                <w:szCs w:val="16"/>
-              </w:rPr>
-              <w:t xml:space="preserve">EMPLOYEE</w:t>
+            </w:pPr>
+            <w:r>
+              <w:rPr>
+                <w:rFonts w:ascii="Arial" w:cs="Arial" w:eastAsia="Arial" w:hAnsi="Arial"/>
+                <w:color w:val="1D2021"/>
+                <w:sz w:val="18"/>
+                <w:szCs w:val="18"/>
+              </w:rPr>
+              <w:t xml:space="preserve"/>
             </w:r>
           </w:p>
         </w:tc>
@@ -2849,7 +2846,7 @@
         <w:tc>
           <w:tcPr>
             <w:tcBorders>
-              <w:top w:val="single" w:color="C7C7C7" w:sz="4"/>
+              <w:top w:val="nil" w:color="FFFFFF" w:sz="0"/>
               <w:left w:val="nil" w:color="FFFFFF" w:sz="0"/>
               <w:bottom w:val="single" w:color="C7C7C7" w:sz="4"/>
               <w:right w:val="nil" w:color="FFFFFF" w:sz="0"/>

--- a/content/templates/openagreements-employment-offer-letter/template.docx
+++ b/content/templates/openagreements-employment-offer-letter/template.docx
@@ -2366,9 +2366,9 @@
               <w:right w:val="nil" w:color="FFFFFF" w:sz="0"/>
             </w:tcBorders>
             <w:tcMar>
-              <w:top w:type="dxa" w:w="216"/>
+              <w:top w:type="dxa" w:w="80"/>
               <w:left w:type="dxa" w:w="115"/>
-              <w:bottom w:type="dxa" w:w="216"/>
+              <w:bottom w:type="dxa" w:w="80"/>
               <w:right w:type="dxa" w:w="115"/>
             </w:tcMar>
             <w:vAlign w:val="center"/>
@@ -2376,7 +2376,7 @@
           <w:p>
             <w:pPr>
               <w:pStyle w:val="Normal"/>
-              <w:spacing w:after="0" w:line="340"/>
+              <w:spacing w:after="0" w:line="264"/>
             </w:pPr>
             <w:r>
               <w:rPr>
@@ -2400,9 +2400,9 @@
               <w:right w:val="nil" w:color="FFFFFF" w:sz="0"/>
             </w:tcBorders>
             <w:tcMar>
-              <w:top w:type="dxa" w:w="216"/>
+              <w:top w:type="dxa" w:w="80"/>
               <w:left w:type="dxa" w:w="115"/>
-              <w:bottom w:type="dxa" w:w="120"/>
+              <w:bottom w:type="dxa" w:w="48"/>
               <w:right w:type="dxa" w:w="115"/>
             </w:tcMar>
             <w:vAlign w:val="center"/>
@@ -2410,7 +2410,7 @@
           <w:p>
             <w:pPr>
               <w:pStyle w:val="Normal"/>
-              <w:spacing w:after="0" w:line="340"/>
+              <w:spacing w:after="0" w:line="264"/>
             </w:pPr>
             <w:r>
               <w:rPr>
@@ -2428,7 +2428,7 @@
       </w:tr>
       <w:tr>
         <w:trPr>
-          <w:trHeight w:val="864" w:hRule="atLeast"/>
+          <w:trHeight w:val="500" w:hRule="atLeast"/>
         </w:trPr>
         <w:tc>
           <w:tcPr>
@@ -2439,9 +2439,9 @@
               <w:right w:val="nil" w:color="FFFFFF" w:sz="0"/>
             </w:tcBorders>
             <w:tcMar>
-              <w:top w:type="dxa" w:w="216"/>
+              <w:top w:type="dxa" w:w="80"/>
               <w:left w:type="dxa" w:w="115"/>
-              <w:bottom w:type="dxa" w:w="216"/>
+              <w:bottom w:type="dxa" w:w="80"/>
               <w:right w:type="dxa" w:w="115"/>
             </w:tcMar>
             <w:vAlign w:val="center"/>
@@ -2449,7 +2449,7 @@
           <w:p>
             <w:pPr>
               <w:pStyle w:val="Normal"/>
-              <w:spacing w:after="0" w:line="340"/>
+              <w:spacing w:after="0" w:line="264"/>
             </w:pPr>
             <w:r>
               <w:rPr>
@@ -2473,9 +2473,9 @@
               <w:right w:val="nil" w:color="FFFFFF" w:sz="0"/>
             </w:tcBorders>
             <w:tcMar>
-              <w:top w:type="dxa" w:w="216"/>
+              <w:top w:type="dxa" w:w="80"/>
               <w:left w:type="dxa" w:w="115"/>
-              <w:bottom w:type="dxa" w:w="216"/>
+              <w:bottom w:type="dxa" w:w="80"/>
               <w:right w:type="dxa" w:w="115"/>
             </w:tcMar>
             <w:vAlign w:val="center"/>
@@ -2483,7 +2483,7 @@
           <w:p>
             <w:pPr>
               <w:pStyle w:val="Normal"/>
-              <w:spacing w:after="0" w:line="340"/>
+              <w:spacing w:after="0" w:line="264"/>
             </w:pPr>
             <w:r>
               <w:rPr>
@@ -2499,7 +2499,7 @@
       </w:tr>
       <w:tr>
         <w:trPr>
-          <w:trHeight w:val="690" w:hRule="atLeast"/>
+          <w:trHeight w:val="340" w:hRule="atLeast"/>
         </w:trPr>
         <w:tc>
           <w:tcPr>
@@ -2510,9 +2510,9 @@
               <w:right w:val="nil" w:color="FFFFFF" w:sz="0"/>
             </w:tcBorders>
             <w:tcMar>
-              <w:top w:type="dxa" w:w="216"/>
+              <w:top w:type="dxa" w:w="80"/>
               <w:left w:type="dxa" w:w="115"/>
-              <w:bottom w:type="dxa" w:w="216"/>
+              <w:bottom w:type="dxa" w:w="80"/>
               <w:right w:type="dxa" w:w="115"/>
             </w:tcMar>
             <w:vAlign w:val="center"/>
@@ -2520,7 +2520,7 @@
           <w:p>
             <w:pPr>
               <w:pStyle w:val="Normal"/>
-              <w:spacing w:after="0" w:line="340"/>
+              <w:spacing w:after="0" w:line="264"/>
             </w:pPr>
             <w:r>
               <w:rPr>
@@ -2544,9 +2544,9 @@
               <w:right w:val="nil" w:color="FFFFFF" w:sz="0"/>
             </w:tcBorders>
             <w:tcMar>
-              <w:top w:type="dxa" w:w="216"/>
+              <w:top w:type="dxa" w:w="80"/>
               <w:left w:type="dxa" w:w="115"/>
-              <w:bottom w:type="dxa" w:w="216"/>
+              <w:bottom w:type="dxa" w:w="80"/>
               <w:right w:type="dxa" w:w="115"/>
             </w:tcMar>
             <w:vAlign w:val="center"/>
@@ -2554,7 +2554,7 @@
           <w:p>
             <w:pPr>
               <w:pStyle w:val="Normal"/>
-              <w:spacing w:after="0" w:line="340"/>
+              <w:spacing w:after="0" w:line="264"/>
             </w:pPr>
             <w:r>
               <w:rPr>
@@ -2570,7 +2570,7 @@
       </w:tr>
       <w:tr>
         <w:trPr>
-          <w:trHeight w:val="690" w:hRule="atLeast"/>
+          <w:trHeight w:val="340" w:hRule="atLeast"/>
         </w:trPr>
         <w:tc>
           <w:tcPr>
@@ -2581,9 +2581,9 @@
               <w:right w:val="nil" w:color="FFFFFF" w:sz="0"/>
             </w:tcBorders>
             <w:tcMar>
-              <w:top w:type="dxa" w:w="216"/>
+              <w:top w:type="dxa" w:w="80"/>
               <w:left w:type="dxa" w:w="115"/>
-              <w:bottom w:type="dxa" w:w="216"/>
+              <w:bottom w:type="dxa" w:w="80"/>
               <w:right w:type="dxa" w:w="115"/>
             </w:tcMar>
             <w:vAlign w:val="center"/>
@@ -2591,7 +2591,7 @@
           <w:p>
             <w:pPr>
               <w:pStyle w:val="Normal"/>
-              <w:spacing w:after="0" w:line="340"/>
+              <w:spacing w:after="0" w:line="264"/>
             </w:pPr>
             <w:r>
               <w:rPr>
@@ -2615,9 +2615,9 @@
               <w:right w:val="nil" w:color="FFFFFF" w:sz="0"/>
             </w:tcBorders>
             <w:tcMar>
-              <w:top w:type="dxa" w:w="216"/>
+              <w:top w:type="dxa" w:w="80"/>
               <w:left w:type="dxa" w:w="115"/>
-              <w:bottom w:type="dxa" w:w="216"/>
+              <w:bottom w:type="dxa" w:w="80"/>
               <w:right w:type="dxa" w:w="115"/>
             </w:tcMar>
             <w:vAlign w:val="center"/>
@@ -2625,7 +2625,7 @@
           <w:p>
             <w:pPr>
               <w:pStyle w:val="Normal"/>
-              <w:spacing w:after="0" w:line="340"/>
+              <w:spacing w:after="0" w:line="264"/>
             </w:pPr>
             <w:r>
               <w:rPr>
@@ -2641,7 +2641,7 @@
       </w:tr>
       <w:tr>
         <w:trPr>
-          <w:trHeight w:val="690" w:hRule="atLeast"/>
+          <w:trHeight w:val="340" w:hRule="atLeast"/>
         </w:trPr>
         <w:tc>
           <w:tcPr>
@@ -2652,9 +2652,9 @@
               <w:right w:val="nil" w:color="FFFFFF" w:sz="0"/>
             </w:tcBorders>
             <w:tcMar>
-              <w:top w:type="dxa" w:w="216"/>
+              <w:top w:type="dxa" w:w="80"/>
               <w:left w:type="dxa" w:w="115"/>
-              <w:bottom w:type="dxa" w:w="216"/>
+              <w:bottom w:type="dxa" w:w="80"/>
               <w:right w:type="dxa" w:w="115"/>
             </w:tcMar>
             <w:vAlign w:val="center"/>
@@ -2662,7 +2662,7 @@
           <w:p>
             <w:pPr>
               <w:pStyle w:val="Normal"/>
-              <w:spacing w:after="0" w:line="340"/>
+              <w:spacing w:after="0" w:line="264"/>
             </w:pPr>
             <w:r>
               <w:rPr>
@@ -2686,9 +2686,9 @@
               <w:right w:val="nil" w:color="FFFFFF" w:sz="0"/>
             </w:tcBorders>
             <w:tcMar>
-              <w:top w:type="dxa" w:w="216"/>
+              <w:top w:type="dxa" w:w="80"/>
               <w:left w:type="dxa" w:w="115"/>
-              <w:bottom w:type="dxa" w:w="216"/>
+              <w:bottom w:type="dxa" w:w="80"/>
               <w:right w:type="dxa" w:w="115"/>
             </w:tcMar>
             <w:vAlign w:val="center"/>
@@ -2696,7 +2696,7 @@
           <w:p>
             <w:pPr>
               <w:pStyle w:val="Normal"/>
-              <w:spacing w:after="0" w:line="340"/>
+              <w:spacing w:after="0" w:line="264"/>
             </w:pPr>
             <w:r>
               <w:rPr>
@@ -2747,9 +2747,9 @@
               <w:right w:val="nil" w:color="FFFFFF" w:sz="0"/>
             </w:tcBorders>
             <w:tcMar>
-              <w:top w:type="dxa" w:w="216"/>
+              <w:top w:type="dxa" w:w="80"/>
               <w:left w:type="dxa" w:w="115"/>
-              <w:bottom w:type="dxa" w:w="216"/>
+              <w:bottom w:type="dxa" w:w="80"/>
               <w:right w:type="dxa" w:w="115"/>
             </w:tcMar>
             <w:vAlign w:val="center"/>
@@ -2757,7 +2757,7 @@
           <w:p>
             <w:pPr>
               <w:pStyle w:val="Normal"/>
-              <w:spacing w:after="0" w:line="340"/>
+              <w:spacing w:after="0" w:line="264"/>
             </w:pPr>
             <w:r>
               <w:rPr>
@@ -2781,9 +2781,9 @@
               <w:right w:val="nil" w:color="FFFFFF" w:sz="0"/>
             </w:tcBorders>
             <w:tcMar>
-              <w:top w:type="dxa" w:w="216"/>
+              <w:top w:type="dxa" w:w="80"/>
               <w:left w:type="dxa" w:w="115"/>
-              <w:bottom w:type="dxa" w:w="216"/>
+              <w:bottom w:type="dxa" w:w="80"/>
               <w:right w:type="dxa" w:w="115"/>
             </w:tcMar>
             <w:vAlign w:val="center"/>
@@ -2791,7 +2791,7 @@
           <w:p>
             <w:pPr>
               <w:pStyle w:val="Normal"/>
-              <w:spacing w:after="0" w:line="340"/>
+              <w:spacing w:after="0" w:line="264"/>
             </w:pPr>
             <w:r>
               <w:rPr>
@@ -2807,7 +2807,7 @@
       </w:tr>
       <w:tr>
         <w:trPr>
-          <w:trHeight w:val="864" w:hRule="atLeast"/>
+          <w:trHeight w:val="500" w:hRule="atLeast"/>
         </w:trPr>
         <w:tc>
           <w:tcPr>
@@ -2818,9 +2818,9 @@
               <w:right w:val="nil" w:color="FFFFFF" w:sz="0"/>
             </w:tcBorders>
             <w:tcMar>
-              <w:top w:type="dxa" w:w="216"/>
+              <w:top w:type="dxa" w:w="80"/>
               <w:left w:type="dxa" w:w="115"/>
-              <w:bottom w:type="dxa" w:w="216"/>
+              <w:bottom w:type="dxa" w:w="80"/>
               <w:right w:type="dxa" w:w="115"/>
             </w:tcMar>
             <w:vAlign w:val="center"/>
@@ -2828,7 +2828,7 @@
           <w:p>
             <w:pPr>
               <w:pStyle w:val="Normal"/>
-              <w:spacing w:after="0" w:line="340"/>
+              <w:spacing w:after="0" w:line="264"/>
             </w:pPr>
             <w:r>
               <w:rPr>
@@ -2852,9 +2852,9 @@
               <w:right w:val="nil" w:color="FFFFFF" w:sz="0"/>
             </w:tcBorders>
             <w:tcMar>
-              <w:top w:type="dxa" w:w="216"/>
+              <w:top w:type="dxa" w:w="80"/>
               <w:left w:type="dxa" w:w="115"/>
-              <w:bottom w:type="dxa" w:w="216"/>
+              <w:bottom w:type="dxa" w:w="80"/>
               <w:right w:type="dxa" w:w="115"/>
             </w:tcMar>
             <w:vAlign w:val="center"/>
@@ -2862,7 +2862,7 @@
           <w:p>
             <w:pPr>
               <w:pStyle w:val="Normal"/>
-              <w:spacing w:after="0" w:line="340"/>
+              <w:spacing w:after="0" w:line="264"/>
             </w:pPr>
             <w:r>
               <w:rPr>
@@ -2878,7 +2878,7 @@
       </w:tr>
       <w:tr>
         <w:trPr>
-          <w:trHeight w:val="690" w:hRule="atLeast"/>
+          <w:trHeight w:val="340" w:hRule="atLeast"/>
         </w:trPr>
         <w:tc>
           <w:tcPr>
@@ -2889,9 +2889,9 @@
               <w:right w:val="nil" w:color="FFFFFF" w:sz="0"/>
             </w:tcBorders>
             <w:tcMar>
-              <w:top w:type="dxa" w:w="216"/>
+              <w:top w:type="dxa" w:w="80"/>
               <w:left w:type="dxa" w:w="115"/>
-              <w:bottom w:type="dxa" w:w="216"/>
+              <w:bottom w:type="dxa" w:w="80"/>
               <w:right w:type="dxa" w:w="115"/>
             </w:tcMar>
             <w:vAlign w:val="center"/>
@@ -2899,7 +2899,7 @@
           <w:p>
             <w:pPr>
               <w:pStyle w:val="Normal"/>
-              <w:spacing w:after="0" w:line="340"/>
+              <w:spacing w:after="0" w:line="264"/>
             </w:pPr>
             <w:r>
               <w:rPr>
@@ -2923,9 +2923,9 @@
               <w:right w:val="nil" w:color="FFFFFF" w:sz="0"/>
             </w:tcBorders>
             <w:tcMar>
-              <w:top w:type="dxa" w:w="216"/>
+              <w:top w:type="dxa" w:w="80"/>
               <w:left w:type="dxa" w:w="115"/>
-              <w:bottom w:type="dxa" w:w="216"/>
+              <w:bottom w:type="dxa" w:w="80"/>
               <w:right w:type="dxa" w:w="115"/>
             </w:tcMar>
             <w:vAlign w:val="center"/>
@@ -2933,7 +2933,7 @@
           <w:p>
             <w:pPr>
               <w:pStyle w:val="Normal"/>
-              <w:spacing w:after="0" w:line="340"/>
+              <w:spacing w:after="0" w:line="264"/>
             </w:pPr>
             <w:r>
               <w:rPr>
@@ -2949,7 +2949,7 @@
       </w:tr>
       <w:tr>
         <w:trPr>
-          <w:trHeight w:val="690" w:hRule="atLeast"/>
+          <w:trHeight w:val="340" w:hRule="atLeast"/>
         </w:trPr>
         <w:tc>
           <w:tcPr>
@@ -2960,9 +2960,9 @@
               <w:right w:val="nil" w:color="FFFFFF" w:sz="0"/>
             </w:tcBorders>
             <w:tcMar>
-              <w:top w:type="dxa" w:w="216"/>
+              <w:top w:type="dxa" w:w="80"/>
               <w:left w:type="dxa" w:w="115"/>
-              <w:bottom w:type="dxa" w:w="216"/>
+              <w:bottom w:type="dxa" w:w="80"/>
               <w:right w:type="dxa" w:w="115"/>
             </w:tcMar>
             <w:vAlign w:val="center"/>
@@ -2970,7 +2970,7 @@
           <w:p>
             <w:pPr>
               <w:pStyle w:val="Normal"/>
-              <w:spacing w:after="0" w:line="340"/>
+              <w:spacing w:after="0" w:line="264"/>
             </w:pPr>
             <w:r>
               <w:rPr>
@@ -2994,9 +2994,9 @@
               <w:right w:val="nil" w:color="FFFFFF" w:sz="0"/>
             </w:tcBorders>
             <w:tcMar>
-              <w:top w:type="dxa" w:w="216"/>
+              <w:top w:type="dxa" w:w="80"/>
               <w:left w:type="dxa" w:w="115"/>
-              <w:bottom w:type="dxa" w:w="216"/>
+              <w:bottom w:type="dxa" w:w="80"/>
               <w:right w:type="dxa" w:w="115"/>
             </w:tcMar>
             <w:vAlign w:val="center"/>
@@ -3004,7 +3004,7 @@
           <w:p>
             <w:pPr>
               <w:pStyle w:val="Normal"/>
-              <w:spacing w:after="0" w:line="340"/>
+              <w:spacing w:after="0" w:line="264"/>
             </w:pPr>
             <w:r>
               <w:rPr>

--- a/content/templates/openagreements-employment-offer-letter/template.docx
+++ b/content/templates/openagreements-employment-offer-letter/template.docx
@@ -2366,9 +2366,9 @@
               <w:right w:val="nil" w:color="FFFFFF" w:sz="0"/>
             </w:tcBorders>
             <w:tcMar>
-              <w:top w:type="dxa" w:w="216"/>
+              <w:top w:type="dxa" w:w="80"/>
               <w:left w:type="dxa" w:w="115"/>
-              <w:bottom w:type="dxa" w:w="216"/>
+              <w:bottom w:type="dxa" w:w="80"/>
               <w:right w:type="dxa" w:w="115"/>
             </w:tcMar>
             <w:vAlign w:val="center"/>
@@ -2376,7 +2376,7 @@
           <w:p>
             <w:pPr>
               <w:pStyle w:val="Normal"/>
-              <w:spacing w:after="0" w:line="340"/>
+              <w:spacing w:after="0" w:line="264"/>
             </w:pPr>
             <w:r>
               <w:rPr>
@@ -2400,9 +2400,9 @@
               <w:right w:val="nil" w:color="FFFFFF" w:sz="0"/>
             </w:tcBorders>
             <w:tcMar>
-              <w:top w:type="dxa" w:w="216"/>
+              <w:top w:type="dxa" w:w="80"/>
               <w:left w:type="dxa" w:w="115"/>
-              <w:bottom w:type="dxa" w:w="120"/>
+              <w:bottom w:type="dxa" w:w="48"/>
               <w:right w:type="dxa" w:w="115"/>
             </w:tcMar>
             <w:vAlign w:val="center"/>
@@ -2410,7 +2410,7 @@
           <w:p>
             <w:pPr>
               <w:pStyle w:val="Normal"/>
-              <w:spacing w:after="0" w:line="340"/>
+              <w:spacing w:after="0" w:line="264"/>
             </w:pPr>
             <w:r>
               <w:rPr>
@@ -2428,7 +2428,7 @@
       </w:tr>
       <w:tr>
         <w:trPr>
-          <w:trHeight w:val="864" w:hRule="atLeast"/>
+          <w:trHeight w:val="500" w:hRule="atLeast"/>
         </w:trPr>
         <w:tc>
           <w:tcPr>
@@ -2439,9 +2439,9 @@
               <w:right w:val="nil" w:color="FFFFFF" w:sz="0"/>
             </w:tcBorders>
             <w:tcMar>
-              <w:top w:type="dxa" w:w="216"/>
+              <w:top w:type="dxa" w:w="80"/>
               <w:left w:type="dxa" w:w="115"/>
-              <w:bottom w:type="dxa" w:w="216"/>
+              <w:bottom w:type="dxa" w:w="80"/>
               <w:right w:type="dxa" w:w="115"/>
             </w:tcMar>
             <w:vAlign w:val="center"/>
@@ -2449,7 +2449,7 @@
           <w:p>
             <w:pPr>
               <w:pStyle w:val="Normal"/>
-              <w:spacing w:after="0" w:line="340"/>
+              <w:spacing w:after="0" w:line="264"/>
             </w:pPr>
             <w:r>
               <w:rPr>
@@ -2473,9 +2473,9 @@
               <w:right w:val="nil" w:color="FFFFFF" w:sz="0"/>
             </w:tcBorders>
             <w:tcMar>
-              <w:top w:type="dxa" w:w="216"/>
+              <w:top w:type="dxa" w:w="80"/>
               <w:left w:type="dxa" w:w="115"/>
-              <w:bottom w:type="dxa" w:w="216"/>
+              <w:bottom w:type="dxa" w:w="80"/>
               <w:right w:type="dxa" w:w="115"/>
             </w:tcMar>
             <w:vAlign w:val="center"/>
@@ -2483,7 +2483,7 @@
           <w:p>
             <w:pPr>
               <w:pStyle w:val="Normal"/>
-              <w:spacing w:after="0" w:line="340"/>
+              <w:spacing w:after="0" w:line="264"/>
             </w:pPr>
             <w:r>
               <w:rPr>
@@ -2499,7 +2499,7 @@
       </w:tr>
       <w:tr>
         <w:trPr>
-          <w:trHeight w:val="690" w:hRule="atLeast"/>
+          <w:trHeight w:val="340" w:hRule="atLeast"/>
         </w:trPr>
         <w:tc>
           <w:tcPr>
@@ -2510,9 +2510,9 @@
               <w:right w:val="nil" w:color="FFFFFF" w:sz="0"/>
             </w:tcBorders>
             <w:tcMar>
-              <w:top w:type="dxa" w:w="216"/>
+              <w:top w:type="dxa" w:w="80"/>
               <w:left w:type="dxa" w:w="115"/>
-              <w:bottom w:type="dxa" w:w="216"/>
+              <w:bottom w:type="dxa" w:w="80"/>
               <w:right w:type="dxa" w:w="115"/>
             </w:tcMar>
             <w:vAlign w:val="center"/>
@@ -2520,7 +2520,7 @@
           <w:p>
             <w:pPr>
               <w:pStyle w:val="Normal"/>
-              <w:spacing w:after="0" w:line="340"/>
+              <w:spacing w:after="0" w:line="264"/>
             </w:pPr>
             <w:r>
               <w:rPr>
@@ -2544,9 +2544,9 @@
               <w:right w:val="nil" w:color="FFFFFF" w:sz="0"/>
             </w:tcBorders>
             <w:tcMar>
-              <w:top w:type="dxa" w:w="216"/>
+              <w:top w:type="dxa" w:w="80"/>
               <w:left w:type="dxa" w:w="115"/>
-              <w:bottom w:type="dxa" w:w="216"/>
+              <w:bottom w:type="dxa" w:w="80"/>
               <w:right w:type="dxa" w:w="115"/>
             </w:tcMar>
             <w:vAlign w:val="center"/>
@@ -2554,7 +2554,7 @@
           <w:p>
             <w:pPr>
               <w:pStyle w:val="Normal"/>
-              <w:spacing w:after="0" w:line="340"/>
+              <w:spacing w:after="0" w:line="264"/>
             </w:pPr>
             <w:r>
               <w:rPr>
@@ -2570,7 +2570,7 @@
       </w:tr>
       <w:tr>
         <w:trPr>
-          <w:trHeight w:val="690" w:hRule="atLeast"/>
+          <w:trHeight w:val="340" w:hRule="atLeast"/>
         </w:trPr>
         <w:tc>
           <w:tcPr>
@@ -2581,9 +2581,9 @@
               <w:right w:val="nil" w:color="FFFFFF" w:sz="0"/>
             </w:tcBorders>
             <w:tcMar>
-              <w:top w:type="dxa" w:w="216"/>
+              <w:top w:type="dxa" w:w="80"/>
               <w:left w:type="dxa" w:w="115"/>
-              <w:bottom w:type="dxa" w:w="216"/>
+              <w:bottom w:type="dxa" w:w="80"/>
               <w:right w:type="dxa" w:w="115"/>
             </w:tcMar>
             <w:vAlign w:val="center"/>
@@ -2591,7 +2591,7 @@
           <w:p>
             <w:pPr>
               <w:pStyle w:val="Normal"/>
-              <w:spacing w:after="0" w:line="340"/>
+              <w:spacing w:after="0" w:line="264"/>
             </w:pPr>
             <w:r>
               <w:rPr>
@@ -2615,9 +2615,9 @@
               <w:right w:val="nil" w:color="FFFFFF" w:sz="0"/>
             </w:tcBorders>
             <w:tcMar>
-              <w:top w:type="dxa" w:w="216"/>
+              <w:top w:type="dxa" w:w="80"/>
               <w:left w:type="dxa" w:w="115"/>
-              <w:bottom w:type="dxa" w:w="216"/>
+              <w:bottom w:type="dxa" w:w="80"/>
               <w:right w:type="dxa" w:w="115"/>
             </w:tcMar>
             <w:vAlign w:val="center"/>
@@ -2625,7 +2625,7 @@
           <w:p>
             <w:pPr>
               <w:pStyle w:val="Normal"/>
-              <w:spacing w:after="0" w:line="340"/>
+              <w:spacing w:after="0" w:line="264"/>
             </w:pPr>
             <w:r>
               <w:rPr>
@@ -2641,7 +2641,7 @@
       </w:tr>
       <w:tr>
         <w:trPr>
-          <w:trHeight w:val="690" w:hRule="atLeast"/>
+          <w:trHeight w:val="340" w:hRule="atLeast"/>
         </w:trPr>
         <w:tc>
           <w:tcPr>
@@ -2652,9 +2652,9 @@
               <w:right w:val="nil" w:color="FFFFFF" w:sz="0"/>
             </w:tcBorders>
             <w:tcMar>
-              <w:top w:type="dxa" w:w="216"/>
+              <w:top w:type="dxa" w:w="80"/>
               <w:left w:type="dxa" w:w="115"/>
-              <w:bottom w:type="dxa" w:w="216"/>
+              <w:bottom w:type="dxa" w:w="80"/>
               <w:right w:type="dxa" w:w="115"/>
             </w:tcMar>
             <w:vAlign w:val="center"/>
@@ -2662,7 +2662,7 @@
           <w:p>
             <w:pPr>
               <w:pStyle w:val="Normal"/>
-              <w:spacing w:after="0" w:line="340"/>
+              <w:spacing w:after="0" w:line="264"/>
             </w:pPr>
             <w:r>
               <w:rPr>
@@ -2686,9 +2686,9 @@
               <w:right w:val="nil" w:color="FFFFFF" w:sz="0"/>
             </w:tcBorders>
             <w:tcMar>
-              <w:top w:type="dxa" w:w="216"/>
+              <w:top w:type="dxa" w:w="80"/>
               <w:left w:type="dxa" w:w="115"/>
-              <w:bottom w:type="dxa" w:w="216"/>
+              <w:bottom w:type="dxa" w:w="80"/>
               <w:right w:type="dxa" w:w="115"/>
             </w:tcMar>
             <w:vAlign w:val="center"/>
@@ -2696,7 +2696,7 @@
           <w:p>
             <w:pPr>
               <w:pStyle w:val="Normal"/>
-              <w:spacing w:after="0" w:line="340"/>
+              <w:spacing w:after="0" w:line="264"/>
             </w:pPr>
             <w:r>
               <w:rPr>
@@ -2747,9 +2747,9 @@
               <w:right w:val="nil" w:color="FFFFFF" w:sz="0"/>
             </w:tcBorders>
             <w:tcMar>
-              <w:top w:type="dxa" w:w="216"/>
+              <w:top w:type="dxa" w:w="80"/>
               <w:left w:type="dxa" w:w="115"/>
-              <w:bottom w:type="dxa" w:w="216"/>
+              <w:bottom w:type="dxa" w:w="80"/>
               <w:right w:type="dxa" w:w="115"/>
             </w:tcMar>
             <w:vAlign w:val="center"/>
@@ -2757,7 +2757,7 @@
           <w:p>
             <w:pPr>
               <w:pStyle w:val="Normal"/>
-              <w:spacing w:after="0" w:line="340"/>
+              <w:spacing w:after="0" w:line="264"/>
             </w:pPr>
             <w:r>
               <w:rPr>
@@ -2768,7 +2768,7 @@
                 <w:sz w:val="18"/>
                 <w:szCs w:val="18"/>
               </w:rPr>
-              <w:t xml:space="preserve"/>
+              <w:t xml:space="preserve">EMPLOYEE</w:t>
             </w:r>
           </w:p>
         </w:tc>
@@ -2781,9 +2781,9 @@
               <w:right w:val="nil" w:color="FFFFFF" w:sz="0"/>
             </w:tcBorders>
             <w:tcMar>
-              <w:top w:type="dxa" w:w="216"/>
+              <w:top w:type="dxa" w:w="80"/>
               <w:left w:type="dxa" w:w="115"/>
-              <w:bottom w:type="dxa" w:w="120"/>
+              <w:bottom w:type="dxa" w:w="80"/>
               <w:right w:type="dxa" w:w="115"/>
             </w:tcMar>
             <w:vAlign w:val="center"/>
@@ -2791,26 +2791,23 @@
           <w:p>
             <w:pPr>
               <w:pStyle w:val="Normal"/>
-              <w:spacing w:after="0" w:line="340"/>
-              <w:jc w:val="center"/>
-            </w:pPr>
-            <w:r>
-              <w:rPr>
-                <w:rFonts w:ascii="Arial" w:cs="Arial" w:eastAsia="Arial" w:hAnsi="Arial"/>
-                <w:b/>
-                <w:bCs/>
-                <w:color w:val="8C8D8E"/>
-                <w:sz w:val="16"/>
-                <w:szCs w:val="16"/>
-              </w:rPr>
-              <w:t xml:space="preserve">EMPLOYEE</w:t>
+              <w:spacing w:after="0" w:line="264"/>
+            </w:pPr>
+            <w:r>
+              <w:rPr>
+                <w:rFonts w:ascii="Arial" w:cs="Arial" w:eastAsia="Arial" w:hAnsi="Arial"/>
+                <w:color w:val="1D2021"/>
+                <w:sz w:val="18"/>
+                <w:szCs w:val="18"/>
+              </w:rPr>
+              <w:t xml:space="preserve"/>
             </w:r>
           </w:p>
         </w:tc>
       </w:tr>
       <w:tr>
         <w:trPr>
-          <w:trHeight w:val="864" w:hRule="atLeast"/>
+          <w:trHeight w:val="500" w:hRule="atLeast"/>
         </w:trPr>
         <w:tc>
           <w:tcPr>
@@ -2821,9 +2818,9 @@
               <w:right w:val="nil" w:color="FFFFFF" w:sz="0"/>
             </w:tcBorders>
             <w:tcMar>
-              <w:top w:type="dxa" w:w="216"/>
+              <w:top w:type="dxa" w:w="80"/>
               <w:left w:type="dxa" w:w="115"/>
-              <w:bottom w:type="dxa" w:w="216"/>
+              <w:bottom w:type="dxa" w:w="80"/>
               <w:right w:type="dxa" w:w="115"/>
             </w:tcMar>
             <w:vAlign w:val="center"/>
@@ -2831,7 +2828,7 @@
           <w:p>
             <w:pPr>
               <w:pStyle w:val="Normal"/>
-              <w:spacing w:after="0" w:line="340"/>
+              <w:spacing w:after="0" w:line="264"/>
             </w:pPr>
             <w:r>
               <w:rPr>
@@ -2843,6 +2840,77 @@
                 <w:szCs w:val="18"/>
               </w:rPr>
               <w:t xml:space="preserve">Signature</w:t>
+            </w:r>
+          </w:p>
+        </w:tc>
+        <w:tc>
+          <w:tcPr>
+            <w:tcBorders>
+              <w:top w:val="nil" w:color="FFFFFF" w:sz="0"/>
+              <w:left w:val="nil" w:color="FFFFFF" w:sz="0"/>
+              <w:bottom w:val="single" w:color="C7C7C7" w:sz="4"/>
+              <w:right w:val="nil" w:color="FFFFFF" w:sz="0"/>
+            </w:tcBorders>
+            <w:tcMar>
+              <w:top w:type="dxa" w:w="80"/>
+              <w:left w:type="dxa" w:w="115"/>
+              <w:bottom w:type="dxa" w:w="80"/>
+              <w:right w:type="dxa" w:w="115"/>
+            </w:tcMar>
+            <w:vAlign w:val="center"/>
+          </w:tcPr>
+          <w:p>
+            <w:pPr>
+              <w:pStyle w:val="Normal"/>
+              <w:spacing w:after="0" w:line="264"/>
+            </w:pPr>
+            <w:r>
+              <w:rPr>
+                <w:rFonts w:ascii="Arial" w:cs="Arial" w:eastAsia="Arial" w:hAnsi="Arial"/>
+                <w:color w:val="1D2021"/>
+                <w:sz w:val="18"/>
+                <w:szCs w:val="18"/>
+              </w:rPr>
+              <w:t xml:space="preserve"/>
+            </w:r>
+          </w:p>
+        </w:tc>
+      </w:tr>
+      <w:tr>
+        <w:trPr>
+          <w:trHeight w:val="340" w:hRule="atLeast"/>
+        </w:trPr>
+        <w:tc>
+          <w:tcPr>
+            <w:tcBorders>
+              <w:top w:val="nil" w:color="FFFFFF" w:sz="0"/>
+              <w:left w:val="nil" w:color="FFFFFF" w:sz="0"/>
+              <w:bottom w:val="nil" w:color="FFFFFF" w:sz="0"/>
+              <w:right w:val="nil" w:color="FFFFFF" w:sz="0"/>
+            </w:tcBorders>
+            <w:tcMar>
+              <w:top w:type="dxa" w:w="80"/>
+              <w:left w:type="dxa" w:w="115"/>
+              <w:bottom w:type="dxa" w:w="80"/>
+              <w:right w:type="dxa" w:w="115"/>
+            </w:tcMar>
+            <w:vAlign w:val="center"/>
+          </w:tcPr>
+          <w:p>
+            <w:pPr>
+              <w:pStyle w:val="Normal"/>
+              <w:spacing w:after="0" w:line="264"/>
+            </w:pPr>
+            <w:r>
+              <w:rPr>
+                <w:rFonts w:ascii="Arial" w:cs="Arial" w:eastAsia="Arial" w:hAnsi="Arial"/>
+                <w:b/>
+                <w:bCs/>
+                <w:color w:val="1D2021"/>
+                <w:sz w:val="18"/>
+                <w:szCs w:val="18"/>
+              </w:rPr>
+              <w:t xml:space="preserve">Print Name</w:t>
             </w:r>
           </w:p>
         </w:tc>
@@ -2855,9 +2923,9 @@
               <w:right w:val="nil" w:color="FFFFFF" w:sz="0"/>
             </w:tcBorders>
             <w:tcMar>
-              <w:top w:type="dxa" w:w="216"/>
+              <w:top w:type="dxa" w:w="80"/>
               <w:left w:type="dxa" w:w="115"/>
-              <w:bottom w:type="dxa" w:w="216"/>
+              <w:bottom w:type="dxa" w:w="80"/>
               <w:right w:type="dxa" w:w="115"/>
             </w:tcMar>
             <w:vAlign w:val="center"/>
@@ -2865,7 +2933,7 @@
           <w:p>
             <w:pPr>
               <w:pStyle w:val="Normal"/>
-              <w:spacing w:after="0" w:line="340"/>
+              <w:spacing w:after="0" w:line="264"/>
             </w:pPr>
             <w:r>
               <w:rPr>
@@ -2874,14 +2942,14 @@
                 <w:sz w:val="18"/>
                 <w:szCs w:val="18"/>
               </w:rPr>
-              <w:t xml:space="preserve"/>
+              <w:t xml:space="preserve">{employee_name}</w:t>
             </w:r>
           </w:p>
         </w:tc>
       </w:tr>
       <w:tr>
         <w:trPr>
-          <w:trHeight w:val="690" w:hRule="atLeast"/>
+          <w:trHeight w:val="340" w:hRule="atLeast"/>
         </w:trPr>
         <w:tc>
           <w:tcPr>
@@ -2892,9 +2960,9 @@
               <w:right w:val="nil" w:color="FFFFFF" w:sz="0"/>
             </w:tcBorders>
             <w:tcMar>
-              <w:top w:type="dxa" w:w="216"/>
+              <w:top w:type="dxa" w:w="80"/>
               <w:left w:type="dxa" w:w="115"/>
-              <w:bottom w:type="dxa" w:w="216"/>
+              <w:bottom w:type="dxa" w:w="80"/>
               <w:right w:type="dxa" w:w="115"/>
             </w:tcMar>
             <w:vAlign w:val="center"/>
@@ -2902,7 +2970,7 @@
           <w:p>
             <w:pPr>
               <w:pStyle w:val="Normal"/>
-              <w:spacing w:after="0" w:line="340"/>
+              <w:spacing w:after="0" w:line="264"/>
             </w:pPr>
             <w:r>
               <w:rPr>
@@ -2913,7 +2981,7 @@
                 <w:sz w:val="18"/>
                 <w:szCs w:val="18"/>
               </w:rPr>
-              <w:t xml:space="preserve">Print Name</w:t>
+              <w:t xml:space="preserve">Date</w:t>
             </w:r>
           </w:p>
         </w:tc>
@@ -2926,9 +2994,9 @@
               <w:right w:val="nil" w:color="FFFFFF" w:sz="0"/>
             </w:tcBorders>
             <w:tcMar>
-              <w:top w:type="dxa" w:w="216"/>
+              <w:top w:type="dxa" w:w="80"/>
               <w:left w:type="dxa" w:w="115"/>
-              <w:bottom w:type="dxa" w:w="216"/>
+              <w:bottom w:type="dxa" w:w="80"/>
               <w:right w:type="dxa" w:w="115"/>
             </w:tcMar>
             <w:vAlign w:val="center"/>
@@ -2936,78 +3004,7 @@
           <w:p>
             <w:pPr>
               <w:pStyle w:val="Normal"/>
-              <w:spacing w:after="0" w:line="340"/>
-            </w:pPr>
-            <w:r>
-              <w:rPr>
-                <w:rFonts w:ascii="Arial" w:cs="Arial" w:eastAsia="Arial" w:hAnsi="Arial"/>
-                <w:color w:val="1D2021"/>
-                <w:sz w:val="18"/>
-                <w:szCs w:val="18"/>
-              </w:rPr>
-              <w:t xml:space="preserve">{employee_name}</w:t>
-            </w:r>
-          </w:p>
-        </w:tc>
-      </w:tr>
-      <w:tr>
-        <w:trPr>
-          <w:trHeight w:val="690" w:hRule="atLeast"/>
-        </w:trPr>
-        <w:tc>
-          <w:tcPr>
-            <w:tcBorders>
-              <w:top w:val="nil" w:color="FFFFFF" w:sz="0"/>
-              <w:left w:val="nil" w:color="FFFFFF" w:sz="0"/>
-              <w:bottom w:val="nil" w:color="FFFFFF" w:sz="0"/>
-              <w:right w:val="nil" w:color="FFFFFF" w:sz="0"/>
-            </w:tcBorders>
-            <w:tcMar>
-              <w:top w:type="dxa" w:w="216"/>
-              <w:left w:type="dxa" w:w="115"/>
-              <w:bottom w:type="dxa" w:w="216"/>
-              <w:right w:type="dxa" w:w="115"/>
-            </w:tcMar>
-            <w:vAlign w:val="center"/>
-          </w:tcPr>
-          <w:p>
-            <w:pPr>
-              <w:pStyle w:val="Normal"/>
-              <w:spacing w:after="0" w:line="340"/>
-            </w:pPr>
-            <w:r>
-              <w:rPr>
-                <w:rFonts w:ascii="Arial" w:cs="Arial" w:eastAsia="Arial" w:hAnsi="Arial"/>
-                <w:b/>
-                <w:bCs/>
-                <w:color w:val="1D2021"/>
-                <w:sz w:val="18"/>
-                <w:szCs w:val="18"/>
-              </w:rPr>
-              <w:t xml:space="preserve">Date</w:t>
-            </w:r>
-          </w:p>
-        </w:tc>
-        <w:tc>
-          <w:tcPr>
-            <w:tcBorders>
-              <w:top w:val="single" w:color="C7C7C7" w:sz="4"/>
-              <w:left w:val="nil" w:color="FFFFFF" w:sz="0"/>
-              <w:bottom w:val="single" w:color="C7C7C7" w:sz="4"/>
-              <w:right w:val="nil" w:color="FFFFFF" w:sz="0"/>
-            </w:tcBorders>
-            <w:tcMar>
-              <w:top w:type="dxa" w:w="216"/>
-              <w:left w:type="dxa" w:w="115"/>
-              <w:bottom w:type="dxa" w:w="216"/>
-              <w:right w:type="dxa" w:w="115"/>
-            </w:tcMar>
-            <w:vAlign w:val="center"/>
-          </w:tcPr>
-          <w:p>
-            <w:pPr>
-              <w:pStyle w:val="Normal"/>
-              <w:spacing w:after="0" w:line="340"/>
+              <w:spacing w:after="0" w:line="264"/>
             </w:pPr>
             <w:r>
               <w:rPr>
